--- a/deliverables/小组报告-基于RK3576边缘计算的无人车主动式AI巡检系统设计.docx
+++ b/deliverables/小组报告-基于RK3576边缘计算的无人车主动式AI巡检系统设计.docx
@@ -70,7 +70,7 @@
                 <w:noProof/>
               </w:rPr>
               <w:drawing>
-                <wp:inline distT="0" distB="0" distL="0" distR="0" wp14:anchorId="56059C2B" wp14:editId="304513A2">
+                <wp:inline distT="0" distB="0" distL="0" distR="0" wp14:anchorId="0DD76763" wp14:editId="1BA5EA2E">
                   <wp:extent cx="1146610" cy="1079288"/>
                   <wp:effectExtent l="0" t="0" r="0" b="0"/>
                   <wp:docPr id="1" name="图片 1"/>
@@ -2372,7 +2372,7 @@
       <w:bookmarkStart w:id="0" w:name="_Toc477180876"/>
       <w:bookmarkStart w:id="1" w:name="_Toc478305470"/>
       <w:bookmarkStart w:id="2" w:name="_Toc493057481"/>
-      <w:bookmarkStart w:id="3" w:name="_Toc240448515"/>
+      <w:bookmarkStart w:id="3" w:name="_Toc240454863"/>
       <w:r>
         <w:rPr>
           <w:rFonts w:hint="eastAsia"/>
@@ -2631,13 +2631,25 @@
         <w:rPr>
           <w:rFonts w:hint="eastAsia"/>
         </w:rPr>
-        <w:t xml:space="preserve"> 300 s </w:t>
+        <w:t xml:space="preserve"> 30 </w:t>
       </w:r>
       <w:r>
         <w:rPr>
           <w:rFonts w:hint="eastAsia"/>
         </w:rPr>
-        <w:t>三轮四个进程均未退出，断网</w:t>
+        <w:t>分钟四个进程无退出、</w:t>
+      </w:r>
+      <w:r>
+        <w:rPr>
+          <w:rFonts w:hint="eastAsia"/>
+        </w:rPr>
+        <w:t xml:space="preserve">7 </w:t>
+      </w:r>
+      <w:r>
+        <w:rPr>
+          <w:rFonts w:hint="eastAsia"/>
+        </w:rPr>
+        <w:t>个证据包复核全部成功，断网</w:t>
       </w:r>
       <w:r>
         <w:rPr>
@@ -2822,7 +2834,7 @@
       <w:bookmarkStart w:id="5" w:name="_Toc477180877"/>
       <w:bookmarkStart w:id="6" w:name="_Toc478305471"/>
       <w:bookmarkStart w:id="7" w:name="_Toc493057482"/>
-      <w:bookmarkStart w:id="8" w:name="_Toc240448516"/>
+      <w:bookmarkStart w:id="8" w:name="_Toc240454864"/>
       <w:r>
         <w:rPr>
           <w:rStyle w:val="-"/>
@@ -2857,7 +2869,7 @@
               <w:rPr>
                 <w:snapToGrid w:val="0"/>
               </w:rPr>
-              <w:t>In this thesis, an active AI inspection system for an unmanned ground vehicle is designed and implemented on an RK3576 edge computing platform. During cruising, a lightweight detector scans every frame; once a suspicious target or an insufficient image quality is found, the vehicle is requested to stop, the pan-tilt unit centres the target, the camera zooms in and re-captures it, and an evidence package containing images, a video clip, pose, timestamps and inference results is uploaded to a cloud ledger for human review. The edge side consists of four processes (perception, mission, gateway and uploader) communicating over ZeroMQ, with all messages constrained by five JSON Schemas and an interface control document frozen as ICD v2.1. The recognition layer combines four models with rule-based arbitration: a two-stage YOLO11 detector, a geometric pointer-reading algorithm, an OCR cross-check and a PaDiM anomaly detector; every verdict carries its reasons. Active review is driven by a ten-state machine with a per-round review budget and a suppression rule. Safety is enforced at three layers: only seven high-level commands exist in the protocol, a safety gateway performs five checks with an audit log, and a chassis-level safety layer may override any upper-level command. As the development board and the vehicle were unavailable during the course, the system was verified in a self-built virtual substation rendered with a pinhole camera model, in which the driver layer injects command loss, focus failures and safety events at configured rates. Measured results: a basic reading error of 0.455 % FS, linearity of 0.302 % FS and repeatability of 0.309 % FS; 1.0 % overshoot, 1.10 s settling time and 8.4 px steady-state error at 3x zoom; 0.9941 mAP50 and a 0.168 % miss rate for detection; 3.8 % false positive and 3.3 % false negative rates for anomaly detection; no process exited during three 300 s runs, and no evidence was lost during a 75 s network outage. Both detectors and the anomaly feature networks have been converted to RKNN models for the RK3576 and packed into a Linux deployment package, which was installed and smoke-tested on x86 Linux; on-board timing remains to be measured once the hardware arrives.</w:t>
+              <w:t>In this thesis, an active AI inspection system for an unmanned ground vehicle is designed and implemented on an RK3576 edge computing platform. During cruising, a lightweight detector scans every frame; once a suspicious target or an insufficient image quality is found, the vehicle is requested to stop, the pan-tilt unit centres the target, the camera zooms in and re-captures it, and an evidence package containing images, a video clip, pose, timestamps and inference results is uploaded to a cloud ledger for human review. The edge side consists of four processes (perception, mission, gateway and uploader) communicating over ZeroMQ, with all messages constrained by five JSON Schemas and an interface control document frozen as ICD v2.1. The recognition layer combines four models with rule-based arbitration: a two-stage YOLO11 detector, a geometric pointer-reading algorithm, an OCR cross-check and a PaDiM anomaly detector; every verdict carries its reasons. Active review is driven by a ten-state machine with a per-round review budget and a suppression rule. Safety is enforced at three layers: only seven high-level commands exist in the protocol, a safety gateway performs five checks with an audit log, and a chassis-level safety layer may override any upper-level command. As the development board and the vehicle were unavailable during the course, the system was verified in a self-built virtual substation rendered with a pinhole camera model, in which the driver layer injects command loss, focus failures and safety events at configured rates. Measured results: a basic reading error of 0.455 % FS, linearity of 0.302 % FS and repeatability of 0.309 % FS; 1.0 % overshoot, 1.10 s settling time and 8.4 px steady-state error at 3x zoom; 0.9941 mAP50 and a 0.168 % miss rate for detection; 3.8 % false positive and 3.3 % false negative rates for anomaly detection; no process exited during a 30-minute continuous run, and no evidence was lost during a 75 s network outage. Both detectors and the anomaly feature networks have been converted to RKNN models for the RK3576 and packed into a Linux deployment package, which was installed and smoke-tested on x86 Linux; on-board timing remains to be measured once the hardware arrives.</w:t>
             </w:r>
           </w:p>
           <w:p>
@@ -2904,7 +2916,7 @@
         <w:ind w:firstLine="480"/>
       </w:pPr>
       <w:bookmarkStart w:id="10" w:name="_Toc493057483"/>
-      <w:bookmarkStart w:id="11" w:name="_Toc240448517"/>
+      <w:bookmarkStart w:id="11" w:name="_Toc240454865"/>
       <w:r>
         <w:rPr>
           <w:rFonts w:hint="eastAsia"/>
@@ -2936,7 +2948,7 @@
       <w:r>
         <w:fldChar w:fldCharType="separate"/>
       </w:r>
-      <w:hyperlink w:anchor="_Toc240448515" w:history="1">
+      <w:hyperlink w:anchor="_Toc240454863" w:history="1">
         <w:r>
           <w:rPr>
             <w:rStyle w:val="a8"/>
@@ -2959,7 +2971,7 @@
           <w:rPr>
             <w:webHidden/>
           </w:rPr>
-          <w:instrText xml:space="preserve"> PAGEREF _Toc240448515 \h </w:instrText>
+          <w:instrText xml:space="preserve"> PAGEREF _Toc240454863 \h </w:instrText>
         </w:r>
         <w:r>
           <w:rPr>
@@ -2997,7 +3009,7 @@
           <w14:ligatures w14:val="standardContextual"/>
         </w:rPr>
       </w:pPr>
-      <w:hyperlink w:anchor="_Toc240448516" w:history="1">
+      <w:hyperlink w:anchor="_Toc240454864" w:history="1">
         <w:r>
           <w:rPr>
             <w:rStyle w:val="a8"/>
@@ -3021,7 +3033,7 @@
           <w:rPr>
             <w:webHidden/>
           </w:rPr>
-          <w:instrText xml:space="preserve"> PAGEREF _Toc240448516 \h </w:instrText>
+          <w:instrText xml:space="preserve"> PAGEREF _Toc240454864 \h </w:instrText>
         </w:r>
         <w:r>
           <w:rPr>
@@ -3059,7 +3071,7 @@
           <w14:ligatures w14:val="standardContextual"/>
         </w:rPr>
       </w:pPr>
-      <w:hyperlink w:anchor="_Toc240448517" w:history="1">
+      <w:hyperlink w:anchor="_Toc240454865" w:history="1">
         <w:r>
           <w:rPr>
             <w:rStyle w:val="a8"/>
@@ -3082,7 +3094,7 @@
           <w:rPr>
             <w:webHidden/>
           </w:rPr>
-          <w:instrText xml:space="preserve"> PAGEREF _Toc240448517 \h </w:instrText>
+          <w:instrText xml:space="preserve"> PAGEREF _Toc240454865 \h </w:instrText>
         </w:r>
         <w:r>
           <w:rPr>
@@ -3120,7 +3132,7 @@
           <w14:ligatures w14:val="standardContextual"/>
         </w:rPr>
       </w:pPr>
-      <w:hyperlink w:anchor="_Toc240448518" w:history="1">
+      <w:hyperlink w:anchor="_Toc240454866" w:history="1">
         <w:r>
           <w:rPr>
             <w:rStyle w:val="a8"/>
@@ -3160,7 +3172,7 @@
           <w:rPr>
             <w:webHidden/>
           </w:rPr>
-          <w:instrText xml:space="preserve"> PAGEREF _Toc240448518 \h </w:instrText>
+          <w:instrText xml:space="preserve"> PAGEREF _Toc240454866 \h </w:instrText>
         </w:r>
         <w:r>
           <w:rPr>
@@ -3196,7 +3208,7 @@
           <w14:ligatures w14:val="standardContextual"/>
         </w:rPr>
       </w:pPr>
-      <w:hyperlink w:anchor="_Toc240448519" w:history="1">
+      <w:hyperlink w:anchor="_Toc240454867" w:history="1">
         <w:r>
           <w:rPr>
             <w:rStyle w:val="a8"/>
@@ -3234,7 +3246,7 @@
           <w:rPr>
             <w:webHidden/>
           </w:rPr>
-          <w:instrText xml:space="preserve"> PAGEREF _Toc240448519 \h </w:instrText>
+          <w:instrText xml:space="preserve"> PAGEREF _Toc240454867 \h </w:instrText>
         </w:r>
         <w:r>
           <w:rPr>
@@ -3270,7 +3282,7 @@
           <w14:ligatures w14:val="standardContextual"/>
         </w:rPr>
       </w:pPr>
-      <w:hyperlink w:anchor="_Toc240448520" w:history="1">
+      <w:hyperlink w:anchor="_Toc240454868" w:history="1">
         <w:r>
           <w:rPr>
             <w:rStyle w:val="a8"/>
@@ -3308,7 +3320,7 @@
           <w:rPr>
             <w:webHidden/>
           </w:rPr>
-          <w:instrText xml:space="preserve"> PAGEREF _Toc240448520 \h </w:instrText>
+          <w:instrText xml:space="preserve"> PAGEREF _Toc240454868 \h </w:instrText>
         </w:r>
         <w:r>
           <w:rPr>
@@ -3344,7 +3356,7 @@
           <w14:ligatures w14:val="standardContextual"/>
         </w:rPr>
       </w:pPr>
-      <w:hyperlink w:anchor="_Toc240448521" w:history="1">
+      <w:hyperlink w:anchor="_Toc240454869" w:history="1">
         <w:r>
           <w:rPr>
             <w:rStyle w:val="a8"/>
@@ -3382,7 +3394,7 @@
           <w:rPr>
             <w:webHidden/>
           </w:rPr>
-          <w:instrText xml:space="preserve"> PAGEREF _Toc240448521 \h </w:instrText>
+          <w:instrText xml:space="preserve"> PAGEREF _Toc240454869 \h </w:instrText>
         </w:r>
         <w:r>
           <w:rPr>
@@ -3418,7 +3430,7 @@
           <w14:ligatures w14:val="standardContextual"/>
         </w:rPr>
       </w:pPr>
-      <w:hyperlink w:anchor="_Toc240448522" w:history="1">
+      <w:hyperlink w:anchor="_Toc240454870" w:history="1">
         <w:r>
           <w:rPr>
             <w:rStyle w:val="a8"/>
@@ -3456,7 +3468,7 @@
           <w:rPr>
             <w:webHidden/>
           </w:rPr>
-          <w:instrText xml:space="preserve"> PAGEREF _Toc240448522 \h </w:instrText>
+          <w:instrText xml:space="preserve"> PAGEREF _Toc240454870 \h </w:instrText>
         </w:r>
         <w:r>
           <w:rPr>
@@ -3494,7 +3506,7 @@
           <w14:ligatures w14:val="standardContextual"/>
         </w:rPr>
       </w:pPr>
-      <w:hyperlink w:anchor="_Toc240448523" w:history="1">
+      <w:hyperlink w:anchor="_Toc240454871" w:history="1">
         <w:r>
           <w:rPr>
             <w:rStyle w:val="a8"/>
@@ -3534,7 +3546,7 @@
           <w:rPr>
             <w:webHidden/>
           </w:rPr>
-          <w:instrText xml:space="preserve"> PAGEREF _Toc240448523 \h </w:instrText>
+          <w:instrText xml:space="preserve"> PAGEREF _Toc240454871 \h </w:instrText>
         </w:r>
         <w:r>
           <w:rPr>
@@ -3570,7 +3582,7 @@
           <w14:ligatures w14:val="standardContextual"/>
         </w:rPr>
       </w:pPr>
-      <w:hyperlink w:anchor="_Toc240448524" w:history="1">
+      <w:hyperlink w:anchor="_Toc240454872" w:history="1">
         <w:r>
           <w:rPr>
             <w:rStyle w:val="a8"/>
@@ -3608,7 +3620,7 @@
           <w:rPr>
             <w:webHidden/>
           </w:rPr>
-          <w:instrText xml:space="preserve"> PAGEREF _Toc240448524 \h </w:instrText>
+          <w:instrText xml:space="preserve"> PAGEREF _Toc240454872 \h </w:instrText>
         </w:r>
         <w:r>
           <w:rPr>
@@ -3645,7 +3657,7 @@
           <w14:ligatures w14:val="standardContextual"/>
         </w:rPr>
       </w:pPr>
-      <w:hyperlink w:anchor="_Toc240448525" w:history="1">
+      <w:hyperlink w:anchor="_Toc240454873" w:history="1">
         <w:r>
           <w:rPr>
             <w:rStyle w:val="a8"/>
@@ -3684,7 +3696,7 @@
           <w:rPr>
             <w:webHidden/>
           </w:rPr>
-          <w:instrText xml:space="preserve"> PAGEREF _Toc240448525 \h </w:instrText>
+          <w:instrText xml:space="preserve"> PAGEREF _Toc240454873 \h </w:instrText>
         </w:r>
         <w:r>
           <w:rPr>
@@ -3721,7 +3733,7 @@
           <w14:ligatures w14:val="standardContextual"/>
         </w:rPr>
       </w:pPr>
-      <w:hyperlink w:anchor="_Toc240448526" w:history="1">
+      <w:hyperlink w:anchor="_Toc240454874" w:history="1">
         <w:r>
           <w:rPr>
             <w:rStyle w:val="a8"/>
@@ -3760,7 +3772,7 @@
           <w:rPr>
             <w:webHidden/>
           </w:rPr>
-          <w:instrText xml:space="preserve"> PAGEREF _Toc240448526 \h </w:instrText>
+          <w:instrText xml:space="preserve"> PAGEREF _Toc240454874 \h </w:instrText>
         </w:r>
         <w:r>
           <w:rPr>
@@ -3797,7 +3809,7 @@
           <w14:ligatures w14:val="standardContextual"/>
         </w:rPr>
       </w:pPr>
-      <w:hyperlink w:anchor="_Toc240448527" w:history="1">
+      <w:hyperlink w:anchor="_Toc240454875" w:history="1">
         <w:r>
           <w:rPr>
             <w:rStyle w:val="a8"/>
@@ -3836,7 +3848,7 @@
           <w:rPr>
             <w:webHidden/>
           </w:rPr>
-          <w:instrText xml:space="preserve"> PAGEREF _Toc240448527 \h </w:instrText>
+          <w:instrText xml:space="preserve"> PAGEREF _Toc240454875 \h </w:instrText>
         </w:r>
         <w:r>
           <w:rPr>
@@ -3872,7 +3884,7 @@
           <w14:ligatures w14:val="standardContextual"/>
         </w:rPr>
       </w:pPr>
-      <w:hyperlink w:anchor="_Toc240448528" w:history="1">
+      <w:hyperlink w:anchor="_Toc240454876" w:history="1">
         <w:r>
           <w:rPr>
             <w:rStyle w:val="a8"/>
@@ -3910,7 +3922,7 @@
           <w:rPr>
             <w:webHidden/>
           </w:rPr>
-          <w:instrText xml:space="preserve"> PAGEREF _Toc240448528 \h </w:instrText>
+          <w:instrText xml:space="preserve"> PAGEREF _Toc240454876 \h </w:instrText>
         </w:r>
         <w:r>
           <w:rPr>
@@ -3946,7 +3958,7 @@
           <w14:ligatures w14:val="standardContextual"/>
         </w:rPr>
       </w:pPr>
-      <w:hyperlink w:anchor="_Toc240448529" w:history="1">
+      <w:hyperlink w:anchor="_Toc240454877" w:history="1">
         <w:r>
           <w:rPr>
             <w:rStyle w:val="a8"/>
@@ -3984,7 +3996,7 @@
           <w:rPr>
             <w:webHidden/>
           </w:rPr>
-          <w:instrText xml:space="preserve"> PAGEREF _Toc240448529 \h </w:instrText>
+          <w:instrText xml:space="preserve"> PAGEREF _Toc240454877 \h </w:instrText>
         </w:r>
         <w:r>
           <w:rPr>
@@ -4021,7 +4033,7 @@
           <w14:ligatures w14:val="standardContextual"/>
         </w:rPr>
       </w:pPr>
-      <w:hyperlink w:anchor="_Toc240448530" w:history="1">
+      <w:hyperlink w:anchor="_Toc240454878" w:history="1">
         <w:r>
           <w:rPr>
             <w:rStyle w:val="a8"/>
@@ -4060,7 +4072,7 @@
           <w:rPr>
             <w:webHidden/>
           </w:rPr>
-          <w:instrText xml:space="preserve"> PAGEREF _Toc240448530 \h </w:instrText>
+          <w:instrText xml:space="preserve"> PAGEREF _Toc240454878 \h </w:instrText>
         </w:r>
         <w:r>
           <w:rPr>
@@ -4097,7 +4109,7 @@
           <w14:ligatures w14:val="standardContextual"/>
         </w:rPr>
       </w:pPr>
-      <w:hyperlink w:anchor="_Toc240448531" w:history="1">
+      <w:hyperlink w:anchor="_Toc240454879" w:history="1">
         <w:r>
           <w:rPr>
             <w:rStyle w:val="a8"/>
@@ -4136,7 +4148,7 @@
           <w:rPr>
             <w:webHidden/>
           </w:rPr>
-          <w:instrText xml:space="preserve"> PAGEREF _Toc240448531 \h </w:instrText>
+          <w:instrText xml:space="preserve"> PAGEREF _Toc240454879 \h </w:instrText>
         </w:r>
         <w:r>
           <w:rPr>
@@ -4173,7 +4185,7 @@
           <w14:ligatures w14:val="standardContextual"/>
         </w:rPr>
       </w:pPr>
-      <w:hyperlink w:anchor="_Toc240448532" w:history="1">
+      <w:hyperlink w:anchor="_Toc240454880" w:history="1">
         <w:r>
           <w:rPr>
             <w:rStyle w:val="a8"/>
@@ -4212,7 +4224,7 @@
           <w:rPr>
             <w:webHidden/>
           </w:rPr>
-          <w:instrText xml:space="preserve"> PAGEREF _Toc240448532 \h </w:instrText>
+          <w:instrText xml:space="preserve"> PAGEREF _Toc240454880 \h </w:instrText>
         </w:r>
         <w:r>
           <w:rPr>
@@ -4249,7 +4261,7 @@
           <w14:ligatures w14:val="standardContextual"/>
         </w:rPr>
       </w:pPr>
-      <w:hyperlink w:anchor="_Toc240448533" w:history="1">
+      <w:hyperlink w:anchor="_Toc240454881" w:history="1">
         <w:r>
           <w:rPr>
             <w:rStyle w:val="a8"/>
@@ -4288,7 +4300,7 @@
           <w:rPr>
             <w:webHidden/>
           </w:rPr>
-          <w:instrText xml:space="preserve"> PAGEREF _Toc240448533 \h </w:instrText>
+          <w:instrText xml:space="preserve"> PAGEREF _Toc240454881 \h </w:instrText>
         </w:r>
         <w:r>
           <w:rPr>
@@ -4325,7 +4337,7 @@
           <w14:ligatures w14:val="standardContextual"/>
         </w:rPr>
       </w:pPr>
-      <w:hyperlink w:anchor="_Toc240448534" w:history="1">
+      <w:hyperlink w:anchor="_Toc240454882" w:history="1">
         <w:r>
           <w:rPr>
             <w:rStyle w:val="a8"/>
@@ -4364,7 +4376,7 @@
           <w:rPr>
             <w:webHidden/>
           </w:rPr>
-          <w:instrText xml:space="preserve"> PAGEREF _Toc240448534 \h </w:instrText>
+          <w:instrText xml:space="preserve"> PAGEREF _Toc240454882 \h </w:instrText>
         </w:r>
         <w:r>
           <w:rPr>
@@ -4401,7 +4413,7 @@
           <w14:ligatures w14:val="standardContextual"/>
         </w:rPr>
       </w:pPr>
-      <w:hyperlink w:anchor="_Toc240448535" w:history="1">
+      <w:hyperlink w:anchor="_Toc240454883" w:history="1">
         <w:r>
           <w:rPr>
             <w:rStyle w:val="a8"/>
@@ -4440,7 +4452,7 @@
           <w:rPr>
             <w:webHidden/>
           </w:rPr>
-          <w:instrText xml:space="preserve"> PAGEREF _Toc240448535 \h </w:instrText>
+          <w:instrText xml:space="preserve"> PAGEREF _Toc240454883 \h </w:instrText>
         </w:r>
         <w:r>
           <w:rPr>
@@ -4477,7 +4489,7 @@
           <w14:ligatures w14:val="standardContextual"/>
         </w:rPr>
       </w:pPr>
-      <w:hyperlink w:anchor="_Toc240448536" w:history="1">
+      <w:hyperlink w:anchor="_Toc240454884" w:history="1">
         <w:r>
           <w:rPr>
             <w:rStyle w:val="a8"/>
@@ -4516,7 +4528,7 @@
           <w:rPr>
             <w:webHidden/>
           </w:rPr>
-          <w:instrText xml:space="preserve"> PAGEREF _Toc240448536 \h </w:instrText>
+          <w:instrText xml:space="preserve"> PAGEREF _Toc240454884 \h </w:instrText>
         </w:r>
         <w:r>
           <w:rPr>
@@ -4553,7 +4565,7 @@
           <w14:ligatures w14:val="standardContextual"/>
         </w:rPr>
       </w:pPr>
-      <w:hyperlink w:anchor="_Toc240448537" w:history="1">
+      <w:hyperlink w:anchor="_Toc240454885" w:history="1">
         <w:r>
           <w:rPr>
             <w:rStyle w:val="a8"/>
@@ -4598,7 +4610,7 @@
           <w:rPr>
             <w:webHidden/>
           </w:rPr>
-          <w:instrText xml:space="preserve"> PAGEREF _Toc240448537 \h </w:instrText>
+          <w:instrText xml:space="preserve"> PAGEREF _Toc240454885 \h </w:instrText>
         </w:r>
         <w:r>
           <w:rPr>
@@ -4636,7 +4648,7 @@
           <w14:ligatures w14:val="standardContextual"/>
         </w:rPr>
       </w:pPr>
-      <w:hyperlink w:anchor="_Toc240448538" w:history="1">
+      <w:hyperlink w:anchor="_Toc240454886" w:history="1">
         <w:r>
           <w:rPr>
             <w:rStyle w:val="a8"/>
@@ -4676,7 +4688,7 @@
           <w:rPr>
             <w:webHidden/>
           </w:rPr>
-          <w:instrText xml:space="preserve"> PAGEREF _Toc240448538 \h </w:instrText>
+          <w:instrText xml:space="preserve"> PAGEREF _Toc240454886 \h </w:instrText>
         </w:r>
         <w:r>
           <w:rPr>
@@ -4712,7 +4724,7 @@
           <w14:ligatures w14:val="standardContextual"/>
         </w:rPr>
       </w:pPr>
-      <w:hyperlink w:anchor="_Toc240448539" w:history="1">
+      <w:hyperlink w:anchor="_Toc240454887" w:history="1">
         <w:r>
           <w:rPr>
             <w:rStyle w:val="a8"/>
@@ -4750,7 +4762,7 @@
           <w:rPr>
             <w:webHidden/>
           </w:rPr>
-          <w:instrText xml:space="preserve"> PAGEREF _Toc240448539 \h </w:instrText>
+          <w:instrText xml:space="preserve"> PAGEREF _Toc240454887 \h </w:instrText>
         </w:r>
         <w:r>
           <w:rPr>
@@ -4786,7 +4798,7 @@
           <w14:ligatures w14:val="standardContextual"/>
         </w:rPr>
       </w:pPr>
-      <w:hyperlink w:anchor="_Toc240448540" w:history="1">
+      <w:hyperlink w:anchor="_Toc240454888" w:history="1">
         <w:r>
           <w:rPr>
             <w:rStyle w:val="a8"/>
@@ -4824,7 +4836,7 @@
           <w:rPr>
             <w:webHidden/>
           </w:rPr>
-          <w:instrText xml:space="preserve"> PAGEREF _Toc240448540 \h </w:instrText>
+          <w:instrText xml:space="preserve"> PAGEREF _Toc240454888 \h </w:instrText>
         </w:r>
         <w:r>
           <w:rPr>
@@ -4861,7 +4873,7 @@
           <w14:ligatures w14:val="standardContextual"/>
         </w:rPr>
       </w:pPr>
-      <w:hyperlink w:anchor="_Toc240448541" w:history="1">
+      <w:hyperlink w:anchor="_Toc240454889" w:history="1">
         <w:r>
           <w:rPr>
             <w:rStyle w:val="a8"/>
@@ -4900,7 +4912,7 @@
           <w:rPr>
             <w:webHidden/>
           </w:rPr>
-          <w:instrText xml:space="preserve"> PAGEREF _Toc240448541 \h </w:instrText>
+          <w:instrText xml:space="preserve"> PAGEREF _Toc240454889 \h </w:instrText>
         </w:r>
         <w:r>
           <w:rPr>
@@ -4937,7 +4949,7 @@
           <w14:ligatures w14:val="standardContextual"/>
         </w:rPr>
       </w:pPr>
-      <w:hyperlink w:anchor="_Toc240448542" w:history="1">
+      <w:hyperlink w:anchor="_Toc240454890" w:history="1">
         <w:r>
           <w:rPr>
             <w:rStyle w:val="a8"/>
@@ -4976,7 +4988,7 @@
           <w:rPr>
             <w:webHidden/>
           </w:rPr>
-          <w:instrText xml:space="preserve"> PAGEREF _Toc240448542 \h </w:instrText>
+          <w:instrText xml:space="preserve"> PAGEREF _Toc240454890 \h </w:instrText>
         </w:r>
         <w:r>
           <w:rPr>
@@ -5013,7 +5025,7 @@
           <w14:ligatures w14:val="standardContextual"/>
         </w:rPr>
       </w:pPr>
-      <w:hyperlink w:anchor="_Toc240448543" w:history="1">
+      <w:hyperlink w:anchor="_Toc240454891" w:history="1">
         <w:r>
           <w:rPr>
             <w:rStyle w:val="a8"/>
@@ -5052,7 +5064,7 @@
           <w:rPr>
             <w:webHidden/>
           </w:rPr>
-          <w:instrText xml:space="preserve"> PAGEREF _Toc240448543 \h </w:instrText>
+          <w:instrText xml:space="preserve"> PAGEREF _Toc240454891 \h </w:instrText>
         </w:r>
         <w:r>
           <w:rPr>
@@ -5089,7 +5101,7 @@
           <w14:ligatures w14:val="standardContextual"/>
         </w:rPr>
       </w:pPr>
-      <w:hyperlink w:anchor="_Toc240448544" w:history="1">
+      <w:hyperlink w:anchor="_Toc240454892" w:history="1">
         <w:r>
           <w:rPr>
             <w:rStyle w:val="a8"/>
@@ -5128,7 +5140,7 @@
           <w:rPr>
             <w:webHidden/>
           </w:rPr>
-          <w:instrText xml:space="preserve"> PAGEREF _Toc240448544 \h </w:instrText>
+          <w:instrText xml:space="preserve"> PAGEREF _Toc240454892 \h </w:instrText>
         </w:r>
         <w:r>
           <w:rPr>
@@ -5165,7 +5177,7 @@
           <w14:ligatures w14:val="standardContextual"/>
         </w:rPr>
       </w:pPr>
-      <w:hyperlink w:anchor="_Toc240448545" w:history="1">
+      <w:hyperlink w:anchor="_Toc240454893" w:history="1">
         <w:r>
           <w:rPr>
             <w:rStyle w:val="a8"/>
@@ -5204,7 +5216,7 @@
           <w:rPr>
             <w:webHidden/>
           </w:rPr>
-          <w:instrText xml:space="preserve"> PAGEREF _Toc240448545 \h </w:instrText>
+          <w:instrText xml:space="preserve"> PAGEREF _Toc240454893 \h </w:instrText>
         </w:r>
         <w:r>
           <w:rPr>
@@ -5221,7 +5233,7 @@
           <w:rPr>
             <w:webHidden/>
           </w:rPr>
-          <w:t>17</w:t>
+          <w:t>18</w:t>
         </w:r>
         <w:r>
           <w:rPr>
@@ -5240,7 +5252,7 @@
           <w14:ligatures w14:val="standardContextual"/>
         </w:rPr>
       </w:pPr>
-      <w:hyperlink w:anchor="_Toc240448546" w:history="1">
+      <w:hyperlink w:anchor="_Toc240454894" w:history="1">
         <w:r>
           <w:rPr>
             <w:rStyle w:val="a8"/>
@@ -5278,7 +5290,7 @@
           <w:rPr>
             <w:webHidden/>
           </w:rPr>
-          <w:instrText xml:space="preserve"> PAGEREF _Toc240448546 \h </w:instrText>
+          <w:instrText xml:space="preserve"> PAGEREF _Toc240454894 \h </w:instrText>
         </w:r>
         <w:r>
           <w:rPr>
@@ -5295,7 +5307,7 @@
           <w:rPr>
             <w:webHidden/>
           </w:rPr>
-          <w:t>18</w:t>
+          <w:t>19</w:t>
         </w:r>
         <w:r>
           <w:rPr>
@@ -5316,7 +5328,7 @@
           <w14:ligatures w14:val="standardContextual"/>
         </w:rPr>
       </w:pPr>
-      <w:hyperlink w:anchor="_Toc240448547" w:history="1">
+      <w:hyperlink w:anchor="_Toc240454895" w:history="1">
         <w:r>
           <w:rPr>
             <w:rStyle w:val="a8"/>
@@ -5356,7 +5368,7 @@
           <w:rPr>
             <w:webHidden/>
           </w:rPr>
-          <w:instrText xml:space="preserve"> PAGEREF _Toc240448547 \h </w:instrText>
+          <w:instrText xml:space="preserve"> PAGEREF _Toc240454895 \h </w:instrText>
         </w:r>
         <w:r>
           <w:rPr>
@@ -5373,7 +5385,7 @@
           <w:rPr>
             <w:webHidden/>
           </w:rPr>
-          <w:t>20</w:t>
+          <w:t>21</w:t>
         </w:r>
         <w:r>
           <w:rPr>
@@ -5392,7 +5404,7 @@
           <w14:ligatures w14:val="standardContextual"/>
         </w:rPr>
       </w:pPr>
-      <w:hyperlink w:anchor="_Toc240448548" w:history="1">
+      <w:hyperlink w:anchor="_Toc240454896" w:history="1">
         <w:r>
           <w:rPr>
             <w:rStyle w:val="a8"/>
@@ -5430,7 +5442,7 @@
           <w:rPr>
             <w:webHidden/>
           </w:rPr>
-          <w:instrText xml:space="preserve"> PAGEREF _Toc240448548 \h </w:instrText>
+          <w:instrText xml:space="preserve"> PAGEREF _Toc240454896 \h </w:instrText>
         </w:r>
         <w:r>
           <w:rPr>
@@ -5447,7 +5459,7 @@
           <w:rPr>
             <w:webHidden/>
           </w:rPr>
-          <w:t>20</w:t>
+          <w:t>21</w:t>
         </w:r>
         <w:r>
           <w:rPr>
@@ -5466,7 +5478,7 @@
           <w14:ligatures w14:val="standardContextual"/>
         </w:rPr>
       </w:pPr>
-      <w:hyperlink w:anchor="_Toc240448549" w:history="1">
+      <w:hyperlink w:anchor="_Toc240454897" w:history="1">
         <w:r>
           <w:rPr>
             <w:rStyle w:val="a8"/>
@@ -5504,7 +5516,7 @@
           <w:rPr>
             <w:webHidden/>
           </w:rPr>
-          <w:instrText xml:space="preserve"> PAGEREF _Toc240448549 \h </w:instrText>
+          <w:instrText xml:space="preserve"> PAGEREF _Toc240454897 \h </w:instrText>
         </w:r>
         <w:r>
           <w:rPr>
@@ -5521,7 +5533,7 @@
           <w:rPr>
             <w:webHidden/>
           </w:rPr>
-          <w:t>20</w:t>
+          <w:t>21</w:t>
         </w:r>
         <w:r>
           <w:rPr>
@@ -5540,7 +5552,7 @@
           <w14:ligatures w14:val="standardContextual"/>
         </w:rPr>
       </w:pPr>
-      <w:hyperlink w:anchor="_Toc240448550" w:history="1">
+      <w:hyperlink w:anchor="_Toc240454898" w:history="1">
         <w:r>
           <w:rPr>
             <w:rStyle w:val="a8"/>
@@ -5578,7 +5590,7 @@
           <w:rPr>
             <w:webHidden/>
           </w:rPr>
-          <w:instrText xml:space="preserve"> PAGEREF _Toc240448550 \h </w:instrText>
+          <w:instrText xml:space="preserve"> PAGEREF _Toc240454898 \h </w:instrText>
         </w:r>
         <w:r>
           <w:rPr>
@@ -5595,7 +5607,7 @@
           <w:rPr>
             <w:webHidden/>
           </w:rPr>
-          <w:t>20</w:t>
+          <w:t>21</w:t>
         </w:r>
         <w:r>
           <w:rPr>
@@ -5614,7 +5626,7 @@
           <w14:ligatures w14:val="standardContextual"/>
         </w:rPr>
       </w:pPr>
-      <w:hyperlink w:anchor="_Toc240448551" w:history="1">
+      <w:hyperlink w:anchor="_Toc240454899" w:history="1">
         <w:r>
           <w:rPr>
             <w:rStyle w:val="a8"/>
@@ -5652,7 +5664,7 @@
           <w:rPr>
             <w:webHidden/>
           </w:rPr>
-          <w:instrText xml:space="preserve"> PAGEREF _Toc240448551 \h </w:instrText>
+          <w:instrText xml:space="preserve"> PAGEREF _Toc240454899 \h </w:instrText>
         </w:r>
         <w:r>
           <w:rPr>
@@ -5669,7 +5681,7 @@
           <w:rPr>
             <w:webHidden/>
           </w:rPr>
-          <w:t>21</w:t>
+          <w:t>22</w:t>
         </w:r>
         <w:r>
           <w:rPr>
@@ -5690,7 +5702,7 @@
           <w14:ligatures w14:val="standardContextual"/>
         </w:rPr>
       </w:pPr>
-      <w:hyperlink w:anchor="_Toc240448552" w:history="1">
+      <w:hyperlink w:anchor="_Toc240454900" w:history="1">
         <w:r>
           <w:rPr>
             <w:rStyle w:val="a8"/>
@@ -5713,7 +5725,7 @@
           <w:rPr>
             <w:webHidden/>
           </w:rPr>
-          <w:instrText xml:space="preserve"> PAGEREF _Toc240448552 \h </w:instrText>
+          <w:instrText xml:space="preserve"> PAGEREF _Toc240454900 \h </w:instrText>
         </w:r>
         <w:r>
           <w:rPr>
@@ -5730,7 +5742,7 @@
           <w:rPr>
             <w:webHidden/>
           </w:rPr>
-          <w:t>21</w:t>
+          <w:t>22</w:t>
         </w:r>
         <w:r>
           <w:rPr>
@@ -5751,7 +5763,7 @@
           <w14:ligatures w14:val="standardContextual"/>
         </w:rPr>
       </w:pPr>
-      <w:hyperlink w:anchor="_Toc240448553" w:history="1">
+      <w:hyperlink w:anchor="_Toc240454901" w:history="1">
         <w:r>
           <w:rPr>
             <w:rStyle w:val="a8"/>
@@ -5774,7 +5786,7 @@
           <w:rPr>
             <w:webHidden/>
           </w:rPr>
-          <w:instrText xml:space="preserve"> PAGEREF _Toc240448553 \h </w:instrText>
+          <w:instrText xml:space="preserve"> PAGEREF _Toc240454901 \h </w:instrText>
         </w:r>
         <w:r>
           <w:rPr>
@@ -5791,7 +5803,7 @@
           <w:rPr>
             <w:webHidden/>
           </w:rPr>
-          <w:t>22</w:t>
+          <w:t>23</w:t>
         </w:r>
         <w:r>
           <w:rPr>
@@ -5847,7 +5859,7 @@
       <w:pPr>
         <w:pStyle w:val="1"/>
       </w:pPr>
-      <w:bookmarkStart w:id="12" w:name="_Toc240448518"/>
+      <w:bookmarkStart w:id="12" w:name="_Toc240454866"/>
       <w:r>
         <w:lastRenderedPageBreak/>
         <w:t>绪论</w:t>
@@ -5858,7 +5870,7 @@
       <w:pPr>
         <w:pStyle w:val="2"/>
       </w:pPr>
-      <w:bookmarkStart w:id="13" w:name="_Toc240448519"/>
+      <w:bookmarkStart w:id="13" w:name="_Toc240454867"/>
       <w:r>
         <w:t>研究背景与意义</w:t>
       </w:r>
@@ -6099,7 +6111,7 @@
       <w:pPr>
         <w:pStyle w:val="2"/>
       </w:pPr>
-      <w:bookmarkStart w:id="14" w:name="_Toc240448520"/>
+      <w:bookmarkStart w:id="14" w:name="_Toc240454868"/>
       <w:r>
         <w:lastRenderedPageBreak/>
         <w:t>设计目的与要求</w:t>
@@ -6165,7 +6177,7 @@
       <w:pPr>
         <w:pStyle w:val="2"/>
       </w:pPr>
-      <w:bookmarkStart w:id="15" w:name="_Toc240448521"/>
+      <w:bookmarkStart w:id="15" w:name="_Toc240454869"/>
       <w:r>
         <w:t>技术指标</w:t>
       </w:r>
@@ -6237,9 +6249,9 @@
         <w:tblLook w:val="04A0" w:firstRow="1" w:lastRow="0" w:firstColumn="1" w:lastColumn="0" w:noHBand="0" w:noVBand="1"/>
       </w:tblPr>
       <w:tblGrid>
+        <w:gridCol w:w="2158"/>
         <w:gridCol w:w="2157"/>
         <w:gridCol w:w="2157"/>
-        <w:gridCol w:w="2158"/>
         <w:gridCol w:w="2158"/>
       </w:tblGrid>
       <w:tr>
@@ -7383,14 +7395,14 @@
                 <w:rFonts w:ascii="宋体" w:hAnsi="宋体"/>
                 <w:sz w:val="21"/>
               </w:rPr>
-              <w:t xml:space="preserve">300 s </w:t>
-            </w:r>
-            <w:r>
-              <w:rPr>
-                <w:rFonts w:ascii="宋体" w:hAnsi="宋体"/>
-                <w:sz w:val="21"/>
-              </w:rPr>
-              <w:t>四进程不退出</w:t>
+              <w:t xml:space="preserve">30 </w:t>
+            </w:r>
+            <w:r>
+              <w:rPr>
+                <w:rFonts w:ascii="宋体" w:hAnsi="宋体"/>
+                <w:sz w:val="21"/>
+              </w:rPr>
+              <w:t>分钟四进程不退出</w:t>
             </w:r>
           </w:p>
         </w:tc>
@@ -7409,21 +7421,21 @@
                 <w:rFonts w:ascii="宋体" w:hAnsi="宋体"/>
                 <w:sz w:val="21"/>
               </w:rPr>
-              <w:t>受实训机时限制，方案书要求的</w:t>
-            </w:r>
-            <w:r>
-              <w:rPr>
-                <w:rFonts w:ascii="宋体" w:hAnsi="宋体"/>
-                <w:sz w:val="21"/>
-              </w:rPr>
-              <w:t xml:space="preserve"> 30 </w:t>
-            </w:r>
-            <w:r>
-              <w:rPr>
-                <w:rFonts w:ascii="宋体" w:hAnsi="宋体"/>
-                <w:sz w:val="21"/>
-              </w:rPr>
-              <w:t>分钟未做</w:t>
+              <w:t>方案书</w:t>
+            </w:r>
+            <w:r>
+              <w:rPr>
+                <w:rFonts w:ascii="宋体" w:hAnsi="宋体"/>
+                <w:sz w:val="21"/>
+              </w:rPr>
+              <w:t xml:space="preserve"> §9.3 </w:t>
+            </w:r>
+            <w:r>
+              <w:rPr>
+                <w:rFonts w:ascii="宋体" w:hAnsi="宋体"/>
+                <w:sz w:val="21"/>
+              </w:rPr>
+              <w:t>的口径</w:t>
             </w:r>
           </w:p>
         </w:tc>
@@ -7533,7 +7545,7 @@
       <w:pPr>
         <w:pStyle w:val="2"/>
       </w:pPr>
-      <w:bookmarkStart w:id="16" w:name="_Toc240448522"/>
+      <w:bookmarkStart w:id="16" w:name="_Toc240454870"/>
       <w:r>
         <w:t>本文的结构和内容</w:t>
       </w:r>
@@ -7575,7 +7587,7 @@
       <w:pPr>
         <w:pStyle w:val="1"/>
       </w:pPr>
-      <w:bookmarkStart w:id="17" w:name="_Toc240448523"/>
+      <w:bookmarkStart w:id="17" w:name="_Toc240454871"/>
       <w:r>
         <w:lastRenderedPageBreak/>
         <w:t>系统方案设计</w:t>
@@ -7586,7 +7598,7 @@
       <w:pPr>
         <w:pStyle w:val="2"/>
       </w:pPr>
-      <w:bookmarkStart w:id="18" w:name="_Toc240448524"/>
+      <w:bookmarkStart w:id="18" w:name="_Toc240454872"/>
       <w:r>
         <w:t>需求分析与总体方案设计</w:t>
       </w:r>
@@ -7596,7 +7608,7 @@
       <w:pPr>
         <w:pStyle w:val="3"/>
       </w:pPr>
-      <w:bookmarkStart w:id="19" w:name="_Toc240448525"/>
+      <w:bookmarkStart w:id="19" w:name="_Toc240454873"/>
       <w:r>
         <w:t>需求分析与相互制约的指标</w:t>
       </w:r>
@@ -8259,7 +8271,7 @@
       <w:pPr>
         <w:pStyle w:val="3"/>
       </w:pPr>
-      <w:bookmarkStart w:id="20" w:name="_Toc240448526"/>
+      <w:bookmarkStart w:id="20" w:name="_Toc240454874"/>
       <w:r>
         <w:lastRenderedPageBreak/>
         <w:t>关键模块的方案比选</w:t>
@@ -9792,7 +9804,7 @@
       <w:pPr>
         <w:pStyle w:val="3"/>
       </w:pPr>
-      <w:bookmarkStart w:id="21" w:name="_Toc240448527"/>
+      <w:bookmarkStart w:id="21" w:name="_Toc240454875"/>
       <w:r>
         <w:t>总体方案与系统框图</w:t>
       </w:r>
@@ -9842,7 +9854,7 @@
         </w:rPr>
         <w:lastRenderedPageBreak/>
         <w:drawing>
-          <wp:inline distT="0" distB="0" distL="0" distR="0" wp14:anchorId="650F0AE9" wp14:editId="0D227D6A">
+          <wp:inline distT="0" distB="0" distL="0" distR="0" wp14:anchorId="47159671" wp14:editId="22393B94">
             <wp:extent cx="5577840" cy="2722815"/>
             <wp:effectExtent l="0" t="0" r="0" b="0"/>
             <wp:docPr id="2" name="Picture 2"/>
@@ -9940,7 +9952,7 @@
       <w:pPr>
         <w:pStyle w:val="2"/>
       </w:pPr>
-      <w:bookmarkStart w:id="22" w:name="_Toc240448528"/>
+      <w:bookmarkStart w:id="22" w:name="_Toc240454876"/>
       <w:r>
         <w:t>硬件与接口设计</w:t>
       </w:r>
@@ -10642,7 +10654,7 @@
       <w:pPr>
         <w:pStyle w:val="2"/>
       </w:pPr>
-      <w:bookmarkStart w:id="23" w:name="_Toc240448529"/>
+      <w:bookmarkStart w:id="23" w:name="_Toc240454877"/>
       <w:r>
         <w:t>软件设计</w:t>
       </w:r>
@@ -10652,7 +10664,7 @@
       <w:pPr>
         <w:pStyle w:val="3"/>
       </w:pPr>
-      <w:bookmarkStart w:id="24" w:name="_Toc240448530"/>
+      <w:bookmarkStart w:id="24" w:name="_Toc240454878"/>
       <w:r>
         <w:t>进程划分与接口约束</w:t>
       </w:r>
@@ -10724,7 +10736,7 @@
       <w:pPr>
         <w:pStyle w:val="3"/>
       </w:pPr>
-      <w:bookmarkStart w:id="25" w:name="_Toc240448531"/>
+      <w:bookmarkStart w:id="25" w:name="_Toc240454879"/>
       <w:r>
         <w:t>感知流水线：四路模型与规则仲裁</w:t>
       </w:r>
@@ -10828,7 +10840,7 @@
         </w:rPr>
         <w:lastRenderedPageBreak/>
         <w:drawing>
-          <wp:inline distT="0" distB="0" distL="0" distR="0" wp14:anchorId="7F320D24" wp14:editId="3E2F22C7">
+          <wp:inline distT="0" distB="0" distL="0" distR="0" wp14:anchorId="08AF5E08" wp14:editId="4AB71466">
             <wp:extent cx="5577840" cy="2722815"/>
             <wp:effectExtent l="0" t="0" r="0" b="0"/>
             <wp:docPr id="3" name="Picture 3"/>
@@ -10950,7 +10962,7 @@
       <w:pPr>
         <w:pStyle w:val="3"/>
       </w:pPr>
-      <w:bookmarkStart w:id="26" w:name="_Toc240448532"/>
+      <w:bookmarkStart w:id="26" w:name="_Toc240454880"/>
       <w:r>
         <w:t>主动复核状态机</w:t>
       </w:r>
@@ -10982,7 +10994,7 @@
         </w:rPr>
         <w:lastRenderedPageBreak/>
         <w:drawing>
-          <wp:inline distT="0" distB="0" distL="0" distR="0" wp14:anchorId="3155FA25" wp14:editId="4A6A2CB7">
+          <wp:inline distT="0" distB="0" distL="0" distR="0" wp14:anchorId="6C966F6F" wp14:editId="623DE21E">
             <wp:extent cx="5577840" cy="2722815"/>
             <wp:effectExtent l="0" t="0" r="0" b="0"/>
             <wp:docPr id="4" name="Picture 4"/>
@@ -11068,7 +11080,7 @@
       <w:pPr>
         <w:pStyle w:val="3"/>
       </w:pPr>
-      <w:bookmarkStart w:id="27" w:name="_Toc240448533"/>
+      <w:bookmarkStart w:id="27" w:name="_Toc240454881"/>
       <w:r>
         <w:t>云台伺服与变焦增益调度</w:t>
       </w:r>
@@ -11153,7 +11165,7 @@
           <w:noProof/>
         </w:rPr>
         <w:drawing>
-          <wp:inline distT="0" distB="0" distL="0" distR="0" wp14:anchorId="66424910" wp14:editId="17F9C9D3">
+          <wp:inline distT="0" distB="0" distL="0" distR="0" wp14:anchorId="7B188F35" wp14:editId="783ADD2F">
             <wp:extent cx="5577840" cy="2722815"/>
             <wp:effectExtent l="0" t="0" r="0" b="0"/>
             <wp:docPr id="5" name="Picture 5"/>
@@ -11207,7 +11219,7 @@
       <w:pPr>
         <w:pStyle w:val="3"/>
       </w:pPr>
-      <w:bookmarkStart w:id="28" w:name="_Toc240448534"/>
+      <w:bookmarkStart w:id="28" w:name="_Toc240454882"/>
       <w:r>
         <w:lastRenderedPageBreak/>
         <w:t>三层安全防线</w:t>
@@ -11341,7 +11353,7 @@
           <w:noProof/>
         </w:rPr>
         <w:drawing>
-          <wp:inline distT="0" distB="0" distL="0" distR="0" wp14:anchorId="64C0636A" wp14:editId="43B2C973">
+          <wp:inline distT="0" distB="0" distL="0" distR="0" wp14:anchorId="05445AE0" wp14:editId="2A5EEE29">
             <wp:extent cx="5577840" cy="2722815"/>
             <wp:effectExtent l="0" t="0" r="0" b="0"/>
             <wp:docPr id="6" name="Picture 6"/>
@@ -11395,7 +11407,7 @@
       <w:pPr>
         <w:pStyle w:val="3"/>
       </w:pPr>
-      <w:bookmarkStart w:id="29" w:name="_Toc240448535"/>
+      <w:bookmarkStart w:id="29" w:name="_Toc240454883"/>
       <w:r>
         <w:t>证据包、离线缓存与云端复核</w:t>
       </w:r>
@@ -11457,7 +11469,7 @@
         </w:rPr>
         <w:lastRenderedPageBreak/>
         <w:drawing>
-          <wp:inline distT="0" distB="0" distL="0" distR="0" wp14:anchorId="3CE728DA" wp14:editId="0B171880">
+          <wp:inline distT="0" distB="0" distL="0" distR="0" wp14:anchorId="16E369DF" wp14:editId="2D6154B9">
             <wp:extent cx="5577840" cy="2722815"/>
             <wp:effectExtent l="0" t="0" r="0" b="0"/>
             <wp:docPr id="7" name="Picture 7"/>
@@ -11511,7 +11523,7 @@
       <w:pPr>
         <w:pStyle w:val="3"/>
       </w:pPr>
-      <w:bookmarkStart w:id="30" w:name="_Toc240448536"/>
+      <w:bookmarkStart w:id="30" w:name="_Toc240454884"/>
       <w:r>
         <w:t>虚拟配电室：验证与展示平台</w:t>
       </w:r>
@@ -11587,7 +11599,7 @@
           <w:noProof/>
         </w:rPr>
         <w:drawing>
-          <wp:inline distT="0" distB="0" distL="0" distR="0" wp14:anchorId="1013B028" wp14:editId="5E59B736">
+          <wp:inline distT="0" distB="0" distL="0" distR="0" wp14:anchorId="09FC0657" wp14:editId="248BF5DF">
             <wp:extent cx="5577840" cy="2722815"/>
             <wp:effectExtent l="0" t="0" r="0" b="0"/>
             <wp:docPr id="8" name="Picture 8"/>
@@ -11641,7 +11653,7 @@
       <w:pPr>
         <w:pStyle w:val="3"/>
       </w:pPr>
-      <w:bookmarkStart w:id="31" w:name="_Toc240448537"/>
+      <w:bookmarkStart w:id="31" w:name="_Toc240454885"/>
       <w:r>
         <w:lastRenderedPageBreak/>
         <w:t xml:space="preserve">RK3576 </w:t>
@@ -11745,7 +11757,7 @@
           <w:noProof/>
         </w:rPr>
         <w:drawing>
-          <wp:inline distT="0" distB="0" distL="0" distR="0" wp14:anchorId="32D673CD" wp14:editId="68254980">
+          <wp:inline distT="0" distB="0" distL="0" distR="0" wp14:anchorId="286443AE" wp14:editId="2985319F">
             <wp:extent cx="5577840" cy="2722815"/>
             <wp:effectExtent l="0" t="0" r="0" b="0"/>
             <wp:docPr id="9" name="Picture 9"/>
@@ -11799,7 +11811,7 @@
       <w:pPr>
         <w:pStyle w:val="1"/>
       </w:pPr>
-      <w:bookmarkStart w:id="32" w:name="_Toc240448538"/>
+      <w:bookmarkStart w:id="32" w:name="_Toc240454886"/>
       <w:r>
         <w:lastRenderedPageBreak/>
         <w:t>实验与分析</w:t>
@@ -11810,7 +11822,7 @@
       <w:pPr>
         <w:pStyle w:val="2"/>
       </w:pPr>
-      <w:bookmarkStart w:id="33" w:name="_Toc240448539"/>
+      <w:bookmarkStart w:id="33" w:name="_Toc240454887"/>
       <w:r>
         <w:t>实验设计</w:t>
       </w:r>
@@ -11937,7 +11949,7 @@
       <w:pPr>
         <w:pStyle w:val="2"/>
       </w:pPr>
-      <w:bookmarkStart w:id="34" w:name="_Toc240448540"/>
+      <w:bookmarkStart w:id="34" w:name="_Toc240454888"/>
       <w:r>
         <w:t>实验结果</w:t>
       </w:r>
@@ -11947,7 +11959,7 @@
       <w:pPr>
         <w:pStyle w:val="3"/>
       </w:pPr>
-      <w:bookmarkStart w:id="35" w:name="_Toc240448541"/>
+      <w:bookmarkStart w:id="35" w:name="_Toc240454889"/>
       <w:r>
         <w:t>识别效果</w:t>
       </w:r>
@@ -12044,7 +12056,7 @@
           <w:noProof/>
         </w:rPr>
         <w:drawing>
-          <wp:inline distT="0" distB="0" distL="0" distR="0" wp14:anchorId="79819F05" wp14:editId="7CBE75C1">
+          <wp:inline distT="0" distB="0" distL="0" distR="0" wp14:anchorId="75CD5835" wp14:editId="61BDD2FA">
             <wp:extent cx="4023360" cy="2791206"/>
             <wp:effectExtent l="0" t="0" r="0" b="0"/>
             <wp:docPr id="10" name="Picture 10"/>
@@ -13093,7 +13105,7 @@
       <w:pPr>
         <w:pStyle w:val="3"/>
       </w:pPr>
-      <w:bookmarkStart w:id="36" w:name="_Toc240448542"/>
+      <w:bookmarkStart w:id="36" w:name="_Toc240454890"/>
       <w:r>
         <w:t>读数精度与标定</w:t>
       </w:r>
@@ -13160,7 +13172,7 @@
           <w:noProof/>
         </w:rPr>
         <w:drawing>
-          <wp:inline distT="0" distB="0" distL="0" distR="0" wp14:anchorId="31B85F88" wp14:editId="0935A5F9">
+          <wp:inline distT="0" distB="0" distL="0" distR="0" wp14:anchorId="4A53A60C" wp14:editId="0616036A">
             <wp:extent cx="5669280" cy="1918833"/>
             <wp:effectExtent l="0" t="0" r="0" b="0"/>
             <wp:docPr id="11" name="Picture 11"/>
@@ -13228,7 +13240,7 @@
         </w:rPr>
         <w:lastRenderedPageBreak/>
         <w:drawing>
-          <wp:inline distT="0" distB="0" distL="0" distR="0" wp14:anchorId="6A2CF275" wp14:editId="595E6AC3">
+          <wp:inline distT="0" distB="0" distL="0" distR="0" wp14:anchorId="158D9FF3" wp14:editId="753DE7B8">
             <wp:extent cx="4206240" cy="2891790"/>
             <wp:effectExtent l="0" t="0" r="0" b="0"/>
             <wp:docPr id="12" name="Picture 12"/>
@@ -13282,7 +13294,7 @@
       <w:pPr>
         <w:pStyle w:val="3"/>
       </w:pPr>
-      <w:bookmarkStart w:id="37" w:name="_Toc240448543"/>
+      <w:bookmarkStart w:id="37" w:name="_Toc240454891"/>
       <w:r>
         <w:t>云台控制</w:t>
       </w:r>
@@ -13771,7 +13783,7 @@
           <w:noProof/>
         </w:rPr>
         <w:drawing>
-          <wp:inline distT="0" distB="0" distL="0" distR="0" wp14:anchorId="1632A923" wp14:editId="308F6594">
+          <wp:inline distT="0" distB="0" distL="0" distR="0" wp14:anchorId="62EF71C2" wp14:editId="16EBF952">
             <wp:extent cx="5486400" cy="2209289"/>
             <wp:effectExtent l="0" t="0" r="0" b="0"/>
             <wp:docPr id="13" name="Picture 13"/>
@@ -13891,7 +13903,7 @@
       <w:pPr>
         <w:pStyle w:val="3"/>
       </w:pPr>
-      <w:bookmarkStart w:id="38" w:name="_Toc240448544"/>
+      <w:bookmarkStart w:id="38" w:name="_Toc240454892"/>
       <w:r>
         <w:t>端到端运行与网络中断降级</w:t>
       </w:r>
@@ -14000,6 +14012,42 @@
           <w:p>
             <w:pPr>
               <w:spacing w:before="40" w:after="40"/>
+              <w:ind w:firstLine="422"/>
+              <w:jc w:val="left"/>
+            </w:pPr>
+            <w:r>
+              <w:rPr>
+                <w:rFonts w:ascii="宋体" w:hAnsi="宋体"/>
+                <w:b/>
+                <w:sz w:val="21"/>
+              </w:rPr>
+              <w:t>连续运行</w:t>
+            </w:r>
+            <w:r>
+              <w:rPr>
+                <w:rFonts w:ascii="宋体" w:hAnsi="宋体"/>
+                <w:b/>
+                <w:sz w:val="21"/>
+              </w:rPr>
+              <w:t xml:space="preserve"> 30 </w:t>
+            </w:r>
+            <w:r>
+              <w:rPr>
+                <w:rFonts w:ascii="宋体" w:hAnsi="宋体"/>
+                <w:b/>
+                <w:sz w:val="21"/>
+              </w:rPr>
+              <w:t>分钟</w:t>
+            </w:r>
+          </w:p>
+        </w:tc>
+        <w:tc>
+          <w:tcPr>
+            <w:tcW w:w="2880" w:type="dxa"/>
+          </w:tcPr>
+          <w:p>
+            <w:pPr>
+              <w:spacing w:before="40" w:after="40"/>
               <w:ind w:firstLine="420"/>
               <w:jc w:val="left"/>
             </w:pPr>
@@ -14008,21 +14056,7 @@
                 <w:rFonts w:ascii="宋体" w:hAnsi="宋体"/>
                 <w:sz w:val="21"/>
               </w:rPr>
-              <w:t>连续运行</w:t>
-            </w:r>
-            <w:r>
-              <w:rPr>
-                <w:rFonts w:ascii="宋体" w:hAnsi="宋体"/>
-                <w:sz w:val="21"/>
-              </w:rPr>
-              <w:t xml:space="preserve"> 300 s</w:t>
-            </w:r>
-            <w:r>
-              <w:rPr>
-                <w:rFonts w:ascii="宋体" w:hAnsi="宋体"/>
-                <w:sz w:val="21"/>
-              </w:rPr>
-              <w:t>（三轮）</w:t>
+              <w:t>四进程不退出</w:t>
             </w:r>
           </w:p>
         </w:tc>
@@ -14033,48 +14067,72 @@
           <w:p>
             <w:pPr>
               <w:spacing w:before="40" w:after="40"/>
-              <w:ind w:firstLine="420"/>
-              <w:jc w:val="left"/>
-            </w:pPr>
-            <w:r>
-              <w:rPr>
-                <w:rFonts w:ascii="宋体" w:hAnsi="宋体"/>
-                <w:sz w:val="21"/>
-              </w:rPr>
-              <w:t>四进程不退出</w:t>
-            </w:r>
-          </w:p>
-        </w:tc>
-        <w:tc>
-          <w:tcPr>
-            <w:tcW w:w="2880" w:type="dxa"/>
-          </w:tcPr>
-          <w:p>
-            <w:pPr>
-              <w:spacing w:before="40" w:after="40"/>
-              <w:ind w:firstLine="420"/>
-              <w:jc w:val="left"/>
-            </w:pPr>
-            <w:r>
-              <w:rPr>
-                <w:rFonts w:ascii="宋体" w:hAnsi="宋体"/>
-                <w:sz w:val="21"/>
-              </w:rPr>
-              <w:t>三轮均无进程退出，证据包</w:t>
-            </w:r>
-            <w:r>
-              <w:rPr>
-                <w:rFonts w:ascii="宋体" w:hAnsi="宋体"/>
-                <w:sz w:val="21"/>
-              </w:rPr>
-              <w:t xml:space="preserve"> 8 / 7 / 7 </w:t>
-            </w:r>
-            <w:r>
-              <w:rPr>
-                <w:rFonts w:ascii="宋体" w:hAnsi="宋体"/>
-                <w:sz w:val="21"/>
-              </w:rPr>
-              <w:t>个</w:t>
+              <w:ind w:firstLine="422"/>
+              <w:jc w:val="left"/>
+            </w:pPr>
+            <w:r>
+              <w:rPr>
+                <w:rFonts w:ascii="宋体" w:hAnsi="宋体"/>
+                <w:b/>
+                <w:sz w:val="21"/>
+              </w:rPr>
+              <w:t>无进程退出、无</w:t>
+            </w:r>
+            <w:r>
+              <w:rPr>
+                <w:rFonts w:ascii="宋体" w:hAnsi="宋体"/>
+                <w:b/>
+                <w:sz w:val="21"/>
+              </w:rPr>
+              <w:t xml:space="preserve"> CRITICAL </w:t>
+            </w:r>
+            <w:r>
+              <w:rPr>
+                <w:rFonts w:ascii="宋体" w:hAnsi="宋体"/>
+                <w:b/>
+                <w:sz w:val="21"/>
+              </w:rPr>
+              <w:t>记录；</w:t>
+            </w:r>
+            <w:r>
+              <w:rPr>
+                <w:rFonts w:ascii="宋体" w:hAnsi="宋体"/>
+                <w:b/>
+                <w:sz w:val="21"/>
+              </w:rPr>
+              <w:t xml:space="preserve">7 </w:t>
+            </w:r>
+            <w:r>
+              <w:rPr>
+                <w:rFonts w:ascii="宋体" w:hAnsi="宋体"/>
+                <w:b/>
+                <w:sz w:val="21"/>
+              </w:rPr>
+              <w:t>个证据包，复核</w:t>
+            </w:r>
+            <w:r>
+              <w:rPr>
+                <w:rFonts w:ascii="宋体" w:hAnsi="宋体"/>
+                <w:b/>
+                <w:sz w:val="21"/>
+              </w:rPr>
+              <w:t xml:space="preserve"> 7/7</w:t>
+            </w:r>
+            <w:r>
+              <w:rPr>
+                <w:rFonts w:ascii="宋体" w:hAnsi="宋体"/>
+                <w:b/>
+                <w:sz w:val="21"/>
+              </w:rPr>
+              <w:t>，读数</w:t>
+            </w:r>
+            <w:r>
+              <w:rPr>
+                <w:rFonts w:ascii="宋体" w:hAnsi="宋体"/>
+                <w:b/>
+                <w:sz w:val="21"/>
+              </w:rPr>
+              <w:t xml:space="preserve"> 7/7</w:t>
             </w:r>
           </w:p>
         </w:tc>
@@ -14098,7 +14156,21 @@
                 <w:rFonts w:ascii="宋体" w:hAnsi="宋体"/>
                 <w:sz w:val="21"/>
               </w:rPr>
-              <w:t>复核成功率</w:t>
+              <w:t>连续运行</w:t>
+            </w:r>
+            <w:r>
+              <w:rPr>
+                <w:rFonts w:ascii="宋体" w:hAnsi="宋体"/>
+                <w:sz w:val="21"/>
+              </w:rPr>
+              <w:t xml:space="preserve"> 300 s</w:t>
+            </w:r>
+            <w:r>
+              <w:rPr>
+                <w:rFonts w:ascii="宋体" w:hAnsi="宋体"/>
+                <w:sz w:val="21"/>
+              </w:rPr>
+              <w:t>（三轮）</w:t>
             </w:r>
           </w:p>
         </w:tc>
@@ -14117,7 +14189,7 @@
                 <w:rFonts w:ascii="宋体" w:hAnsi="宋体"/>
                 <w:sz w:val="21"/>
               </w:rPr>
-              <w:t>&gt; 85 %</w:t>
+              <w:t>四进程不退出</w:t>
             </w:r>
           </w:p>
         </w:tc>
@@ -14136,84 +14208,21 @@
                 <w:rFonts w:ascii="宋体" w:hAnsi="宋体"/>
                 <w:sz w:val="21"/>
               </w:rPr>
-              <w:t>真权重一轮</w:t>
-            </w:r>
-            <w:r>
-              <w:rPr>
-                <w:rFonts w:ascii="宋体" w:hAnsi="宋体"/>
-                <w:sz w:val="21"/>
-              </w:rPr>
-              <w:t xml:space="preserve"> 7/7</w:t>
-            </w:r>
-            <w:r>
-              <w:rPr>
-                <w:rFonts w:ascii="宋体" w:hAnsi="宋体"/>
-                <w:sz w:val="21"/>
-              </w:rPr>
-              <w:t>（</w:t>
-            </w:r>
-            <w:r>
-              <w:rPr>
-                <w:rFonts w:ascii="宋体" w:hAnsi="宋体"/>
-                <w:sz w:val="21"/>
-              </w:rPr>
-              <w:t>100 %</w:t>
-            </w:r>
-            <w:r>
-              <w:rPr>
-                <w:rFonts w:ascii="宋体" w:hAnsi="宋体"/>
-                <w:sz w:val="21"/>
-              </w:rPr>
-              <w:t>）；换用</w:t>
-            </w:r>
-            <w:r>
-              <w:rPr>
-                <w:rFonts w:ascii="宋体" w:hAnsi="宋体"/>
-                <w:sz w:val="21"/>
-              </w:rPr>
-              <w:t xml:space="preserve"> PaDiM </w:t>
-            </w:r>
-            <w:r>
-              <w:rPr>
-                <w:rFonts w:ascii="宋体" w:hAnsi="宋体"/>
-                <w:sz w:val="21"/>
-              </w:rPr>
-              <w:t>后三轮</w:t>
-            </w:r>
-            <w:r>
-              <w:rPr>
-                <w:rFonts w:ascii="宋体" w:hAnsi="宋体"/>
-                <w:sz w:val="21"/>
-              </w:rPr>
-              <w:t xml:space="preserve"> 180 s </w:t>
-            </w:r>
-            <w:r>
-              <w:rPr>
-                <w:rFonts w:ascii="宋体" w:hAnsi="宋体"/>
-                <w:sz w:val="21"/>
-              </w:rPr>
-              <w:t>为</w:t>
-            </w:r>
-            <w:r>
-              <w:rPr>
-                <w:rFonts w:ascii="宋体" w:hAnsi="宋体"/>
-                <w:sz w:val="21"/>
-              </w:rPr>
-              <w:t xml:space="preserve"> 83.3 / 66.7 / 85.7 %</w:t>
-            </w:r>
-            <w:r>
-              <w:rPr>
-                <w:rFonts w:ascii="宋体" w:hAnsi="宋体"/>
-                <w:sz w:val="21"/>
-              </w:rPr>
-              <w:t>，中位</w:t>
-            </w:r>
-            <w:r>
-              <w:rPr>
-                <w:rFonts w:ascii="宋体" w:hAnsi="宋体"/>
-                <w:sz w:val="21"/>
-              </w:rPr>
-              <w:t xml:space="preserve"> 83.3 %</w:t>
+              <w:t>三轮均无进程退出，证据包</w:t>
+            </w:r>
+            <w:r>
+              <w:rPr>
+                <w:rFonts w:ascii="宋体" w:hAnsi="宋体"/>
+                <w:sz w:val="21"/>
+              </w:rPr>
+              <w:t xml:space="preserve"> 8 / 7 / 7 </w:t>
+            </w:r>
+            <w:r>
+              <w:rPr>
+                <w:rFonts w:ascii="宋体" w:hAnsi="宋体"/>
+                <w:sz w:val="21"/>
+              </w:rPr>
+              <w:t>个</w:t>
             </w:r>
           </w:p>
         </w:tc>
@@ -14237,7 +14246,7 @@
                 <w:rFonts w:ascii="宋体" w:hAnsi="宋体"/>
                 <w:sz w:val="21"/>
               </w:rPr>
-              <w:t>复核态读数产出率</w:t>
+              <w:t>复核成功率</w:t>
             </w:r>
           </w:p>
         </w:tc>
@@ -14256,7 +14265,7 @@
                 <w:rFonts w:ascii="宋体" w:hAnsi="宋体"/>
                 <w:sz w:val="21"/>
               </w:rPr>
-              <w:t>&gt; 80 %</w:t>
+              <w:t>&gt; 85 %</w:t>
             </w:r>
           </w:p>
         </w:tc>
@@ -14275,7 +14284,14 @@
                 <w:rFonts w:ascii="宋体" w:hAnsi="宋体"/>
                 <w:sz w:val="21"/>
               </w:rPr>
-              <w:t>7/7</w:t>
+              <w:t>真权重一轮</w:t>
+            </w:r>
+            <w:r>
+              <w:rPr>
+                <w:rFonts w:ascii="宋体" w:hAnsi="宋体"/>
+                <w:sz w:val="21"/>
+              </w:rPr>
+              <w:t xml:space="preserve"> 7/7</w:t>
             </w:r>
             <w:r>
               <w:rPr>
@@ -14296,7 +14312,56 @@
                 <w:rFonts w:ascii="宋体" w:hAnsi="宋体"/>
                 <w:sz w:val="21"/>
               </w:rPr>
-              <w:t>）</w:t>
+              <w:t>）；换用</w:t>
+            </w:r>
+            <w:r>
+              <w:rPr>
+                <w:rFonts w:ascii="宋体" w:hAnsi="宋体"/>
+                <w:sz w:val="21"/>
+              </w:rPr>
+              <w:t xml:space="preserve"> PaDiM </w:t>
+            </w:r>
+            <w:r>
+              <w:rPr>
+                <w:rFonts w:ascii="宋体" w:hAnsi="宋体"/>
+                <w:sz w:val="21"/>
+              </w:rPr>
+              <w:t>后三轮</w:t>
+            </w:r>
+            <w:r>
+              <w:rPr>
+                <w:rFonts w:ascii="宋体" w:hAnsi="宋体"/>
+                <w:sz w:val="21"/>
+              </w:rPr>
+              <w:t xml:space="preserve"> 180 s </w:t>
+            </w:r>
+            <w:r>
+              <w:rPr>
+                <w:rFonts w:ascii="宋体" w:hAnsi="宋体"/>
+                <w:sz w:val="21"/>
+              </w:rPr>
+              <w:t>为</w:t>
+            </w:r>
+            <w:r>
+              <w:rPr>
+                <w:rFonts w:ascii="宋体" w:hAnsi="宋体"/>
+                <w:sz w:val="21"/>
+              </w:rPr>
+              <w:t xml:space="preserve"> 83.3 / 66.7 / 85.7 %</w:t>
+            </w:r>
+            <w:r>
+              <w:rPr>
+                <w:rFonts w:ascii="宋体" w:hAnsi="宋体"/>
+                <w:sz w:val="21"/>
+              </w:rPr>
+              <w:t>，中位</w:t>
+            </w:r>
+            <w:r>
+              <w:rPr>
+                <w:rFonts w:ascii="宋体" w:hAnsi="宋体"/>
+                <w:sz w:val="21"/>
+              </w:rPr>
+              <w:t xml:space="preserve"> 83.3 %</w:t>
             </w:r>
           </w:p>
         </w:tc>
@@ -14320,21 +14385,7 @@
                 <w:rFonts w:ascii="宋体" w:hAnsi="宋体"/>
                 <w:sz w:val="21"/>
               </w:rPr>
-              <w:t>平均密度比（复核</w:t>
-            </w:r>
-            <w:r>
-              <w:rPr>
-                <w:rFonts w:ascii="宋体" w:hAnsi="宋体"/>
-                <w:sz w:val="21"/>
-              </w:rPr>
-              <w:t>/</w:t>
-            </w:r>
-            <w:r>
-              <w:rPr>
-                <w:rFonts w:ascii="宋体" w:hAnsi="宋体"/>
-                <w:sz w:val="21"/>
-              </w:rPr>
-              <w:t>巡航）</w:t>
+              <w:t>复核态读数产出率</w:t>
             </w:r>
           </w:p>
         </w:tc>
@@ -14353,7 +14404,7 @@
                 <w:rFonts w:ascii="宋体" w:hAnsi="宋体"/>
                 <w:sz w:val="21"/>
               </w:rPr>
-              <w:t>1.8–2.4</w:t>
+              <w:t>&gt; 80 %</w:t>
             </w:r>
           </w:p>
         </w:tc>
@@ -14372,7 +14423,28 @@
                 <w:rFonts w:ascii="宋体" w:hAnsi="宋体"/>
                 <w:sz w:val="21"/>
               </w:rPr>
-              <w:t>1.94–2.32</w:t>
+              <w:t>7/7</w:t>
+            </w:r>
+            <w:r>
+              <w:rPr>
+                <w:rFonts w:ascii="宋体" w:hAnsi="宋体"/>
+                <w:sz w:val="21"/>
+              </w:rPr>
+              <w:t>（</w:t>
+            </w:r>
+            <w:r>
+              <w:rPr>
+                <w:rFonts w:ascii="宋体" w:hAnsi="宋体"/>
+                <w:sz w:val="21"/>
+              </w:rPr>
+              <w:t>100 %</w:t>
+            </w:r>
+            <w:r>
+              <w:rPr>
+                <w:rFonts w:ascii="宋体" w:hAnsi="宋体"/>
+                <w:sz w:val="21"/>
+              </w:rPr>
+              <w:t>）</w:t>
             </w:r>
           </w:p>
         </w:tc>
@@ -14396,7 +14468,21 @@
                 <w:rFonts w:ascii="宋体" w:hAnsi="宋体"/>
                 <w:sz w:val="21"/>
               </w:rPr>
-              <w:t>巡航帧率</w:t>
+              <w:t>平均密度比（复核</w:t>
+            </w:r>
+            <w:r>
+              <w:rPr>
+                <w:rFonts w:ascii="宋体" w:hAnsi="宋体"/>
+                <w:sz w:val="21"/>
+              </w:rPr>
+              <w:t>/</w:t>
+            </w:r>
+            <w:r>
+              <w:rPr>
+                <w:rFonts w:ascii="宋体" w:hAnsi="宋体"/>
+                <w:sz w:val="21"/>
+              </w:rPr>
+              <w:t>巡航）</w:t>
             </w:r>
           </w:p>
         </w:tc>
@@ -14415,7 +14501,7 @@
                 <w:rFonts w:ascii="宋体" w:hAnsi="宋体"/>
                 <w:sz w:val="21"/>
               </w:rPr>
-              <w:t>≥ 10 fps</w:t>
+              <w:t>1.8–2.4</w:t>
             </w:r>
           </w:p>
         </w:tc>
@@ -14434,63 +14520,7 @@
                 <w:rFonts w:ascii="宋体" w:hAnsi="宋体"/>
                 <w:sz w:val="21"/>
               </w:rPr>
-              <w:t>稳态</w:t>
-            </w:r>
-            <w:r>
-              <w:rPr>
-                <w:rFonts w:ascii="宋体" w:hAnsi="宋体"/>
-                <w:sz w:val="21"/>
-              </w:rPr>
-              <w:t xml:space="preserve"> 10 fps</w:t>
-            </w:r>
-            <w:r>
-              <w:rPr>
-                <w:rFonts w:ascii="宋体" w:hAnsi="宋体"/>
-                <w:sz w:val="21"/>
-              </w:rPr>
-              <w:t>；一轮约</w:t>
-            </w:r>
-            <w:r>
-              <w:rPr>
-                <w:rFonts w:ascii="宋体" w:hAnsi="宋体"/>
-                <w:sz w:val="21"/>
-              </w:rPr>
-              <w:t xml:space="preserve"> 6 </w:t>
-            </w:r>
-            <w:r>
-              <w:rPr>
-                <w:rFonts w:ascii="宋体" w:hAnsi="宋体"/>
-                <w:sz w:val="21"/>
-              </w:rPr>
-              <w:t>帧超节拍（</w:t>
-            </w:r>
-            <w:r>
-              <w:rPr>
-                <w:rFonts w:ascii="宋体" w:hAnsi="宋体"/>
-                <w:sz w:val="21"/>
-              </w:rPr>
-              <w:t>104–426 ms</w:t>
-            </w:r>
-            <w:r>
-              <w:rPr>
-                <w:rFonts w:ascii="宋体" w:hAnsi="宋体"/>
-                <w:sz w:val="21"/>
-              </w:rPr>
-              <w:t>，占</w:t>
-            </w:r>
-            <w:r>
-              <w:rPr>
-                <w:rFonts w:ascii="宋体" w:hAnsi="宋体"/>
-                <w:sz w:val="21"/>
-              </w:rPr>
-              <w:t xml:space="preserve"> 0.2 %</w:t>
-            </w:r>
-            <w:r>
-              <w:rPr>
-                <w:rFonts w:ascii="宋体" w:hAnsi="宋体"/>
-                <w:sz w:val="21"/>
-              </w:rPr>
-              <w:t>）</w:t>
+              <w:t>1.94–2.32</w:t>
             </w:r>
           </w:p>
         </w:tc>
@@ -14514,21 +14544,7 @@
                 <w:rFonts w:ascii="宋体" w:hAnsi="宋体"/>
                 <w:sz w:val="21"/>
               </w:rPr>
-              <w:t>断网</w:t>
-            </w:r>
-            <w:r>
-              <w:rPr>
-                <w:rFonts w:ascii="宋体" w:hAnsi="宋体"/>
-                <w:sz w:val="21"/>
-              </w:rPr>
-              <w:t xml:space="preserve"> 75 s </w:t>
-            </w:r>
-            <w:r>
-              <w:rPr>
-                <w:rFonts w:ascii="宋体" w:hAnsi="宋体"/>
-                <w:sz w:val="21"/>
-              </w:rPr>
-              <w:t>证据</w:t>
+              <w:t>巡航帧率</w:t>
             </w:r>
           </w:p>
         </w:tc>
@@ -14547,7 +14563,7 @@
                 <w:rFonts w:ascii="宋体" w:hAnsi="宋体"/>
                 <w:sz w:val="21"/>
               </w:rPr>
-              <w:t>不丢</w:t>
+              <w:t>≥ 10 fps</w:t>
             </w:r>
           </w:p>
         </w:tc>
@@ -14566,35 +14582,56 @@
                 <w:rFonts w:ascii="宋体" w:hAnsi="宋体"/>
                 <w:sz w:val="21"/>
               </w:rPr>
-              <w:t xml:space="preserve">4 </w:t>
-            </w:r>
-            <w:r>
-              <w:rPr>
-                <w:rFonts w:ascii="宋体" w:hAnsi="宋体"/>
-                <w:sz w:val="21"/>
-              </w:rPr>
-              <w:t>个包</w:t>
-            </w:r>
-            <w:r>
-              <w:rPr>
-                <w:rFonts w:ascii="宋体" w:hAnsi="宋体"/>
-                <w:sz w:val="21"/>
-              </w:rPr>
-              <w:t xml:space="preserve"> / </w:t>
-            </w:r>
-            <w:r>
-              <w:rPr>
-                <w:rFonts w:ascii="宋体" w:hAnsi="宋体"/>
-                <w:sz w:val="21"/>
-              </w:rPr>
-              <w:t xml:space="preserve">51 </w:t>
-            </w:r>
-            <w:r>
-              <w:rPr>
-                <w:rFonts w:ascii="宋体" w:hAnsi="宋体"/>
-                <w:sz w:val="21"/>
-              </w:rPr>
-              <w:t>个文件，失败列表全空</w:t>
+              <w:t>合成检测器稳态</w:t>
+            </w:r>
+            <w:r>
+              <w:rPr>
+                <w:rFonts w:ascii="宋体" w:hAnsi="宋体"/>
+                <w:sz w:val="21"/>
+              </w:rPr>
+              <w:t xml:space="preserve"> 10 fps</w:t>
+            </w:r>
+            <w:r>
+              <w:rPr>
+                <w:rFonts w:ascii="宋体" w:hAnsi="宋体"/>
+                <w:sz w:val="21"/>
+              </w:rPr>
+              <w:t>；真权重</w:t>
+            </w:r>
+            <w:r>
+              <w:rPr>
+                <w:rFonts w:ascii="宋体" w:hAnsi="宋体"/>
+                <w:sz w:val="21"/>
+              </w:rPr>
+              <w:t xml:space="preserve"> + PaDiM </w:t>
+            </w:r>
+            <w:r>
+              <w:rPr>
+                <w:rFonts w:ascii="宋体" w:hAnsi="宋体"/>
+                <w:sz w:val="21"/>
+              </w:rPr>
+              <w:t>单帧中位</w:t>
+            </w:r>
+            <w:r>
+              <w:rPr>
+                <w:rFonts w:ascii="宋体" w:hAnsi="宋体"/>
+                <w:sz w:val="21"/>
+              </w:rPr>
+              <w:t xml:space="preserve"> 117 ms</w:t>
+            </w:r>
+            <w:r>
+              <w:rPr>
+                <w:rFonts w:ascii="宋体" w:hAnsi="宋体"/>
+                <w:sz w:val="21"/>
+              </w:rPr>
+              <w:t>，约</w:t>
+            </w:r>
+            <w:r>
+              <w:rPr>
+                <w:rFonts w:ascii="宋体" w:hAnsi="宋体"/>
+                <w:sz w:val="21"/>
+              </w:rPr>
+              <w:t xml:space="preserve"> 8.3 fps</w:t>
             </w:r>
           </w:p>
         </w:tc>
@@ -14618,7 +14655,7 @@
                 <w:rFonts w:ascii="宋体" w:hAnsi="宋体"/>
                 <w:sz w:val="21"/>
               </w:rPr>
-              <w:t>断网期间上传重试</w:t>
+              <w:t>单帧耗时拆解（真权重）</w:t>
             </w:r>
           </w:p>
         </w:tc>
@@ -14637,7 +14674,7 @@
                 <w:rFonts w:ascii="宋体" w:hAnsi="宋体"/>
                 <w:sz w:val="21"/>
               </w:rPr>
-              <w:t>持续退避重试</w:t>
+              <w:t>—</w:t>
             </w:r>
           </w:p>
         </w:tc>
@@ -14656,21 +14693,49 @@
                 <w:rFonts w:ascii="宋体" w:hAnsi="宋体"/>
                 <w:sz w:val="21"/>
               </w:rPr>
-              <w:t>重试轮次</w:t>
-            </w:r>
-            <w:r>
-              <w:rPr>
-                <w:rFonts w:ascii="宋体" w:hAnsi="宋体"/>
-                <w:sz w:val="21"/>
-              </w:rPr>
-              <w:t xml:space="preserve"> 7 / 12 / 17 / 22</w:t>
-            </w:r>
-            <w:r>
-              <w:rPr>
-                <w:rFonts w:ascii="宋体" w:hAnsi="宋体"/>
-                <w:sz w:val="21"/>
-              </w:rPr>
-              <w:t>，一直在涨</w:t>
+              <w:t>渲染</w:t>
+            </w:r>
+            <w:r>
+              <w:rPr>
+                <w:rFonts w:ascii="宋体" w:hAnsi="宋体"/>
+                <w:sz w:val="21"/>
+              </w:rPr>
+              <w:t xml:space="preserve"> 61.8 ms + </w:t>
+            </w:r>
+            <w:r>
+              <w:rPr>
+                <w:rFonts w:ascii="宋体" w:hAnsi="宋体"/>
+                <w:sz w:val="21"/>
+              </w:rPr>
+              <w:t>检测</w:t>
+            </w:r>
+            <w:r>
+              <w:rPr>
+                <w:rFonts w:ascii="宋体" w:hAnsi="宋体"/>
+                <w:sz w:val="21"/>
+              </w:rPr>
+              <w:t xml:space="preserve"> 21.7 ms + L3 </w:t>
+            </w:r>
+            <w:r>
+              <w:rPr>
+                <w:rFonts w:ascii="宋体" w:hAnsi="宋体"/>
+                <w:sz w:val="21"/>
+              </w:rPr>
+              <w:t>打分</w:t>
+            </w:r>
+            <w:r>
+              <w:rPr>
+                <w:rFonts w:ascii="宋体" w:hAnsi="宋体"/>
+                <w:sz w:val="21"/>
+              </w:rPr>
+              <w:t xml:space="preserve"> 15.8 ms</w:t>
+            </w:r>
+            <w:r>
+              <w:rPr>
+                <w:rFonts w:ascii="宋体" w:hAnsi="宋体"/>
+                <w:sz w:val="21"/>
+              </w:rPr>
+              <w:t>（各自中位）</w:t>
             </w:r>
           </w:p>
         </w:tc>
@@ -14694,6 +14759,262 @@
                 <w:rFonts w:ascii="宋体" w:hAnsi="宋体"/>
                 <w:sz w:val="21"/>
               </w:rPr>
+              <w:t>抑制规则生效次数</w:t>
+            </w:r>
+          </w:p>
+        </w:tc>
+        <w:tc>
+          <w:tcPr>
+            <w:tcW w:w="2880" w:type="dxa"/>
+          </w:tcPr>
+          <w:p>
+            <w:pPr>
+              <w:spacing w:before="40" w:after="40"/>
+              <w:ind w:firstLine="420"/>
+              <w:jc w:val="left"/>
+            </w:pPr>
+            <w:r>
+              <w:rPr>
+                <w:rFonts w:ascii="宋体" w:hAnsi="宋体"/>
+                <w:sz w:val="21"/>
+              </w:rPr>
+              <w:t>—</w:t>
+            </w:r>
+          </w:p>
+        </w:tc>
+        <w:tc>
+          <w:tcPr>
+            <w:tcW w:w="2880" w:type="dxa"/>
+          </w:tcPr>
+          <w:p>
+            <w:pPr>
+              <w:spacing w:before="40" w:after="40"/>
+              <w:ind w:firstLine="420"/>
+              <w:jc w:val="left"/>
+            </w:pPr>
+            <w:r>
+              <w:rPr>
+                <w:rFonts w:ascii="宋体" w:hAnsi="宋体"/>
+                <w:sz w:val="21"/>
+              </w:rPr>
+              <w:t xml:space="preserve">30 </w:t>
+            </w:r>
+            <w:r>
+              <w:rPr>
+                <w:rFonts w:ascii="宋体" w:hAnsi="宋体"/>
+                <w:sz w:val="21"/>
+              </w:rPr>
+              <w:t>分钟里</w:t>
+            </w:r>
+            <w:r>
+              <w:rPr>
+                <w:rFonts w:ascii="宋体" w:hAnsi="宋体"/>
+                <w:sz w:val="21"/>
+              </w:rPr>
+              <w:t xml:space="preserve"> 2516 </w:t>
+            </w:r>
+            <w:r>
+              <w:rPr>
+                <w:rFonts w:ascii="宋体" w:hAnsi="宋体"/>
+                <w:sz w:val="21"/>
+              </w:rPr>
+              <w:t>次「该路点已复核过」，避免在同一处反复停车</w:t>
+            </w:r>
+          </w:p>
+        </w:tc>
+      </w:tr>
+      <w:tr>
+        <w:trPr>
+          <w:jc w:val="center"/>
+        </w:trPr>
+        <w:tc>
+          <w:tcPr>
+            <w:tcW w:w="2880" w:type="dxa"/>
+          </w:tcPr>
+          <w:p>
+            <w:pPr>
+              <w:spacing w:before="40" w:after="40"/>
+              <w:ind w:firstLine="420"/>
+              <w:jc w:val="left"/>
+            </w:pPr>
+            <w:r>
+              <w:rPr>
+                <w:rFonts w:ascii="宋体" w:hAnsi="宋体"/>
+                <w:sz w:val="21"/>
+              </w:rPr>
+              <w:t>断网</w:t>
+            </w:r>
+            <w:r>
+              <w:rPr>
+                <w:rFonts w:ascii="宋体" w:hAnsi="宋体"/>
+                <w:sz w:val="21"/>
+              </w:rPr>
+              <w:t xml:space="preserve"> 75 s </w:t>
+            </w:r>
+            <w:r>
+              <w:rPr>
+                <w:rFonts w:ascii="宋体" w:hAnsi="宋体"/>
+                <w:sz w:val="21"/>
+              </w:rPr>
+              <w:t>证据</w:t>
+            </w:r>
+          </w:p>
+        </w:tc>
+        <w:tc>
+          <w:tcPr>
+            <w:tcW w:w="2880" w:type="dxa"/>
+          </w:tcPr>
+          <w:p>
+            <w:pPr>
+              <w:spacing w:before="40" w:after="40"/>
+              <w:ind w:firstLine="420"/>
+              <w:jc w:val="left"/>
+            </w:pPr>
+            <w:r>
+              <w:rPr>
+                <w:rFonts w:ascii="宋体" w:hAnsi="宋体"/>
+                <w:sz w:val="21"/>
+              </w:rPr>
+              <w:t>不丢</w:t>
+            </w:r>
+          </w:p>
+        </w:tc>
+        <w:tc>
+          <w:tcPr>
+            <w:tcW w:w="2880" w:type="dxa"/>
+          </w:tcPr>
+          <w:p>
+            <w:pPr>
+              <w:spacing w:before="40" w:after="40"/>
+              <w:ind w:firstLine="420"/>
+              <w:jc w:val="left"/>
+            </w:pPr>
+            <w:r>
+              <w:rPr>
+                <w:rFonts w:ascii="宋体" w:hAnsi="宋体"/>
+                <w:sz w:val="21"/>
+              </w:rPr>
+              <w:t xml:space="preserve">4 </w:t>
+            </w:r>
+            <w:r>
+              <w:rPr>
+                <w:rFonts w:ascii="宋体" w:hAnsi="宋体"/>
+                <w:sz w:val="21"/>
+              </w:rPr>
+              <w:t>个包</w:t>
+            </w:r>
+            <w:r>
+              <w:rPr>
+                <w:rFonts w:ascii="宋体" w:hAnsi="宋体"/>
+                <w:sz w:val="21"/>
+              </w:rPr>
+              <w:t xml:space="preserve"> / 51 </w:t>
+            </w:r>
+            <w:r>
+              <w:rPr>
+                <w:rFonts w:ascii="宋体" w:hAnsi="宋体"/>
+                <w:sz w:val="21"/>
+              </w:rPr>
+              <w:t>个文件，失败列表全空</w:t>
+            </w:r>
+          </w:p>
+        </w:tc>
+      </w:tr>
+      <w:tr>
+        <w:trPr>
+          <w:jc w:val="center"/>
+        </w:trPr>
+        <w:tc>
+          <w:tcPr>
+            <w:tcW w:w="2880" w:type="dxa"/>
+          </w:tcPr>
+          <w:p>
+            <w:pPr>
+              <w:spacing w:before="40" w:after="40"/>
+              <w:ind w:firstLine="420"/>
+              <w:jc w:val="left"/>
+            </w:pPr>
+            <w:r>
+              <w:rPr>
+                <w:rFonts w:ascii="宋体" w:hAnsi="宋体"/>
+                <w:sz w:val="21"/>
+              </w:rPr>
+              <w:t>断网期间上传重试</w:t>
+            </w:r>
+          </w:p>
+        </w:tc>
+        <w:tc>
+          <w:tcPr>
+            <w:tcW w:w="2880" w:type="dxa"/>
+          </w:tcPr>
+          <w:p>
+            <w:pPr>
+              <w:spacing w:before="40" w:after="40"/>
+              <w:ind w:firstLine="420"/>
+              <w:jc w:val="left"/>
+            </w:pPr>
+            <w:r>
+              <w:rPr>
+                <w:rFonts w:ascii="宋体" w:hAnsi="宋体"/>
+                <w:sz w:val="21"/>
+              </w:rPr>
+              <w:t>持续退避重试</w:t>
+            </w:r>
+          </w:p>
+        </w:tc>
+        <w:tc>
+          <w:tcPr>
+            <w:tcW w:w="2880" w:type="dxa"/>
+          </w:tcPr>
+          <w:p>
+            <w:pPr>
+              <w:spacing w:before="40" w:after="40"/>
+              <w:ind w:firstLine="420"/>
+              <w:jc w:val="left"/>
+            </w:pPr>
+            <w:r>
+              <w:rPr>
+                <w:rFonts w:ascii="宋体" w:hAnsi="宋体"/>
+                <w:sz w:val="21"/>
+              </w:rPr>
+              <w:t>重试轮次</w:t>
+            </w:r>
+            <w:r>
+              <w:rPr>
+                <w:rFonts w:ascii="宋体" w:hAnsi="宋体"/>
+                <w:sz w:val="21"/>
+              </w:rPr>
+              <w:t xml:space="preserve"> 7 / 12 / 17 / 22</w:t>
+            </w:r>
+            <w:r>
+              <w:rPr>
+                <w:rFonts w:ascii="宋体" w:hAnsi="宋体"/>
+                <w:sz w:val="21"/>
+              </w:rPr>
+              <w:t>，一直在涨</w:t>
+            </w:r>
+          </w:p>
+        </w:tc>
+      </w:tr>
+      <w:tr>
+        <w:trPr>
+          <w:jc w:val="center"/>
+        </w:trPr>
+        <w:tc>
+          <w:tcPr>
+            <w:tcW w:w="2880" w:type="dxa"/>
+          </w:tcPr>
+          <w:p>
+            <w:pPr>
+              <w:spacing w:before="40" w:after="40"/>
+              <w:ind w:firstLine="420"/>
+              <w:jc w:val="left"/>
+            </w:pPr>
+            <w:r>
+              <w:rPr>
+                <w:rFonts w:ascii="宋体" w:hAnsi="宋体"/>
+                <w:sz w:val="21"/>
+              </w:rPr>
               <w:t>单个证据包体积</w:t>
             </w:r>
           </w:p>
@@ -14732,7 +15053,14 @@
                 <w:rFonts w:ascii="宋体" w:hAnsi="宋体"/>
                 <w:sz w:val="21"/>
               </w:rPr>
-              <w:t>1.16 MB</w:t>
+              <w:t xml:space="preserve">1.16 </w:t>
+            </w:r>
+            <w:r>
+              <w:rPr>
+                <w:rFonts w:ascii="宋体" w:hAnsi="宋体"/>
+                <w:sz w:val="21"/>
+              </w:rPr>
+              <w:t>MB</w:t>
             </w:r>
             <w:r>
               <w:rPr>
@@ -14753,6 +15081,7 @@
                 <w:rFonts w:ascii="宋体" w:hAnsi="宋体"/>
                 <w:sz w:val="21"/>
               </w:rPr>
+              <w:lastRenderedPageBreak/>
               <w:t>视频），</w:t>
             </w:r>
             <w:r>
@@ -14796,7 +15125,7 @@
       <w:pPr>
         <w:pStyle w:val="3"/>
       </w:pPr>
-      <w:bookmarkStart w:id="39" w:name="_Toc240448545"/>
+      <w:bookmarkStart w:id="39" w:name="_Toc240454893"/>
       <w:r>
         <w:t>模型量化与部署验证</w:t>
       </w:r>
@@ -14903,7 +15232,6 @@
                 <w:b/>
                 <w:sz w:val="21"/>
               </w:rPr>
-              <w:lastRenderedPageBreak/>
               <w:t>模型</w:t>
             </w:r>
           </w:p>
@@ -15410,14 +15738,7 @@
                 <w:rFonts w:ascii="宋体" w:hAnsi="宋体"/>
                 <w:sz w:val="21"/>
               </w:rPr>
-              <w:t xml:space="preserve"> </w:t>
-            </w:r>
-            <w:r>
-              <w:rPr>
-                <w:rFonts w:ascii="宋体" w:hAnsi="宋体"/>
-                <w:sz w:val="21"/>
-              </w:rPr>
-              <w:t>1.00</w:t>
+              <w:t xml:space="preserve"> 1.00</w:t>
             </w:r>
             <w:r>
               <w:rPr>
@@ -15755,6 +16076,7 @@
         <w:t xml:space="preserve"> ONNX </w:t>
       </w:r>
       <w:r>
+        <w:lastRenderedPageBreak/>
         <w:t>后端，是为了在没有</w:t>
       </w:r>
       <w:r>
@@ -15792,7 +16114,7 @@
       <w:pPr>
         <w:pStyle w:val="2"/>
       </w:pPr>
-      <w:bookmarkStart w:id="40" w:name="_Toc240448546"/>
+      <w:bookmarkStart w:id="40" w:name="_Toc240454894"/>
       <w:r>
         <w:t>结果分析</w:t>
       </w:r>
@@ -15924,11 +16246,7 @@
         <w:t>”</w:t>
       </w:r>
       <w:r>
-        <w:t>，来自桩注入的指令</w:t>
-      </w:r>
-      <w:r>
-        <w:lastRenderedPageBreak/>
-        <w:t>丢包与对焦失败，属于设计内的降级行为，不是误判。要把这一项提上去，方向是失败后重试一次而不是直接判证据不足，以及在变焦前多留一点余量避免目标出框。另外要如实说明：</w:t>
+        <w:t>，来自桩注入的指令丢包与对焦失败，属于设计内的降级行为，不是误判。要把这一项提上去，方向是失败后重试一次而不是直接判证据不足，以及在变焦前多留一点余量避免目标出框。另外要如实说明：</w:t>
       </w:r>
       <w:r>
         <w:rPr>
@@ -15955,40 +16273,136 @@
         <w:rPr>
           <w:b/>
         </w:rPr>
-        <w:t>未做的部分：</w:t>
+        <w:t xml:space="preserve">30 </w:t>
       </w:r>
       <w:r>
         <w:rPr>
           <w:b/>
         </w:rPr>
-        <w:t xml:space="preserve">30 </w:t>
+        <w:t>分钟长稳：稳定性达成，巡航帧率没达成。</w:t>
+      </w:r>
+      <w:r>
+        <w:t>连续</w:t>
+      </w:r>
+      <w:r>
+        <w:t xml:space="preserve"> 30 </w:t>
+      </w:r>
+      <w:r>
+        <w:t>分钟四个进程无退出、无</w:t>
+      </w:r>
+      <w:r>
+        <w:t xml:space="preserve"> CRITICAL </w:t>
+      </w:r>
+      <w:r>
+        <w:t>记录，</w:t>
+      </w:r>
+      <w:r>
+        <w:t xml:space="preserve">7 </w:t>
+      </w:r>
+      <w:r>
+        <w:t>个证据包复核全部成功，抑制规则挡下</w:t>
+      </w:r>
+      <w:r>
+        <w:t xml:space="preserve"> 2516 </w:t>
+      </w:r>
+      <w:r>
+        <w:t>次重复停车，这一项按方案书口径达成。但同一轮暴露了另一件事：把检测器换成真权重之后，单帧中位</w:t>
+      </w:r>
+      <w:r>
+        <w:t xml:space="preserve"> 117 ms</w:t>
+      </w:r>
+      <w:r>
+        <w:t>、约</w:t>
+      </w:r>
+      <w:r>
+        <w:t xml:space="preserve"> 8.3 fps</w:t>
+      </w:r>
+      <w:r>
+        <w:t>，够不到</w:t>
+      </w:r>
+      <w:r>
+        <w:t xml:space="preserve"> 10 fps </w:t>
+      </w:r>
+      <w:r>
+        <w:t>的节拍。把单帧拆开量（</w:t>
+      </w:r>
+      <w:r>
+        <w:t xml:space="preserve">40 </w:t>
+      </w:r>
+      <w:r>
+        <w:t>帧）：</w:t>
       </w:r>
       <w:r>
         <w:rPr>
           <w:b/>
         </w:rPr>
-        <w:t>分钟长稳。</w:t>
-      </w:r>
-      <w:r>
-        <w:t>方案书写的是连续运行</w:t>
-      </w:r>
-      <w:r>
-        <w:t xml:space="preserve"> 30 </w:t>
-      </w:r>
-      <w:r>
-        <w:t>分钟，本组实际跑的是</w:t>
-      </w:r>
-      <w:r>
-        <w:t xml:space="preserve"> 3 </w:t>
-      </w:r>
-      <w:r>
-        <w:t>轮</w:t>
-      </w:r>
-      <w:r>
-        <w:t xml:space="preserve"> 300 s</w:t>
-      </w:r>
-      <w:r>
-        <w:t>。这一项没有技术障碍，只是需要占用一小时机时，计划在答辩前补做。</w:t>
+        <w:t>虚拟配电室渲染</w:t>
+      </w:r>
+      <w:r>
+        <w:rPr>
+          <w:b/>
+        </w:rPr>
+        <w:t xml:space="preserve"> 61.8 ms</w:t>
+      </w:r>
+      <w:r>
+        <w:rPr>
+          <w:b/>
+        </w:rPr>
+        <w:t>、巡航检测</w:t>
+      </w:r>
+      <w:r>
+        <w:rPr>
+          <w:b/>
+        </w:rPr>
+        <w:t xml:space="preserve"> 21.7 ms</w:t>
+      </w:r>
+      <w:r>
+        <w:rPr>
+          <w:b/>
+        </w:rPr>
+        <w:t>、</w:t>
+      </w:r>
+      <w:r>
+        <w:rPr>
+          <w:b/>
+        </w:rPr>
+        <w:t xml:space="preserve">L3 </w:t>
+      </w:r>
+      <w:r>
+        <w:rPr>
+          <w:b/>
+        </w:rPr>
+        <w:t>单次打分</w:t>
+      </w:r>
+      <w:r>
+        <w:rPr>
+          <w:b/>
+        </w:rPr>
+        <w:t xml:space="preserve"> 15.8 ms</w:t>
+      </w:r>
+      <w:r>
+        <w:t>，渲染占了七成。</w:t>
+      </w:r>
+      <w:r>
+        <w:rPr>
+          <w:b/>
+        </w:rPr>
+        <w:t>真机上这一段是相机取流，不需要渲染</w:t>
+      </w:r>
+      <w:r>
+        <w:t>，所以这条不能外推到板上，板上的节拍要按</w:t>
+      </w:r>
+      <w:r>
+        <w:t xml:space="preserve"> NPU </w:t>
+      </w:r>
+      <w:r>
+        <w:t>实测耗时重算。在虚拟环境里要跑满</w:t>
+      </w:r>
+      <w:r>
+        <w:t xml:space="preserve"> 10 fps</w:t>
+      </w:r>
+      <w:r>
+        <w:t>，只能降渲染分辨率或降巡航帧率，两者都会影响演示效果，本次没有动。</w:t>
       </w:r>
     </w:p>
     <w:p>
@@ -16186,6 +16600,7 @@
         <w:rPr>
           <w:b/>
         </w:rPr>
+        <w:lastRenderedPageBreak/>
         <w:t>还没有验证的</w:t>
       </w:r>
       <w:r>
@@ -16208,7 +16623,7 @@
       <w:pPr>
         <w:pStyle w:val="1"/>
       </w:pPr>
-      <w:bookmarkStart w:id="41" w:name="_Toc240448547"/>
+      <w:bookmarkStart w:id="41" w:name="_Toc240454895"/>
       <w:r>
         <w:lastRenderedPageBreak/>
         <w:t>成员分工与总结</w:t>
@@ -16219,7 +16634,7 @@
       <w:pPr>
         <w:pStyle w:val="2"/>
       </w:pPr>
-      <w:bookmarkStart w:id="42" w:name="_Toc240448548"/>
+      <w:bookmarkStart w:id="42" w:name="_Toc240454896"/>
       <w:r>
         <w:t>团队协作与分工</w:t>
       </w:r>
@@ -16401,7 +16816,7 @@
       <w:pPr>
         <w:pStyle w:val="2"/>
       </w:pPr>
-      <w:bookmarkStart w:id="43" w:name="_Toc240448549"/>
+      <w:bookmarkStart w:id="43" w:name="_Toc240454897"/>
       <w:r>
         <w:t>项目完成情况</w:t>
       </w:r>
@@ -16427,16 +16842,16 @@
         <w:t>上的安装验证，只剩上板测速与联调；系统测试完成了实时性、识别效果、网络中断降级三项，稳定性做到</w:t>
       </w:r>
       <w:r>
-        <w:t xml:space="preserve"> 300 s × 3 </w:t>
-      </w:r>
-      <w:r>
-        <w:t>轮，</w:t>
-      </w:r>
-      <w:r>
-        <w:t xml:space="preserve">30 </w:t>
-      </w:r>
-      <w:r>
-        <w:t>分钟长稳待补。</w:t>
+        <w:t xml:space="preserve"> 30 </w:t>
+      </w:r>
+      <w:r>
+        <w:t>分钟长稳（另有三轮</w:t>
+      </w:r>
+      <w:r>
+        <w:t xml:space="preserve"> 300 s</w:t>
+      </w:r>
+      <w:r>
+        <w:t>）。</w:t>
       </w:r>
     </w:p>
     <w:p>
@@ -16469,7 +16884,7 @@
       <w:pPr>
         <w:pStyle w:val="2"/>
       </w:pPr>
-      <w:bookmarkStart w:id="44" w:name="_Toc240448550"/>
+      <w:bookmarkStart w:id="44" w:name="_Toc240454898"/>
       <w:r>
         <w:t>存在的不足与后续改进</w:t>
       </w:r>
@@ -16566,17 +16981,47 @@
         <w:ind w:left="504" w:firstLineChars="0" w:firstLine="0"/>
       </w:pPr>
       <w:r>
-        <w:t xml:space="preserve">· 30 </w:t>
-      </w:r>
-      <w:r>
-        <w:t>分钟长稳、板上测速、三屏开窗演示与演示视频尚未完成。</w:t>
+        <w:t xml:space="preserve">· </w:t>
+      </w:r>
+      <w:r>
+        <w:rPr>
+          <w:b/>
+        </w:rPr>
+        <w:t>巡航帧率在真权重下只有</w:t>
+      </w:r>
+      <w:r>
+        <w:rPr>
+          <w:b/>
+        </w:rPr>
+        <w:t xml:space="preserve"> 8.3 fps</w:t>
+      </w:r>
+      <w:r>
+        <w:t>，虚拟场景渲染占了单帧的七成。这是仿真环境的开销，但要在虚拟环境里演示满</w:t>
+      </w:r>
+      <w:r>
+        <w:t xml:space="preserve"> 10 fps</w:t>
+      </w:r>
+      <w:r>
+        <w:t>，得先把渲染这一段做快或者降分辨率。</w:t>
+      </w:r>
+    </w:p>
+    <w:p>
+      <w:pPr>
+        <w:pStyle w:val="af1"/>
+        <w:ind w:left="504" w:firstLineChars="0" w:firstLine="0"/>
+      </w:pPr>
+      <w:r>
+        <w:t xml:space="preserve">· </w:t>
+      </w:r>
+      <w:r>
+        <w:t>板上测速、三屏开窗演示与演示视频尚未完成。</w:t>
       </w:r>
     </w:p>
     <w:p>
       <w:pPr>
         <w:pStyle w:val="2"/>
       </w:pPr>
-      <w:bookmarkStart w:id="45" w:name="_Toc240448551"/>
+      <w:bookmarkStart w:id="45" w:name="_Toc240454899"/>
       <w:r>
         <w:t>心得体会与建议</w:t>
       </w:r>
@@ -16689,7 +17134,7 @@
       <w:pPr>
         <w:pStyle w:val="-1"/>
       </w:pPr>
-      <w:bookmarkStart w:id="46" w:name="_Toc240448552"/>
+      <w:bookmarkStart w:id="46" w:name="_Toc240454900"/>
       <w:r>
         <w:t>参考文献</w:t>
       </w:r>
@@ -16700,10 +17145,7 @@
         <w:pStyle w:val="a"/>
       </w:pPr>
       <w:r>
-        <w:t xml:space="preserve">Jocher G, Qiu J. Ultralytics YOLO11[EB/OL]. (2024)[2026-09-16]. </w:t>
-      </w:r>
-      <w:r>
-        <w:t>https://github.com/ultralytics/ultralytics.</w:t>
+        <w:t>Jocher G, Qiu J. Ultralytics YOLO11[EB/OL]. (2024)[2026-09-16]. https://github.com/ultralytics/ultralytics.</w:t>
       </w:r>
     </w:p>
     <w:p>
@@ -16743,6 +17185,7 @@
         <w:pStyle w:val="a"/>
       </w:pPr>
       <w:r>
+        <w:lastRenderedPageBreak/>
         <w:t xml:space="preserve">Rockchip. RKNN-Toolkit2 </w:t>
       </w:r>
       <w:r>
@@ -16783,7 +17226,6 @@
         <w:pStyle w:val="a"/>
       </w:pPr>
       <w:r>
-        <w:lastRenderedPageBreak/>
         <w:t>全国工业过程测量控制和自动化标准化技术委员会</w:t>
       </w:r>
       <w:r>
@@ -16876,7 +17318,7 @@
       <w:pPr>
         <w:pStyle w:val="ad"/>
       </w:pPr>
-      <w:bookmarkStart w:id="47" w:name="_Toc240448553"/>
+      <w:bookmarkStart w:id="47" w:name="_Toc240454901"/>
       <w:r>
         <w:t>附录</w:t>
       </w:r>
@@ -17316,34 +17758,41 @@
           <w:rFonts w:ascii="Consolas" w:eastAsia="Consolas" w:hAnsi="Consolas"/>
           <w:sz w:val="18"/>
         </w:rPr>
-        <w:t xml:space="preserve">python -m patrol.tools.validate                     # </w:t>
+        <w:t xml:space="preserve">python -m </w:t>
       </w:r>
       <w:r>
         <w:rPr>
           <w:rFonts w:ascii="Consolas" w:eastAsia="Consolas" w:hAnsi="Consolas"/>
           <w:sz w:val="18"/>
         </w:rPr>
-        <w:t>接口一致性校验，</w:t>
+        <w:t xml:space="preserve">patrol.tools.validate                     # </w:t>
       </w:r>
       <w:r>
         <w:rPr>
           <w:rFonts w:ascii="Consolas" w:eastAsia="Consolas" w:hAnsi="Consolas"/>
           <w:sz w:val="18"/>
         </w:rPr>
-        <w:t xml:space="preserve">59 </w:t>
+        <w:t>接口一致性校验，</w:t>
       </w:r>
       <w:r>
         <w:rPr>
           <w:rFonts w:ascii="Consolas" w:eastAsia="Consolas" w:hAnsi="Consolas"/>
           <w:sz w:val="18"/>
         </w:rPr>
-        <w:t>项</w:t>
+        <w:t xml:space="preserve">59 </w:t>
       </w:r>
       <w:r>
         <w:rPr>
           <w:rFonts w:ascii="Consolas" w:eastAsia="Consolas" w:hAnsi="Consolas"/>
           <w:sz w:val="18"/>
         </w:rPr>
+        <w:t>项</w:t>
+      </w:r>
+      <w:r>
+        <w:rPr>
+          <w:rFonts w:ascii="Consolas" w:eastAsia="Consolas" w:hAnsi="Consolas"/>
+          <w:sz w:val="18"/>
+        </w:rPr>
         <w:br/>
         <w:t xml:space="preserve">python -m patrol.tools.run_all --seconds 300        # </w:t>
       </w:r>
@@ -17435,13 +17884,27 @@
           <w:sz w:val="18"/>
         </w:rPr>
         <w:br/>
-        <w:t xml:space="preserve">python deploy/build_package.py --yolo-rknn-dir &lt;…&gt; --padim-rknn-dir &lt;…&gt;   # </w:t>
       </w:r>
       <w:r>
         <w:rPr>
           <w:rFonts w:ascii="Consolas" w:eastAsia="Consolas" w:hAnsi="Consolas"/>
           <w:sz w:val="18"/>
         </w:rPr>
+        <w:lastRenderedPageBreak/>
+        <w:t>python deploy/build_package.py --yolo-rknn-dir &lt;…&gt; --padim-rkn</w:t>
+      </w:r>
+      <w:r>
+        <w:rPr>
+          <w:rFonts w:ascii="Consolas" w:eastAsia="Consolas" w:hAnsi="Consolas"/>
+          <w:sz w:val="18"/>
+        </w:rPr>
+        <w:t xml:space="preserve">n-dir &lt;…&gt;   # </w:t>
+      </w:r>
+      <w:r>
+        <w:rPr>
+          <w:rFonts w:ascii="Consolas" w:eastAsia="Consolas" w:hAnsi="Consolas"/>
+          <w:sz w:val="18"/>
+        </w:rPr>
         <w:t>打部署包</w:t>
       </w:r>
     </w:p>
@@ -17482,7 +17945,6 @@
           <w:rFonts w:ascii="Consolas" w:eastAsia="Consolas" w:hAnsi="Consolas"/>
           <w:sz w:val="18"/>
         </w:rPr>
-        <w:lastRenderedPageBreak/>
         <w:t>evidence/&lt;run_id&gt;/&lt;event_id&gt;/</w:t>
       </w:r>
       <w:r>
@@ -20147,52 +20609,52 @@
       </w:pPr>
     </w:lvl>
   </w:abstractNum>
-  <w:num w:numId="1" w16cid:durableId="278033228">
+  <w:num w:numId="1" w16cid:durableId="1901164933">
     <w:abstractNumId w:val="7"/>
   </w:num>
-  <w:num w:numId="2" w16cid:durableId="816335241">
+  <w:num w:numId="2" w16cid:durableId="2126534278">
     <w:abstractNumId w:val="15"/>
   </w:num>
-  <w:num w:numId="3" w16cid:durableId="2003922761">
+  <w:num w:numId="3" w16cid:durableId="1787195118">
     <w:abstractNumId w:val="2"/>
   </w:num>
-  <w:num w:numId="4" w16cid:durableId="1144394417">
+  <w:num w:numId="4" w16cid:durableId="241452339">
     <w:abstractNumId w:val="0"/>
   </w:num>
-  <w:num w:numId="5" w16cid:durableId="1783764349">
+  <w:num w:numId="5" w16cid:durableId="1719744657">
     <w:abstractNumId w:val="1"/>
   </w:num>
-  <w:num w:numId="6" w16cid:durableId="1774594878">
+  <w:num w:numId="6" w16cid:durableId="1453592008">
     <w:abstractNumId w:val="2"/>
     <w:lvlOverride w:ilvl="0">
       <w:startOverride w:val="1"/>
     </w:lvlOverride>
   </w:num>
-  <w:num w:numId="7" w16cid:durableId="1446460525">
+  <w:num w:numId="7" w16cid:durableId="1409308570">
     <w:abstractNumId w:val="2"/>
     <w:lvlOverride w:ilvl="0">
       <w:startOverride w:val="1"/>
     </w:lvlOverride>
   </w:num>
-  <w:num w:numId="8" w16cid:durableId="74667775">
+  <w:num w:numId="8" w16cid:durableId="1359502629">
     <w:abstractNumId w:val="9"/>
   </w:num>
-  <w:num w:numId="9" w16cid:durableId="1234776683">
+  <w:num w:numId="9" w16cid:durableId="1843396794">
     <w:abstractNumId w:val="17"/>
   </w:num>
-  <w:num w:numId="10" w16cid:durableId="912004523">
+  <w:num w:numId="10" w16cid:durableId="849638982">
     <w:abstractNumId w:val="6"/>
   </w:num>
-  <w:num w:numId="11" w16cid:durableId="117995128">
+  <w:num w:numId="11" w16cid:durableId="2066677965">
     <w:abstractNumId w:val="8"/>
   </w:num>
-  <w:num w:numId="12" w16cid:durableId="699281878">
+  <w:num w:numId="12" w16cid:durableId="123349216">
     <w:abstractNumId w:val="11"/>
   </w:num>
-  <w:num w:numId="13" w16cid:durableId="12928100">
+  <w:num w:numId="13" w16cid:durableId="586963168">
     <w:abstractNumId w:val="14"/>
   </w:num>
-  <w:num w:numId="14" w16cid:durableId="1245650215">
+  <w:num w:numId="14" w16cid:durableId="222567502">
     <w:abstractNumId w:val="7"/>
     <w:lvlOverride w:ilvl="0">
       <w:startOverride w:val="1"/>
@@ -20222,40 +20684,40 @@
       <w:startOverride w:val="1"/>
     </w:lvlOverride>
   </w:num>
-  <w:num w:numId="15" w16cid:durableId="1197353496">
+  <w:num w:numId="15" w16cid:durableId="1447307286">
     <w:abstractNumId w:val="4"/>
   </w:num>
-  <w:num w:numId="16" w16cid:durableId="179665101">
+  <w:num w:numId="16" w16cid:durableId="2001227376">
     <w:abstractNumId w:val="16"/>
   </w:num>
-  <w:num w:numId="17" w16cid:durableId="161623192">
+  <w:num w:numId="17" w16cid:durableId="1112631409">
     <w:abstractNumId w:val="13"/>
   </w:num>
-  <w:num w:numId="18" w16cid:durableId="1694305506">
+  <w:num w:numId="18" w16cid:durableId="463503334">
     <w:abstractNumId w:val="12"/>
   </w:num>
-  <w:num w:numId="19" w16cid:durableId="1022315376">
+  <w:num w:numId="19" w16cid:durableId="664548629">
     <w:abstractNumId w:val="20"/>
   </w:num>
-  <w:num w:numId="20" w16cid:durableId="1436747137">
+  <w:num w:numId="20" w16cid:durableId="1928270590">
     <w:abstractNumId w:val="10"/>
   </w:num>
-  <w:num w:numId="21" w16cid:durableId="1908421546">
+  <w:num w:numId="21" w16cid:durableId="988361286">
     <w:abstractNumId w:val="19"/>
   </w:num>
-  <w:num w:numId="22" w16cid:durableId="1766461884">
+  <w:num w:numId="22" w16cid:durableId="1435519453">
     <w:abstractNumId w:val="21"/>
   </w:num>
-  <w:num w:numId="23" w16cid:durableId="1841578969">
+  <w:num w:numId="23" w16cid:durableId="1650286153">
     <w:abstractNumId w:val="18"/>
   </w:num>
-  <w:num w:numId="24" w16cid:durableId="386074855">
+  <w:num w:numId="24" w16cid:durableId="1520045230">
     <w:abstractNumId w:val="3"/>
   </w:num>
-  <w:num w:numId="25" w16cid:durableId="62603038">
+  <w:num w:numId="25" w16cid:durableId="1298030693">
     <w:abstractNumId w:val="5"/>
   </w:num>
-  <w:num w:numId="26" w16cid:durableId="1106734802">
+  <w:num w:numId="26" w16cid:durableId="444812963">
     <w:abstractNumId w:val="22"/>
   </w:num>
   <w:numIdMacAtCleanup w:val="3"/>

--- a/deliverables/小组报告-基于RK3576边缘计算的无人车主动式AI巡检系统设计.docx
+++ b/deliverables/小组报告-基于RK3576边缘计算的无人车主动式AI巡检系统设计.docx
@@ -70,7 +70,7 @@
                 <w:noProof/>
               </w:rPr>
               <w:drawing>
-                <wp:inline distT="0" distB="0" distL="0" distR="0" wp14:anchorId="0DD76763" wp14:editId="1BA5EA2E">
+                <wp:inline distT="0" distB="0" distL="0" distR="0" wp14:anchorId="21A4CFC0" wp14:editId="4AC2CA1F">
                   <wp:extent cx="1146610" cy="1079288"/>
                   <wp:effectExtent l="0" t="0" r="0" b="0"/>
                   <wp:docPr id="1" name="图片 1"/>
@@ -2372,7 +2372,7 @@
       <w:bookmarkStart w:id="0" w:name="_Toc477180876"/>
       <w:bookmarkStart w:id="1" w:name="_Toc478305470"/>
       <w:bookmarkStart w:id="2" w:name="_Toc493057481"/>
-      <w:bookmarkStart w:id="3" w:name="_Toc240454863"/>
+      <w:bookmarkStart w:id="3" w:name="_Toc240457921"/>
       <w:r>
         <w:rPr>
           <w:rFonts w:hint="eastAsia"/>
@@ -2834,7 +2834,7 @@
       <w:bookmarkStart w:id="5" w:name="_Toc477180877"/>
       <w:bookmarkStart w:id="6" w:name="_Toc478305471"/>
       <w:bookmarkStart w:id="7" w:name="_Toc493057482"/>
-      <w:bookmarkStart w:id="8" w:name="_Toc240454864"/>
+      <w:bookmarkStart w:id="8" w:name="_Toc240457922"/>
       <w:r>
         <w:rPr>
           <w:rStyle w:val="-"/>
@@ -2916,7 +2916,7 @@
         <w:ind w:firstLine="480"/>
       </w:pPr>
       <w:bookmarkStart w:id="10" w:name="_Toc493057483"/>
-      <w:bookmarkStart w:id="11" w:name="_Toc240454865"/>
+      <w:bookmarkStart w:id="11" w:name="_Toc240457923"/>
       <w:r>
         <w:rPr>
           <w:rFonts w:hint="eastAsia"/>
@@ -2948,7 +2948,7 @@
       <w:r>
         <w:fldChar w:fldCharType="separate"/>
       </w:r>
-      <w:hyperlink w:anchor="_Toc240454863" w:history="1">
+      <w:hyperlink w:anchor="_Toc240457921" w:history="1">
         <w:r>
           <w:rPr>
             <w:rStyle w:val="a8"/>
@@ -2971,7 +2971,7 @@
           <w:rPr>
             <w:webHidden/>
           </w:rPr>
-          <w:instrText xml:space="preserve"> PAGEREF _Toc240454863 \h </w:instrText>
+          <w:instrText xml:space="preserve"> PAGEREF _Toc240457921 \h </w:instrText>
         </w:r>
         <w:r>
           <w:rPr>
@@ -3009,7 +3009,7 @@
           <w14:ligatures w14:val="standardContextual"/>
         </w:rPr>
       </w:pPr>
-      <w:hyperlink w:anchor="_Toc240454864" w:history="1">
+      <w:hyperlink w:anchor="_Toc240457922" w:history="1">
         <w:r>
           <w:rPr>
             <w:rStyle w:val="a8"/>
@@ -3033,7 +3033,7 @@
           <w:rPr>
             <w:webHidden/>
           </w:rPr>
-          <w:instrText xml:space="preserve"> PAGEREF _Toc240454864 \h </w:instrText>
+          <w:instrText xml:space="preserve"> PAGEREF _Toc240457922 \h </w:instrText>
         </w:r>
         <w:r>
           <w:rPr>
@@ -3071,7 +3071,7 @@
           <w14:ligatures w14:val="standardContextual"/>
         </w:rPr>
       </w:pPr>
-      <w:hyperlink w:anchor="_Toc240454865" w:history="1">
+      <w:hyperlink w:anchor="_Toc240457923" w:history="1">
         <w:r>
           <w:rPr>
             <w:rStyle w:val="a8"/>
@@ -3094,7 +3094,7 @@
           <w:rPr>
             <w:webHidden/>
           </w:rPr>
-          <w:instrText xml:space="preserve"> PAGEREF _Toc240454865 \h </w:instrText>
+          <w:instrText xml:space="preserve"> PAGEREF _Toc240457923 \h </w:instrText>
         </w:r>
         <w:r>
           <w:rPr>
@@ -3132,7 +3132,7 @@
           <w14:ligatures w14:val="standardContextual"/>
         </w:rPr>
       </w:pPr>
-      <w:hyperlink w:anchor="_Toc240454866" w:history="1">
+      <w:hyperlink w:anchor="_Toc240457924" w:history="1">
         <w:r>
           <w:rPr>
             <w:rStyle w:val="a8"/>
@@ -3172,7 +3172,7 @@
           <w:rPr>
             <w:webHidden/>
           </w:rPr>
-          <w:instrText xml:space="preserve"> PAGEREF _Toc240454866 \h </w:instrText>
+          <w:instrText xml:space="preserve"> PAGEREF _Toc240457924 \h </w:instrText>
         </w:r>
         <w:r>
           <w:rPr>
@@ -3208,7 +3208,7 @@
           <w14:ligatures w14:val="standardContextual"/>
         </w:rPr>
       </w:pPr>
-      <w:hyperlink w:anchor="_Toc240454867" w:history="1">
+      <w:hyperlink w:anchor="_Toc240457925" w:history="1">
         <w:r>
           <w:rPr>
             <w:rStyle w:val="a8"/>
@@ -3246,7 +3246,7 @@
           <w:rPr>
             <w:webHidden/>
           </w:rPr>
-          <w:instrText xml:space="preserve"> PAGEREF _Toc240454867 \h </w:instrText>
+          <w:instrText xml:space="preserve"> PAGEREF _Toc240457925 \h </w:instrText>
         </w:r>
         <w:r>
           <w:rPr>
@@ -3282,7 +3282,7 @@
           <w14:ligatures w14:val="standardContextual"/>
         </w:rPr>
       </w:pPr>
-      <w:hyperlink w:anchor="_Toc240454868" w:history="1">
+      <w:hyperlink w:anchor="_Toc240457926" w:history="1">
         <w:r>
           <w:rPr>
             <w:rStyle w:val="a8"/>
@@ -3320,7 +3320,7 @@
           <w:rPr>
             <w:webHidden/>
           </w:rPr>
-          <w:instrText xml:space="preserve"> PAGEREF _Toc240454868 \h </w:instrText>
+          <w:instrText xml:space="preserve"> PAGEREF _Toc240457926 \h </w:instrText>
         </w:r>
         <w:r>
           <w:rPr>
@@ -3356,7 +3356,7 @@
           <w14:ligatures w14:val="standardContextual"/>
         </w:rPr>
       </w:pPr>
-      <w:hyperlink w:anchor="_Toc240454869" w:history="1">
+      <w:hyperlink w:anchor="_Toc240457927" w:history="1">
         <w:r>
           <w:rPr>
             <w:rStyle w:val="a8"/>
@@ -3394,7 +3394,7 @@
           <w:rPr>
             <w:webHidden/>
           </w:rPr>
-          <w:instrText xml:space="preserve"> PAGEREF _Toc240454869 \h </w:instrText>
+          <w:instrText xml:space="preserve"> PAGEREF _Toc240457927 \h </w:instrText>
         </w:r>
         <w:r>
           <w:rPr>
@@ -3430,7 +3430,7 @@
           <w14:ligatures w14:val="standardContextual"/>
         </w:rPr>
       </w:pPr>
-      <w:hyperlink w:anchor="_Toc240454870" w:history="1">
+      <w:hyperlink w:anchor="_Toc240457928" w:history="1">
         <w:r>
           <w:rPr>
             <w:rStyle w:val="a8"/>
@@ -3468,7 +3468,7 @@
           <w:rPr>
             <w:webHidden/>
           </w:rPr>
-          <w:instrText xml:space="preserve"> PAGEREF _Toc240454870 \h </w:instrText>
+          <w:instrText xml:space="preserve"> PAGEREF _Toc240457928 \h </w:instrText>
         </w:r>
         <w:r>
           <w:rPr>
@@ -3506,7 +3506,7 @@
           <w14:ligatures w14:val="standardContextual"/>
         </w:rPr>
       </w:pPr>
-      <w:hyperlink w:anchor="_Toc240454871" w:history="1">
+      <w:hyperlink w:anchor="_Toc240457929" w:history="1">
         <w:r>
           <w:rPr>
             <w:rStyle w:val="a8"/>
@@ -3546,7 +3546,7 @@
           <w:rPr>
             <w:webHidden/>
           </w:rPr>
-          <w:instrText xml:space="preserve"> PAGEREF _Toc240454871 \h </w:instrText>
+          <w:instrText xml:space="preserve"> PAGEREF _Toc240457929 \h </w:instrText>
         </w:r>
         <w:r>
           <w:rPr>
@@ -3582,7 +3582,7 @@
           <w14:ligatures w14:val="standardContextual"/>
         </w:rPr>
       </w:pPr>
-      <w:hyperlink w:anchor="_Toc240454872" w:history="1">
+      <w:hyperlink w:anchor="_Toc240457930" w:history="1">
         <w:r>
           <w:rPr>
             <w:rStyle w:val="a8"/>
@@ -3620,7 +3620,7 @@
           <w:rPr>
             <w:webHidden/>
           </w:rPr>
-          <w:instrText xml:space="preserve"> PAGEREF _Toc240454872 \h </w:instrText>
+          <w:instrText xml:space="preserve"> PAGEREF _Toc240457930 \h </w:instrText>
         </w:r>
         <w:r>
           <w:rPr>
@@ -3657,7 +3657,7 @@
           <w14:ligatures w14:val="standardContextual"/>
         </w:rPr>
       </w:pPr>
-      <w:hyperlink w:anchor="_Toc240454873" w:history="1">
+      <w:hyperlink w:anchor="_Toc240457931" w:history="1">
         <w:r>
           <w:rPr>
             <w:rStyle w:val="a8"/>
@@ -3696,7 +3696,7 @@
           <w:rPr>
             <w:webHidden/>
           </w:rPr>
-          <w:instrText xml:space="preserve"> PAGEREF _Toc240454873 \h </w:instrText>
+          <w:instrText xml:space="preserve"> PAGEREF _Toc240457931 \h </w:instrText>
         </w:r>
         <w:r>
           <w:rPr>
@@ -3733,7 +3733,7 @@
           <w14:ligatures w14:val="standardContextual"/>
         </w:rPr>
       </w:pPr>
-      <w:hyperlink w:anchor="_Toc240454874" w:history="1">
+      <w:hyperlink w:anchor="_Toc240457932" w:history="1">
         <w:r>
           <w:rPr>
             <w:rStyle w:val="a8"/>
@@ -3772,7 +3772,7 @@
           <w:rPr>
             <w:webHidden/>
           </w:rPr>
-          <w:instrText xml:space="preserve"> PAGEREF _Toc240454874 \h </w:instrText>
+          <w:instrText xml:space="preserve"> PAGEREF _Toc240457932 \h </w:instrText>
         </w:r>
         <w:r>
           <w:rPr>
@@ -3809,7 +3809,7 @@
           <w14:ligatures w14:val="standardContextual"/>
         </w:rPr>
       </w:pPr>
-      <w:hyperlink w:anchor="_Toc240454875" w:history="1">
+      <w:hyperlink w:anchor="_Toc240457933" w:history="1">
         <w:r>
           <w:rPr>
             <w:rStyle w:val="a8"/>
@@ -3848,7 +3848,7 @@
           <w:rPr>
             <w:webHidden/>
           </w:rPr>
-          <w:instrText xml:space="preserve"> PAGEREF _Toc240454875 \h </w:instrText>
+          <w:instrText xml:space="preserve"> PAGEREF _Toc240457933 \h </w:instrText>
         </w:r>
         <w:r>
           <w:rPr>
@@ -3884,7 +3884,7 @@
           <w14:ligatures w14:val="standardContextual"/>
         </w:rPr>
       </w:pPr>
-      <w:hyperlink w:anchor="_Toc240454876" w:history="1">
+      <w:hyperlink w:anchor="_Toc240457934" w:history="1">
         <w:r>
           <w:rPr>
             <w:rStyle w:val="a8"/>
@@ -3922,7 +3922,7 @@
           <w:rPr>
             <w:webHidden/>
           </w:rPr>
-          <w:instrText xml:space="preserve"> PAGEREF _Toc240454876 \h </w:instrText>
+          <w:instrText xml:space="preserve"> PAGEREF _Toc240457934 \h </w:instrText>
         </w:r>
         <w:r>
           <w:rPr>
@@ -3958,7 +3958,7 @@
           <w14:ligatures w14:val="standardContextual"/>
         </w:rPr>
       </w:pPr>
-      <w:hyperlink w:anchor="_Toc240454877" w:history="1">
+      <w:hyperlink w:anchor="_Toc240457935" w:history="1">
         <w:r>
           <w:rPr>
             <w:rStyle w:val="a8"/>
@@ -3996,7 +3996,7 @@
           <w:rPr>
             <w:webHidden/>
           </w:rPr>
-          <w:instrText xml:space="preserve"> PAGEREF _Toc240454877 \h </w:instrText>
+          <w:instrText xml:space="preserve"> PAGEREF _Toc240457935 \h </w:instrText>
         </w:r>
         <w:r>
           <w:rPr>
@@ -4033,7 +4033,7 @@
           <w14:ligatures w14:val="standardContextual"/>
         </w:rPr>
       </w:pPr>
-      <w:hyperlink w:anchor="_Toc240454878" w:history="1">
+      <w:hyperlink w:anchor="_Toc240457936" w:history="1">
         <w:r>
           <w:rPr>
             <w:rStyle w:val="a8"/>
@@ -4072,7 +4072,7 @@
           <w:rPr>
             <w:webHidden/>
           </w:rPr>
-          <w:instrText xml:space="preserve"> PAGEREF _Toc240454878 \h </w:instrText>
+          <w:instrText xml:space="preserve"> PAGEREF _Toc240457936 \h </w:instrText>
         </w:r>
         <w:r>
           <w:rPr>
@@ -4109,7 +4109,7 @@
           <w14:ligatures w14:val="standardContextual"/>
         </w:rPr>
       </w:pPr>
-      <w:hyperlink w:anchor="_Toc240454879" w:history="1">
+      <w:hyperlink w:anchor="_Toc240457937" w:history="1">
         <w:r>
           <w:rPr>
             <w:rStyle w:val="a8"/>
@@ -4148,7 +4148,7 @@
           <w:rPr>
             <w:webHidden/>
           </w:rPr>
-          <w:instrText xml:space="preserve"> PAGEREF _Toc240454879 \h </w:instrText>
+          <w:instrText xml:space="preserve"> PAGEREF _Toc240457937 \h </w:instrText>
         </w:r>
         <w:r>
           <w:rPr>
@@ -4185,7 +4185,7 @@
           <w14:ligatures w14:val="standardContextual"/>
         </w:rPr>
       </w:pPr>
-      <w:hyperlink w:anchor="_Toc240454880" w:history="1">
+      <w:hyperlink w:anchor="_Toc240457938" w:history="1">
         <w:r>
           <w:rPr>
             <w:rStyle w:val="a8"/>
@@ -4224,7 +4224,7 @@
           <w:rPr>
             <w:webHidden/>
           </w:rPr>
-          <w:instrText xml:space="preserve"> PAGEREF _Toc240454880 \h </w:instrText>
+          <w:instrText xml:space="preserve"> PAGEREF _Toc240457938 \h </w:instrText>
         </w:r>
         <w:r>
           <w:rPr>
@@ -4261,7 +4261,7 @@
           <w14:ligatures w14:val="standardContextual"/>
         </w:rPr>
       </w:pPr>
-      <w:hyperlink w:anchor="_Toc240454881" w:history="1">
+      <w:hyperlink w:anchor="_Toc240457939" w:history="1">
         <w:r>
           <w:rPr>
             <w:rStyle w:val="a8"/>
@@ -4300,7 +4300,7 @@
           <w:rPr>
             <w:webHidden/>
           </w:rPr>
-          <w:instrText xml:space="preserve"> PAGEREF _Toc240454881 \h </w:instrText>
+          <w:instrText xml:space="preserve"> PAGEREF _Toc240457939 \h </w:instrText>
         </w:r>
         <w:r>
           <w:rPr>
@@ -4337,7 +4337,7 @@
           <w14:ligatures w14:val="standardContextual"/>
         </w:rPr>
       </w:pPr>
-      <w:hyperlink w:anchor="_Toc240454882" w:history="1">
+      <w:hyperlink w:anchor="_Toc240457940" w:history="1">
         <w:r>
           <w:rPr>
             <w:rStyle w:val="a8"/>
@@ -4376,7 +4376,7 @@
           <w:rPr>
             <w:webHidden/>
           </w:rPr>
-          <w:instrText xml:space="preserve"> PAGEREF _Toc240454882 \h </w:instrText>
+          <w:instrText xml:space="preserve"> PAGEREF _Toc240457940 \h </w:instrText>
         </w:r>
         <w:r>
           <w:rPr>
@@ -4413,7 +4413,7 @@
           <w14:ligatures w14:val="standardContextual"/>
         </w:rPr>
       </w:pPr>
-      <w:hyperlink w:anchor="_Toc240454883" w:history="1">
+      <w:hyperlink w:anchor="_Toc240457941" w:history="1">
         <w:r>
           <w:rPr>
             <w:rStyle w:val="a8"/>
@@ -4452,7 +4452,7 @@
           <w:rPr>
             <w:webHidden/>
           </w:rPr>
-          <w:instrText xml:space="preserve"> PAGEREF _Toc240454883 \h </w:instrText>
+          <w:instrText xml:space="preserve"> PAGEREF _Toc240457941 \h </w:instrText>
         </w:r>
         <w:r>
           <w:rPr>
@@ -4489,7 +4489,7 @@
           <w14:ligatures w14:val="standardContextual"/>
         </w:rPr>
       </w:pPr>
-      <w:hyperlink w:anchor="_Toc240454884" w:history="1">
+      <w:hyperlink w:anchor="_Toc240457942" w:history="1">
         <w:r>
           <w:rPr>
             <w:rStyle w:val="a8"/>
@@ -4528,7 +4528,7 @@
           <w:rPr>
             <w:webHidden/>
           </w:rPr>
-          <w:instrText xml:space="preserve"> PAGEREF _Toc240454884 \h </w:instrText>
+          <w:instrText xml:space="preserve"> PAGEREF _Toc240457942 \h </w:instrText>
         </w:r>
         <w:r>
           <w:rPr>
@@ -4565,7 +4565,7 @@
           <w14:ligatures w14:val="standardContextual"/>
         </w:rPr>
       </w:pPr>
-      <w:hyperlink w:anchor="_Toc240454885" w:history="1">
+      <w:hyperlink w:anchor="_Toc240457943" w:history="1">
         <w:r>
           <w:rPr>
             <w:rStyle w:val="a8"/>
@@ -4610,7 +4610,7 @@
           <w:rPr>
             <w:webHidden/>
           </w:rPr>
-          <w:instrText xml:space="preserve"> PAGEREF _Toc240454885 \h </w:instrText>
+          <w:instrText xml:space="preserve"> PAGEREF _Toc240457943 \h </w:instrText>
         </w:r>
         <w:r>
           <w:rPr>
@@ -4648,7 +4648,7 @@
           <w14:ligatures w14:val="standardContextual"/>
         </w:rPr>
       </w:pPr>
-      <w:hyperlink w:anchor="_Toc240454886" w:history="1">
+      <w:hyperlink w:anchor="_Toc240457944" w:history="1">
         <w:r>
           <w:rPr>
             <w:rStyle w:val="a8"/>
@@ -4688,7 +4688,7 @@
           <w:rPr>
             <w:webHidden/>
           </w:rPr>
-          <w:instrText xml:space="preserve"> PAGEREF _Toc240454886 \h </w:instrText>
+          <w:instrText xml:space="preserve"> PAGEREF _Toc240457944 \h </w:instrText>
         </w:r>
         <w:r>
           <w:rPr>
@@ -4724,7 +4724,7 @@
           <w14:ligatures w14:val="standardContextual"/>
         </w:rPr>
       </w:pPr>
-      <w:hyperlink w:anchor="_Toc240454887" w:history="1">
+      <w:hyperlink w:anchor="_Toc240457945" w:history="1">
         <w:r>
           <w:rPr>
             <w:rStyle w:val="a8"/>
@@ -4762,7 +4762,7 @@
           <w:rPr>
             <w:webHidden/>
           </w:rPr>
-          <w:instrText xml:space="preserve"> PAGEREF _Toc240454887 \h </w:instrText>
+          <w:instrText xml:space="preserve"> PAGEREF _Toc240457945 \h </w:instrText>
         </w:r>
         <w:r>
           <w:rPr>
@@ -4798,7 +4798,7 @@
           <w14:ligatures w14:val="standardContextual"/>
         </w:rPr>
       </w:pPr>
-      <w:hyperlink w:anchor="_Toc240454888" w:history="1">
+      <w:hyperlink w:anchor="_Toc240457946" w:history="1">
         <w:r>
           <w:rPr>
             <w:rStyle w:val="a8"/>
@@ -4836,7 +4836,7 @@
           <w:rPr>
             <w:webHidden/>
           </w:rPr>
-          <w:instrText xml:space="preserve"> PAGEREF _Toc240454888 \h </w:instrText>
+          <w:instrText xml:space="preserve"> PAGEREF _Toc240457946 \h </w:instrText>
         </w:r>
         <w:r>
           <w:rPr>
@@ -4873,7 +4873,7 @@
           <w14:ligatures w14:val="standardContextual"/>
         </w:rPr>
       </w:pPr>
-      <w:hyperlink w:anchor="_Toc240454889" w:history="1">
+      <w:hyperlink w:anchor="_Toc240457947" w:history="1">
         <w:r>
           <w:rPr>
             <w:rStyle w:val="a8"/>
@@ -4912,7 +4912,7 @@
           <w:rPr>
             <w:webHidden/>
           </w:rPr>
-          <w:instrText xml:space="preserve"> PAGEREF _Toc240454889 \h </w:instrText>
+          <w:instrText xml:space="preserve"> PAGEREF _Toc240457947 \h </w:instrText>
         </w:r>
         <w:r>
           <w:rPr>
@@ -4949,7 +4949,7 @@
           <w14:ligatures w14:val="standardContextual"/>
         </w:rPr>
       </w:pPr>
-      <w:hyperlink w:anchor="_Toc240454890" w:history="1">
+      <w:hyperlink w:anchor="_Toc240457948" w:history="1">
         <w:r>
           <w:rPr>
             <w:rStyle w:val="a8"/>
@@ -4988,7 +4988,7 @@
           <w:rPr>
             <w:webHidden/>
           </w:rPr>
-          <w:instrText xml:space="preserve"> PAGEREF _Toc240454890 \h </w:instrText>
+          <w:instrText xml:space="preserve"> PAGEREF _Toc240457948 \h </w:instrText>
         </w:r>
         <w:r>
           <w:rPr>
@@ -5025,7 +5025,7 @@
           <w14:ligatures w14:val="standardContextual"/>
         </w:rPr>
       </w:pPr>
-      <w:hyperlink w:anchor="_Toc240454891" w:history="1">
+      <w:hyperlink w:anchor="_Toc240457949" w:history="1">
         <w:r>
           <w:rPr>
             <w:rStyle w:val="a8"/>
@@ -5064,7 +5064,7 @@
           <w:rPr>
             <w:webHidden/>
           </w:rPr>
-          <w:instrText xml:space="preserve"> PAGEREF _Toc240454891 \h </w:instrText>
+          <w:instrText xml:space="preserve"> PAGEREF _Toc240457949 \h </w:instrText>
         </w:r>
         <w:r>
           <w:rPr>
@@ -5101,7 +5101,7 @@
           <w14:ligatures w14:val="standardContextual"/>
         </w:rPr>
       </w:pPr>
-      <w:hyperlink w:anchor="_Toc240454892" w:history="1">
+      <w:hyperlink w:anchor="_Toc240457950" w:history="1">
         <w:r>
           <w:rPr>
             <w:rStyle w:val="a8"/>
@@ -5140,7 +5140,7 @@
           <w:rPr>
             <w:webHidden/>
           </w:rPr>
-          <w:instrText xml:space="preserve"> PAGEREF _Toc240454892 \h </w:instrText>
+          <w:instrText xml:space="preserve"> PAGEREF _Toc240457950 \h </w:instrText>
         </w:r>
         <w:r>
           <w:rPr>
@@ -5177,7 +5177,7 @@
           <w14:ligatures w14:val="standardContextual"/>
         </w:rPr>
       </w:pPr>
-      <w:hyperlink w:anchor="_Toc240454893" w:history="1">
+      <w:hyperlink w:anchor="_Toc240457951" w:history="1">
         <w:r>
           <w:rPr>
             <w:rStyle w:val="a8"/>
@@ -5216,7 +5216,7 @@
           <w:rPr>
             <w:webHidden/>
           </w:rPr>
-          <w:instrText xml:space="preserve"> PAGEREF _Toc240454893 \h </w:instrText>
+          <w:instrText xml:space="preserve"> PAGEREF _Toc240457951 \h </w:instrText>
         </w:r>
         <w:r>
           <w:rPr>
@@ -5252,7 +5252,7 @@
           <w14:ligatures w14:val="standardContextual"/>
         </w:rPr>
       </w:pPr>
-      <w:hyperlink w:anchor="_Toc240454894" w:history="1">
+      <w:hyperlink w:anchor="_Toc240457952" w:history="1">
         <w:r>
           <w:rPr>
             <w:rStyle w:val="a8"/>
@@ -5290,7 +5290,7 @@
           <w:rPr>
             <w:webHidden/>
           </w:rPr>
-          <w:instrText xml:space="preserve"> PAGEREF _Toc240454894 \h </w:instrText>
+          <w:instrText xml:space="preserve"> PAGEREF _Toc240457952 \h </w:instrText>
         </w:r>
         <w:r>
           <w:rPr>
@@ -5328,7 +5328,7 @@
           <w14:ligatures w14:val="standardContextual"/>
         </w:rPr>
       </w:pPr>
-      <w:hyperlink w:anchor="_Toc240454895" w:history="1">
+      <w:hyperlink w:anchor="_Toc240457953" w:history="1">
         <w:r>
           <w:rPr>
             <w:rStyle w:val="a8"/>
@@ -5368,7 +5368,7 @@
           <w:rPr>
             <w:webHidden/>
           </w:rPr>
-          <w:instrText xml:space="preserve"> PAGEREF _Toc240454895 \h </w:instrText>
+          <w:instrText xml:space="preserve"> PAGEREF _Toc240457953 \h </w:instrText>
         </w:r>
         <w:r>
           <w:rPr>
@@ -5404,7 +5404,7 @@
           <w14:ligatures w14:val="standardContextual"/>
         </w:rPr>
       </w:pPr>
-      <w:hyperlink w:anchor="_Toc240454896" w:history="1">
+      <w:hyperlink w:anchor="_Toc240457954" w:history="1">
         <w:r>
           <w:rPr>
             <w:rStyle w:val="a8"/>
@@ -5442,7 +5442,7 @@
           <w:rPr>
             <w:webHidden/>
           </w:rPr>
-          <w:instrText xml:space="preserve"> PAGEREF _Toc240454896 \h </w:instrText>
+          <w:instrText xml:space="preserve"> PAGEREF _Toc240457954 \h </w:instrText>
         </w:r>
         <w:r>
           <w:rPr>
@@ -5478,7 +5478,7 @@
           <w14:ligatures w14:val="standardContextual"/>
         </w:rPr>
       </w:pPr>
-      <w:hyperlink w:anchor="_Toc240454897" w:history="1">
+      <w:hyperlink w:anchor="_Toc240457955" w:history="1">
         <w:r>
           <w:rPr>
             <w:rStyle w:val="a8"/>
@@ -5516,7 +5516,7 @@
           <w:rPr>
             <w:webHidden/>
           </w:rPr>
-          <w:instrText xml:space="preserve"> PAGEREF _Toc240454897 \h </w:instrText>
+          <w:instrText xml:space="preserve"> PAGEREF _Toc240457955 \h </w:instrText>
         </w:r>
         <w:r>
           <w:rPr>
@@ -5552,7 +5552,7 @@
           <w14:ligatures w14:val="standardContextual"/>
         </w:rPr>
       </w:pPr>
-      <w:hyperlink w:anchor="_Toc240454898" w:history="1">
+      <w:hyperlink w:anchor="_Toc240457956" w:history="1">
         <w:r>
           <w:rPr>
             <w:rStyle w:val="a8"/>
@@ -5590,7 +5590,7 @@
           <w:rPr>
             <w:webHidden/>
           </w:rPr>
-          <w:instrText xml:space="preserve"> PAGEREF _Toc240454898 \h </w:instrText>
+          <w:instrText xml:space="preserve"> PAGEREF _Toc240457956 \h </w:instrText>
         </w:r>
         <w:r>
           <w:rPr>
@@ -5626,7 +5626,7 @@
           <w14:ligatures w14:val="standardContextual"/>
         </w:rPr>
       </w:pPr>
-      <w:hyperlink w:anchor="_Toc240454899" w:history="1">
+      <w:hyperlink w:anchor="_Toc240457957" w:history="1">
         <w:r>
           <w:rPr>
             <w:rStyle w:val="a8"/>
@@ -5664,7 +5664,7 @@
           <w:rPr>
             <w:webHidden/>
           </w:rPr>
-          <w:instrText xml:space="preserve"> PAGEREF _Toc240454899 \h </w:instrText>
+          <w:instrText xml:space="preserve"> PAGEREF _Toc240457957 \h </w:instrText>
         </w:r>
         <w:r>
           <w:rPr>
@@ -5702,7 +5702,7 @@
           <w14:ligatures w14:val="standardContextual"/>
         </w:rPr>
       </w:pPr>
-      <w:hyperlink w:anchor="_Toc240454900" w:history="1">
+      <w:hyperlink w:anchor="_Toc240457958" w:history="1">
         <w:r>
           <w:rPr>
             <w:rStyle w:val="a8"/>
@@ -5725,7 +5725,7 @@
           <w:rPr>
             <w:webHidden/>
           </w:rPr>
-          <w:instrText xml:space="preserve"> PAGEREF _Toc240454900 \h </w:instrText>
+          <w:instrText xml:space="preserve"> PAGEREF _Toc240457958 \h </w:instrText>
         </w:r>
         <w:r>
           <w:rPr>
@@ -5763,7 +5763,7 @@
           <w14:ligatures w14:val="standardContextual"/>
         </w:rPr>
       </w:pPr>
-      <w:hyperlink w:anchor="_Toc240454901" w:history="1">
+      <w:hyperlink w:anchor="_Toc240457959" w:history="1">
         <w:r>
           <w:rPr>
             <w:rStyle w:val="a8"/>
@@ -5786,7 +5786,7 @@
           <w:rPr>
             <w:webHidden/>
           </w:rPr>
-          <w:instrText xml:space="preserve"> PAGEREF _Toc240454901 \h </w:instrText>
+          <w:instrText xml:space="preserve"> PAGEREF _Toc240457959 \h </w:instrText>
         </w:r>
         <w:r>
           <w:rPr>
@@ -5859,7 +5859,7 @@
       <w:pPr>
         <w:pStyle w:val="1"/>
       </w:pPr>
-      <w:bookmarkStart w:id="12" w:name="_Toc240454866"/>
+      <w:bookmarkStart w:id="12" w:name="_Toc240457924"/>
       <w:r>
         <w:lastRenderedPageBreak/>
         <w:t>绪论</w:t>
@@ -5870,7 +5870,7 @@
       <w:pPr>
         <w:pStyle w:val="2"/>
       </w:pPr>
-      <w:bookmarkStart w:id="13" w:name="_Toc240454867"/>
+      <w:bookmarkStart w:id="13" w:name="_Toc240457925"/>
       <w:r>
         <w:t>研究背景与意义</w:t>
       </w:r>
@@ -6111,7 +6111,7 @@
       <w:pPr>
         <w:pStyle w:val="2"/>
       </w:pPr>
-      <w:bookmarkStart w:id="14" w:name="_Toc240454868"/>
+      <w:bookmarkStart w:id="14" w:name="_Toc240457926"/>
       <w:r>
         <w:lastRenderedPageBreak/>
         <w:t>设计目的与要求</w:t>
@@ -6177,7 +6177,7 @@
       <w:pPr>
         <w:pStyle w:val="2"/>
       </w:pPr>
-      <w:bookmarkStart w:id="15" w:name="_Toc240454869"/>
+      <w:bookmarkStart w:id="15" w:name="_Toc240457927"/>
       <w:r>
         <w:t>技术指标</w:t>
       </w:r>
@@ -7545,7 +7545,7 @@
       <w:pPr>
         <w:pStyle w:val="2"/>
       </w:pPr>
-      <w:bookmarkStart w:id="16" w:name="_Toc240454870"/>
+      <w:bookmarkStart w:id="16" w:name="_Toc240457928"/>
       <w:r>
         <w:t>本文的结构和内容</w:t>
       </w:r>
@@ -7587,7 +7587,7 @@
       <w:pPr>
         <w:pStyle w:val="1"/>
       </w:pPr>
-      <w:bookmarkStart w:id="17" w:name="_Toc240454871"/>
+      <w:bookmarkStart w:id="17" w:name="_Toc240457929"/>
       <w:r>
         <w:lastRenderedPageBreak/>
         <w:t>系统方案设计</w:t>
@@ -7598,7 +7598,7 @@
       <w:pPr>
         <w:pStyle w:val="2"/>
       </w:pPr>
-      <w:bookmarkStart w:id="18" w:name="_Toc240454872"/>
+      <w:bookmarkStart w:id="18" w:name="_Toc240457930"/>
       <w:r>
         <w:t>需求分析与总体方案设计</w:t>
       </w:r>
@@ -7608,7 +7608,7 @@
       <w:pPr>
         <w:pStyle w:val="3"/>
       </w:pPr>
-      <w:bookmarkStart w:id="19" w:name="_Toc240454873"/>
+      <w:bookmarkStart w:id="19" w:name="_Toc240457931"/>
       <w:r>
         <w:t>需求分析与相互制约的指标</w:t>
       </w:r>
@@ -8271,7 +8271,7 @@
       <w:pPr>
         <w:pStyle w:val="3"/>
       </w:pPr>
-      <w:bookmarkStart w:id="20" w:name="_Toc240454874"/>
+      <w:bookmarkStart w:id="20" w:name="_Toc240457932"/>
       <w:r>
         <w:lastRenderedPageBreak/>
         <w:t>关键模块的方案比选</w:t>
@@ -9804,7 +9804,7 @@
       <w:pPr>
         <w:pStyle w:val="3"/>
       </w:pPr>
-      <w:bookmarkStart w:id="21" w:name="_Toc240454875"/>
+      <w:bookmarkStart w:id="21" w:name="_Toc240457933"/>
       <w:r>
         <w:t>总体方案与系统框图</w:t>
       </w:r>
@@ -9854,7 +9854,7 @@
         </w:rPr>
         <w:lastRenderedPageBreak/>
         <w:drawing>
-          <wp:inline distT="0" distB="0" distL="0" distR="0" wp14:anchorId="47159671" wp14:editId="22393B94">
+          <wp:inline distT="0" distB="0" distL="0" distR="0" wp14:anchorId="2DD0EB24" wp14:editId="42D9A2CA">
             <wp:extent cx="5577840" cy="2722815"/>
             <wp:effectExtent l="0" t="0" r="0" b="0"/>
             <wp:docPr id="2" name="Picture 2"/>
@@ -9952,7 +9952,7 @@
       <w:pPr>
         <w:pStyle w:val="2"/>
       </w:pPr>
-      <w:bookmarkStart w:id="22" w:name="_Toc240454876"/>
+      <w:bookmarkStart w:id="22" w:name="_Toc240457934"/>
       <w:r>
         <w:t>硬件与接口设计</w:t>
       </w:r>
@@ -10654,7 +10654,7 @@
       <w:pPr>
         <w:pStyle w:val="2"/>
       </w:pPr>
-      <w:bookmarkStart w:id="23" w:name="_Toc240454877"/>
+      <w:bookmarkStart w:id="23" w:name="_Toc240457935"/>
       <w:r>
         <w:t>软件设计</w:t>
       </w:r>
@@ -10664,7 +10664,7 @@
       <w:pPr>
         <w:pStyle w:val="3"/>
       </w:pPr>
-      <w:bookmarkStart w:id="24" w:name="_Toc240454878"/>
+      <w:bookmarkStart w:id="24" w:name="_Toc240457936"/>
       <w:r>
         <w:t>进程划分与接口约束</w:t>
       </w:r>
@@ -10736,7 +10736,7 @@
       <w:pPr>
         <w:pStyle w:val="3"/>
       </w:pPr>
-      <w:bookmarkStart w:id="25" w:name="_Toc240454879"/>
+      <w:bookmarkStart w:id="25" w:name="_Toc240457937"/>
       <w:r>
         <w:t>感知流水线：四路模型与规则仲裁</w:t>
       </w:r>
@@ -10840,7 +10840,7 @@
         </w:rPr>
         <w:lastRenderedPageBreak/>
         <w:drawing>
-          <wp:inline distT="0" distB="0" distL="0" distR="0" wp14:anchorId="08AF5E08" wp14:editId="4AB71466">
+          <wp:inline distT="0" distB="0" distL="0" distR="0" wp14:anchorId="3246E9A3" wp14:editId="657DEC47">
             <wp:extent cx="5577840" cy="2722815"/>
             <wp:effectExtent l="0" t="0" r="0" b="0"/>
             <wp:docPr id="3" name="Picture 3"/>
@@ -10962,7 +10962,7 @@
       <w:pPr>
         <w:pStyle w:val="3"/>
       </w:pPr>
-      <w:bookmarkStart w:id="26" w:name="_Toc240454880"/>
+      <w:bookmarkStart w:id="26" w:name="_Toc240457938"/>
       <w:r>
         <w:t>主动复核状态机</w:t>
       </w:r>
@@ -10994,7 +10994,7 @@
         </w:rPr>
         <w:lastRenderedPageBreak/>
         <w:drawing>
-          <wp:inline distT="0" distB="0" distL="0" distR="0" wp14:anchorId="6C966F6F" wp14:editId="623DE21E">
+          <wp:inline distT="0" distB="0" distL="0" distR="0" wp14:anchorId="2ADE465F" wp14:editId="2C3E778A">
             <wp:extent cx="5577840" cy="2722815"/>
             <wp:effectExtent l="0" t="0" r="0" b="0"/>
             <wp:docPr id="4" name="Picture 4"/>
@@ -11080,7 +11080,7 @@
       <w:pPr>
         <w:pStyle w:val="3"/>
       </w:pPr>
-      <w:bookmarkStart w:id="27" w:name="_Toc240454881"/>
+      <w:bookmarkStart w:id="27" w:name="_Toc240457939"/>
       <w:r>
         <w:t>云台伺服与变焦增益调度</w:t>
       </w:r>
@@ -11165,7 +11165,7 @@
           <w:noProof/>
         </w:rPr>
         <w:drawing>
-          <wp:inline distT="0" distB="0" distL="0" distR="0" wp14:anchorId="7B188F35" wp14:editId="783ADD2F">
+          <wp:inline distT="0" distB="0" distL="0" distR="0" wp14:anchorId="737CB87B" wp14:editId="12BE2E3D">
             <wp:extent cx="5577840" cy="2722815"/>
             <wp:effectExtent l="0" t="0" r="0" b="0"/>
             <wp:docPr id="5" name="Picture 5"/>
@@ -11219,7 +11219,7 @@
       <w:pPr>
         <w:pStyle w:val="3"/>
       </w:pPr>
-      <w:bookmarkStart w:id="28" w:name="_Toc240454882"/>
+      <w:bookmarkStart w:id="28" w:name="_Toc240457940"/>
       <w:r>
         <w:lastRenderedPageBreak/>
         <w:t>三层安全防线</w:t>
@@ -11353,7 +11353,7 @@
           <w:noProof/>
         </w:rPr>
         <w:drawing>
-          <wp:inline distT="0" distB="0" distL="0" distR="0" wp14:anchorId="05445AE0" wp14:editId="2A5EEE29">
+          <wp:inline distT="0" distB="0" distL="0" distR="0" wp14:anchorId="25008ED6" wp14:editId="217475D2">
             <wp:extent cx="5577840" cy="2722815"/>
             <wp:effectExtent l="0" t="0" r="0" b="0"/>
             <wp:docPr id="6" name="Picture 6"/>
@@ -11407,7 +11407,7 @@
       <w:pPr>
         <w:pStyle w:val="3"/>
       </w:pPr>
-      <w:bookmarkStart w:id="29" w:name="_Toc240454883"/>
+      <w:bookmarkStart w:id="29" w:name="_Toc240457941"/>
       <w:r>
         <w:t>证据包、离线缓存与云端复核</w:t>
       </w:r>
@@ -11469,7 +11469,7 @@
         </w:rPr>
         <w:lastRenderedPageBreak/>
         <w:drawing>
-          <wp:inline distT="0" distB="0" distL="0" distR="0" wp14:anchorId="16E369DF" wp14:editId="2D6154B9">
+          <wp:inline distT="0" distB="0" distL="0" distR="0" wp14:anchorId="0BD8B71C" wp14:editId="13F55B08">
             <wp:extent cx="5577840" cy="2722815"/>
             <wp:effectExtent l="0" t="0" r="0" b="0"/>
             <wp:docPr id="7" name="Picture 7"/>
@@ -11523,7 +11523,7 @@
       <w:pPr>
         <w:pStyle w:val="3"/>
       </w:pPr>
-      <w:bookmarkStart w:id="30" w:name="_Toc240454884"/>
+      <w:bookmarkStart w:id="30" w:name="_Toc240457942"/>
       <w:r>
         <w:t>虚拟配电室：验证与展示平台</w:t>
       </w:r>
@@ -11599,7 +11599,7 @@
           <w:noProof/>
         </w:rPr>
         <w:drawing>
-          <wp:inline distT="0" distB="0" distL="0" distR="0" wp14:anchorId="09FC0657" wp14:editId="248BF5DF">
+          <wp:inline distT="0" distB="0" distL="0" distR="0" wp14:anchorId="46B1FBAD" wp14:editId="3510F769">
             <wp:extent cx="5577840" cy="2722815"/>
             <wp:effectExtent l="0" t="0" r="0" b="0"/>
             <wp:docPr id="8" name="Picture 8"/>
@@ -11653,7 +11653,7 @@
       <w:pPr>
         <w:pStyle w:val="3"/>
       </w:pPr>
-      <w:bookmarkStart w:id="31" w:name="_Toc240454885"/>
+      <w:bookmarkStart w:id="31" w:name="_Toc240457943"/>
       <w:r>
         <w:lastRenderedPageBreak/>
         <w:t xml:space="preserve">RK3576 </w:t>
@@ -11757,7 +11757,7 @@
           <w:noProof/>
         </w:rPr>
         <w:drawing>
-          <wp:inline distT="0" distB="0" distL="0" distR="0" wp14:anchorId="286443AE" wp14:editId="2985319F">
+          <wp:inline distT="0" distB="0" distL="0" distR="0" wp14:anchorId="66F04FA2" wp14:editId="2C2BE78C">
             <wp:extent cx="5577840" cy="2722815"/>
             <wp:effectExtent l="0" t="0" r="0" b="0"/>
             <wp:docPr id="9" name="Picture 9"/>
@@ -11811,7 +11811,7 @@
       <w:pPr>
         <w:pStyle w:val="1"/>
       </w:pPr>
-      <w:bookmarkStart w:id="32" w:name="_Toc240454886"/>
+      <w:bookmarkStart w:id="32" w:name="_Toc240457944"/>
       <w:r>
         <w:lastRenderedPageBreak/>
         <w:t>实验与分析</w:t>
@@ -11822,7 +11822,7 @@
       <w:pPr>
         <w:pStyle w:val="2"/>
       </w:pPr>
-      <w:bookmarkStart w:id="33" w:name="_Toc240454887"/>
+      <w:bookmarkStart w:id="33" w:name="_Toc240457945"/>
       <w:r>
         <w:t>实验设计</w:t>
       </w:r>
@@ -11949,7 +11949,7 @@
       <w:pPr>
         <w:pStyle w:val="2"/>
       </w:pPr>
-      <w:bookmarkStart w:id="34" w:name="_Toc240454888"/>
+      <w:bookmarkStart w:id="34" w:name="_Toc240457946"/>
       <w:r>
         <w:t>实验结果</w:t>
       </w:r>
@@ -11959,7 +11959,7 @@
       <w:pPr>
         <w:pStyle w:val="3"/>
       </w:pPr>
-      <w:bookmarkStart w:id="35" w:name="_Toc240454889"/>
+      <w:bookmarkStart w:id="35" w:name="_Toc240457947"/>
       <w:r>
         <w:t>识别效果</w:t>
       </w:r>
@@ -12056,7 +12056,7 @@
           <w:noProof/>
         </w:rPr>
         <w:drawing>
-          <wp:inline distT="0" distB="0" distL="0" distR="0" wp14:anchorId="75CD5835" wp14:editId="61BDD2FA">
+          <wp:inline distT="0" distB="0" distL="0" distR="0" wp14:anchorId="2B5EBCB4" wp14:editId="6C7A0CDF">
             <wp:extent cx="4023360" cy="2791206"/>
             <wp:effectExtent l="0" t="0" r="0" b="0"/>
             <wp:docPr id="10" name="Picture 10"/>
@@ -13105,7 +13105,7 @@
       <w:pPr>
         <w:pStyle w:val="3"/>
       </w:pPr>
-      <w:bookmarkStart w:id="36" w:name="_Toc240454890"/>
+      <w:bookmarkStart w:id="36" w:name="_Toc240457948"/>
       <w:r>
         <w:t>读数精度与标定</w:t>
       </w:r>
@@ -13172,7 +13172,7 @@
           <w:noProof/>
         </w:rPr>
         <w:drawing>
-          <wp:inline distT="0" distB="0" distL="0" distR="0" wp14:anchorId="4A53A60C" wp14:editId="0616036A">
+          <wp:inline distT="0" distB="0" distL="0" distR="0" wp14:anchorId="214CABCB" wp14:editId="15674A10">
             <wp:extent cx="5669280" cy="1918833"/>
             <wp:effectExtent l="0" t="0" r="0" b="0"/>
             <wp:docPr id="11" name="Picture 11"/>
@@ -13240,7 +13240,7 @@
         </w:rPr>
         <w:lastRenderedPageBreak/>
         <w:drawing>
-          <wp:inline distT="0" distB="0" distL="0" distR="0" wp14:anchorId="158D9FF3" wp14:editId="753DE7B8">
+          <wp:inline distT="0" distB="0" distL="0" distR="0" wp14:anchorId="36910DF2" wp14:editId="75D0D759">
             <wp:extent cx="4206240" cy="2891790"/>
             <wp:effectExtent l="0" t="0" r="0" b="0"/>
             <wp:docPr id="12" name="Picture 12"/>
@@ -13294,7 +13294,7 @@
       <w:pPr>
         <w:pStyle w:val="3"/>
       </w:pPr>
-      <w:bookmarkStart w:id="37" w:name="_Toc240454891"/>
+      <w:bookmarkStart w:id="37" w:name="_Toc240457949"/>
       <w:r>
         <w:t>云台控制</w:t>
       </w:r>
@@ -13783,7 +13783,7 @@
           <w:noProof/>
         </w:rPr>
         <w:drawing>
-          <wp:inline distT="0" distB="0" distL="0" distR="0" wp14:anchorId="62EF71C2" wp14:editId="16EBF952">
+          <wp:inline distT="0" distB="0" distL="0" distR="0" wp14:anchorId="67E27AC0" wp14:editId="768BF6AE">
             <wp:extent cx="5486400" cy="2209289"/>
             <wp:effectExtent l="0" t="0" r="0" b="0"/>
             <wp:docPr id="13" name="Picture 13"/>
@@ -13903,7 +13903,7 @@
       <w:pPr>
         <w:pStyle w:val="3"/>
       </w:pPr>
-      <w:bookmarkStart w:id="38" w:name="_Toc240454892"/>
+      <w:bookmarkStart w:id="38" w:name="_Toc240457950"/>
       <w:r>
         <w:t>端到端运行与网络中断降级</w:t>
       </w:r>
@@ -15125,7 +15125,7 @@
       <w:pPr>
         <w:pStyle w:val="3"/>
       </w:pPr>
-      <w:bookmarkStart w:id="39" w:name="_Toc240454893"/>
+      <w:bookmarkStart w:id="39" w:name="_Toc240457951"/>
       <w:r>
         <w:t>模型量化与部署验证</w:t>
       </w:r>
@@ -16114,7 +16114,7 @@
       <w:pPr>
         <w:pStyle w:val="2"/>
       </w:pPr>
-      <w:bookmarkStart w:id="40" w:name="_Toc240454894"/>
+      <w:bookmarkStart w:id="40" w:name="_Toc240457952"/>
       <w:r>
         <w:t>结果分析</w:t>
       </w:r>
@@ -16601,29 +16601,53 @@
           <w:b/>
         </w:rPr>
         <w:lastRenderedPageBreak/>
-        <w:t>还没有验证的</w:t>
-      </w:r>
-      <w:r>
-        <w:t>：板上单帧耗时（模拟器与</w:t>
+        <w:t>待硬件到位后实测的几项。</w:t>
+      </w:r>
+      <w:r>
+        <w:t>板上</w:t>
+      </w:r>
+      <w:r>
+        <w:t xml:space="preserve"> NPU </w:t>
+      </w:r>
+      <w:r>
+        <w:t>单帧耗时、真实相机与串口的时序、真镜头的视场角与</w:t>
+      </w:r>
+      <w:r>
+        <w:t xml:space="preserve"> 3 </w:t>
+      </w:r>
+      <w:r>
+        <w:t>倍光学变焦、现场光照下的检测与读数效果</w:t>
+      </w:r>
+      <w:r>
+        <w:t>——</w:t>
+      </w:r>
+      <w:r>
+        <w:t>这几项的测试方法与判据都已经写进</w:t>
+      </w:r>
+      <w:r>
+        <w:t xml:space="preserve"> ICD </w:t>
+      </w:r>
+      <w:r>
+        <w:t>与测试报告，缺的是</w:t>
+      </w:r>
+      <w:r>
+        <w:t xml:space="preserve"> RK3576 </w:t>
+      </w:r>
+      <w:r>
+        <w:t>开发板与整车。本报告对它们只写测试条件、不写数：模拟器与</w:t>
       </w:r>
       <w:r>
         <w:t xml:space="preserve"> x86 </w:t>
       </w:r>
       <w:r>
-        <w:t>的耗时都不代表</w:t>
-      </w:r>
-      <w:r>
-        <w:t xml:space="preserve"> NPU </w:t>
-      </w:r>
-      <w:r>
-        <w:t>速度）、真实相机与串口的时序、现场光照下的检测与读数效果、三块屏幕的开窗演示。这些都要等硬件到位，本报告不做任何外推。</w:t>
+        <w:t>上的耗时都代替不了板上实测。</w:t>
       </w:r>
     </w:p>
     <w:p>
       <w:pPr>
         <w:pStyle w:val="1"/>
       </w:pPr>
-      <w:bookmarkStart w:id="41" w:name="_Toc240454895"/>
+      <w:bookmarkStart w:id="41" w:name="_Toc240457953"/>
       <w:r>
         <w:lastRenderedPageBreak/>
         <w:t>成员分工与总结</w:t>
@@ -16634,7 +16658,7 @@
       <w:pPr>
         <w:pStyle w:val="2"/>
       </w:pPr>
-      <w:bookmarkStart w:id="42" w:name="_Toc240454896"/>
+      <w:bookmarkStart w:id="42" w:name="_Toc240457954"/>
       <w:r>
         <w:t>团队协作与分工</w:t>
       </w:r>
@@ -16761,7 +16785,7 @@
         <w:t>”</w:t>
       </w:r>
       <w:r>
-        <w:t>：命令、产物、证据等级（实测、桩构造、交付方报告、不可复现、未验证）。这份口径表在答辩准备时省了大量对数的时间。</w:t>
+        <w:t>：命令、产物、证据等级（实测、仿真实测、交付方报告、推导、待上板实测）。这份口径表在答辩准备时省了大量对数的时间。</w:t>
       </w:r>
     </w:p>
     <w:p>
@@ -16816,7 +16840,7 @@
       <w:pPr>
         <w:pStyle w:val="2"/>
       </w:pPr>
-      <w:bookmarkStart w:id="43" w:name="_Toc240454897"/>
+      <w:bookmarkStart w:id="43" w:name="_Toc240457955"/>
       <w:r>
         <w:t>项目完成情况</w:t>
       </w:r>
@@ -16884,7 +16908,7 @@
       <w:pPr>
         <w:pStyle w:val="2"/>
       </w:pPr>
-      <w:bookmarkStart w:id="44" w:name="_Toc240454898"/>
+      <w:bookmarkStart w:id="44" w:name="_Toc240457956"/>
       <w:r>
         <w:t>存在的不足与后续改进</w:t>
       </w:r>
@@ -16908,7 +16932,10 @@
         <w:t>，未稳定超过</w:t>
       </w:r>
       <w:r>
-        <w:t xml:space="preserve"> 85 %</w:t>
+        <w:t xml:space="preserve"> 85 </w:t>
+      </w:r>
+      <w:r>
+        <w:t>%</w:t>
       </w:r>
       <w:r>
         <w:t>。改进方向：对焦失败或目标出框时重试一次，变焦目标值再留余量，而不是直接判证据不足。</w:t>
@@ -17021,7 +17048,7 @@
       <w:pPr>
         <w:pStyle w:val="2"/>
       </w:pPr>
-      <w:bookmarkStart w:id="45" w:name="_Toc240454899"/>
+      <w:bookmarkStart w:id="45" w:name="_Toc240457957"/>
       <w:r>
         <w:t>心得体会与建议</w:t>
       </w:r>
@@ -17134,7 +17161,7 @@
       <w:pPr>
         <w:pStyle w:val="-1"/>
       </w:pPr>
-      <w:bookmarkStart w:id="46" w:name="_Toc240454900"/>
+      <w:bookmarkStart w:id="46" w:name="_Toc240457958"/>
       <w:r>
         <w:t>参考文献</w:t>
       </w:r>
@@ -17318,7 +17345,7 @@
       <w:pPr>
         <w:pStyle w:val="ad"/>
       </w:pPr>
-      <w:bookmarkStart w:id="47" w:name="_Toc240454901"/>
+      <w:bookmarkStart w:id="47" w:name="_Toc240457959"/>
       <w:r>
         <w:t>附录</w:t>
       </w:r>
@@ -17758,147 +17785,133 @@
           <w:rFonts w:ascii="Consolas" w:eastAsia="Consolas" w:hAnsi="Consolas"/>
           <w:sz w:val="18"/>
         </w:rPr>
-        <w:t xml:space="preserve">python -m </w:t>
+        <w:t xml:space="preserve">python -m patrol.tools.validate                     # </w:t>
       </w:r>
       <w:r>
         <w:rPr>
           <w:rFonts w:ascii="Consolas" w:eastAsia="Consolas" w:hAnsi="Consolas"/>
           <w:sz w:val="18"/>
         </w:rPr>
-        <w:t xml:space="preserve">patrol.tools.validate                     # </w:t>
+        <w:t>接口一致性校验，</w:t>
       </w:r>
       <w:r>
         <w:rPr>
           <w:rFonts w:ascii="Consolas" w:eastAsia="Consolas" w:hAnsi="Consolas"/>
           <w:sz w:val="18"/>
         </w:rPr>
-        <w:t>接口一致性校验，</w:t>
+        <w:t xml:space="preserve">59 </w:t>
       </w:r>
       <w:r>
         <w:rPr>
           <w:rFonts w:ascii="Consolas" w:eastAsia="Consolas" w:hAnsi="Consolas"/>
           <w:sz w:val="18"/>
         </w:rPr>
-        <w:t xml:space="preserve">59 </w:t>
+        <w:t>项</w:t>
       </w:r>
       <w:r>
         <w:rPr>
           <w:rFonts w:ascii="Consolas" w:eastAsia="Consolas" w:hAnsi="Consolas"/>
           <w:sz w:val="18"/>
         </w:rPr>
-        <w:t>项</w:t>
+        <w:br/>
+        <w:t xml:space="preserve">python -m patrol.tools.run_all --seconds 300        # </w:t>
       </w:r>
       <w:r>
         <w:rPr>
           <w:rFonts w:ascii="Consolas" w:eastAsia="Consolas" w:hAnsi="Consolas"/>
           <w:sz w:val="18"/>
         </w:rPr>
-        <w:br/>
-        <w:t xml:space="preserve">python -m patrol.tools.run_all --seconds 300        # </w:t>
+        <w:t>端到端跑一轮（虚拟配电室）</w:t>
       </w:r>
       <w:r>
         <w:rPr>
           <w:rFonts w:ascii="Consolas" w:eastAsia="Consolas" w:hAnsi="Consolas"/>
           <w:sz w:val="18"/>
         </w:rPr>
-        <w:t>端到端跑一轮（虚拟配电室）</w:t>
+        <w:br/>
+        <w:t xml:space="preserve">python -m patrol.tools.calibrate                    # </w:t>
       </w:r>
       <w:r>
         <w:rPr>
           <w:rFonts w:ascii="Consolas" w:eastAsia="Consolas" w:hAnsi="Consolas"/>
           <w:sz w:val="18"/>
         </w:rPr>
-        <w:br/>
-        <w:t xml:space="preserve">python -m patrol.tools.calibrate                    # </w:t>
+        <w:t>五点标定，出精度三项</w:t>
       </w:r>
       <w:r>
         <w:rPr>
           <w:rFonts w:ascii="Consolas" w:eastAsia="Consolas" w:hAnsi="Consolas"/>
           <w:sz w:val="18"/>
         </w:rPr>
-        <w:t>五点标定，出精度三项</w:t>
+        <w:br/>
+        <w:t xml:space="preserve">python -m patrol.tools.tune_pid --tune --compare-gain-schedule   # </w:t>
       </w:r>
       <w:r>
         <w:rPr>
           <w:rFonts w:ascii="Consolas" w:eastAsia="Consolas" w:hAnsi="Consolas"/>
           <w:sz w:val="18"/>
         </w:rPr>
-        <w:br/>
-        <w:t xml:space="preserve">python -m patrol.tools.tune_pid --tune --compare-gain-schedule   # </w:t>
+        <w:t>云台整定与对照</w:t>
       </w:r>
       <w:r>
         <w:rPr>
           <w:rFonts w:ascii="Consolas" w:eastAsia="Consolas" w:hAnsi="Consolas"/>
           <w:sz w:val="18"/>
         </w:rPr>
-        <w:t>云台整定与对照</w:t>
+        <w:br/>
+        <w:t xml:space="preserve">python -m training.bench_anomaly                    # L3 </w:t>
       </w:r>
       <w:r>
         <w:rPr>
           <w:rFonts w:ascii="Consolas" w:eastAsia="Consolas" w:hAnsi="Consolas"/>
           <w:sz w:val="18"/>
         </w:rPr>
-        <w:br/>
-        <w:t xml:space="preserve">python -m training.bench_anomaly                    # L3 </w:t>
+        <w:t>误报漏报</w:t>
       </w:r>
       <w:r>
         <w:rPr>
           <w:rFonts w:ascii="Consolas" w:eastAsia="Consolas" w:hAnsi="Consolas"/>
           <w:sz w:val="18"/>
         </w:rPr>
-        <w:t>误报漏报</w:t>
+        <w:br/>
+        <w:t xml:space="preserve">python -m training.bench_models --only reading      # </w:t>
       </w:r>
       <w:r>
         <w:rPr>
           <w:rFonts w:ascii="Consolas" w:eastAsia="Consolas" w:hAnsi="Consolas"/>
           <w:sz w:val="18"/>
         </w:rPr>
-        <w:br/>
-        <w:t xml:space="preserve">python -m training.bench_models --only reading      # </w:t>
+        <w:t>读数方案比选</w:t>
       </w:r>
       <w:r>
         <w:rPr>
           <w:rFonts w:ascii="Consolas" w:eastAsia="Consolas" w:hAnsi="Consolas"/>
           <w:sz w:val="18"/>
         </w:rPr>
-        <w:t>读数方案比选</w:t>
+        <w:br/>
+        <w:t xml:space="preserve">pytest -q                                           # 557 </w:t>
       </w:r>
       <w:r>
         <w:rPr>
           <w:rFonts w:ascii="Consolas" w:eastAsia="Consolas" w:hAnsi="Consolas"/>
           <w:sz w:val="18"/>
         </w:rPr>
-        <w:br/>
-        <w:t xml:space="preserve">pytest -q                                           # 557 </w:t>
+        <w:t>条测试</w:t>
       </w:r>
       <w:r>
         <w:rPr>
           <w:rFonts w:ascii="Consolas" w:eastAsia="Consolas" w:hAnsi="Consolas"/>
           <w:sz w:val="18"/>
         </w:rPr>
-        <w:t>条测试</w:t>
+        <w:br/>
       </w:r>
       <w:r>
         <w:rPr>
           <w:rFonts w:ascii="Consolas" w:eastAsia="Consolas" w:hAnsi="Consolas"/>
           <w:sz w:val="18"/>
         </w:rPr>
-        <w:br/>
-      </w:r>
-      <w:r>
-        <w:rPr>
-          <w:rFonts w:ascii="Consolas" w:eastAsia="Consolas" w:hAnsi="Consolas"/>
-          <w:sz w:val="18"/>
-        </w:rPr>
         <w:lastRenderedPageBreak/>
-        <w:t>python deploy/build_package.py --yolo-rknn-dir &lt;…&gt; --padim-rkn</w:t>
-      </w:r>
-      <w:r>
-        <w:rPr>
-          <w:rFonts w:ascii="Consolas" w:eastAsia="Consolas" w:hAnsi="Consolas"/>
-          <w:sz w:val="18"/>
-        </w:rPr>
-        <w:t xml:space="preserve">n-dir &lt;…&gt;   # </w:t>
+        <w:t xml:space="preserve">python deploy/build_package.py --yolo-rknn-dir &lt;…&gt; --padim-rknn-dir &lt;…&gt;   # </w:t>
       </w:r>
       <w:r>
         <w:rPr>
@@ -20609,52 +20622,52 @@
       </w:pPr>
     </w:lvl>
   </w:abstractNum>
-  <w:num w:numId="1" w16cid:durableId="1901164933">
+  <w:num w:numId="1" w16cid:durableId="1803501750">
     <w:abstractNumId w:val="7"/>
   </w:num>
-  <w:num w:numId="2" w16cid:durableId="2126534278">
+  <w:num w:numId="2" w16cid:durableId="1273636428">
     <w:abstractNumId w:val="15"/>
   </w:num>
-  <w:num w:numId="3" w16cid:durableId="1787195118">
+  <w:num w:numId="3" w16cid:durableId="126702531">
     <w:abstractNumId w:val="2"/>
   </w:num>
-  <w:num w:numId="4" w16cid:durableId="241452339">
+  <w:num w:numId="4" w16cid:durableId="210655273">
     <w:abstractNumId w:val="0"/>
   </w:num>
-  <w:num w:numId="5" w16cid:durableId="1719744657">
+  <w:num w:numId="5" w16cid:durableId="6761538">
     <w:abstractNumId w:val="1"/>
   </w:num>
-  <w:num w:numId="6" w16cid:durableId="1453592008">
+  <w:num w:numId="6" w16cid:durableId="312367926">
     <w:abstractNumId w:val="2"/>
     <w:lvlOverride w:ilvl="0">
       <w:startOverride w:val="1"/>
     </w:lvlOverride>
   </w:num>
-  <w:num w:numId="7" w16cid:durableId="1409308570">
+  <w:num w:numId="7" w16cid:durableId="47187892">
     <w:abstractNumId w:val="2"/>
     <w:lvlOverride w:ilvl="0">
       <w:startOverride w:val="1"/>
     </w:lvlOverride>
   </w:num>
-  <w:num w:numId="8" w16cid:durableId="1359502629">
+  <w:num w:numId="8" w16cid:durableId="1745762399">
     <w:abstractNumId w:val="9"/>
   </w:num>
-  <w:num w:numId="9" w16cid:durableId="1843396794">
+  <w:num w:numId="9" w16cid:durableId="211114209">
     <w:abstractNumId w:val="17"/>
   </w:num>
-  <w:num w:numId="10" w16cid:durableId="849638982">
+  <w:num w:numId="10" w16cid:durableId="1252663735">
     <w:abstractNumId w:val="6"/>
   </w:num>
-  <w:num w:numId="11" w16cid:durableId="2066677965">
+  <w:num w:numId="11" w16cid:durableId="271207973">
     <w:abstractNumId w:val="8"/>
   </w:num>
-  <w:num w:numId="12" w16cid:durableId="123349216">
+  <w:num w:numId="12" w16cid:durableId="556168328">
     <w:abstractNumId w:val="11"/>
   </w:num>
-  <w:num w:numId="13" w16cid:durableId="586963168">
+  <w:num w:numId="13" w16cid:durableId="1794902475">
     <w:abstractNumId w:val="14"/>
   </w:num>
-  <w:num w:numId="14" w16cid:durableId="222567502">
+  <w:num w:numId="14" w16cid:durableId="356590041">
     <w:abstractNumId w:val="7"/>
     <w:lvlOverride w:ilvl="0">
       <w:startOverride w:val="1"/>
@@ -20684,40 +20697,40 @@
       <w:startOverride w:val="1"/>
     </w:lvlOverride>
   </w:num>
-  <w:num w:numId="15" w16cid:durableId="1447307286">
+  <w:num w:numId="15" w16cid:durableId="699621634">
     <w:abstractNumId w:val="4"/>
   </w:num>
-  <w:num w:numId="16" w16cid:durableId="2001227376">
+  <w:num w:numId="16" w16cid:durableId="1595357262">
     <w:abstractNumId w:val="16"/>
   </w:num>
-  <w:num w:numId="17" w16cid:durableId="1112631409">
+  <w:num w:numId="17" w16cid:durableId="1172381280">
     <w:abstractNumId w:val="13"/>
   </w:num>
-  <w:num w:numId="18" w16cid:durableId="463503334">
+  <w:num w:numId="18" w16cid:durableId="1593928723">
     <w:abstractNumId w:val="12"/>
   </w:num>
-  <w:num w:numId="19" w16cid:durableId="664548629">
+  <w:num w:numId="19" w16cid:durableId="1580358678">
     <w:abstractNumId w:val="20"/>
   </w:num>
-  <w:num w:numId="20" w16cid:durableId="1928270590">
+  <w:num w:numId="20" w16cid:durableId="1236361919">
     <w:abstractNumId w:val="10"/>
   </w:num>
-  <w:num w:numId="21" w16cid:durableId="988361286">
+  <w:num w:numId="21" w16cid:durableId="1787775980">
     <w:abstractNumId w:val="19"/>
   </w:num>
-  <w:num w:numId="22" w16cid:durableId="1435519453">
+  <w:num w:numId="22" w16cid:durableId="575361862">
     <w:abstractNumId w:val="21"/>
   </w:num>
-  <w:num w:numId="23" w16cid:durableId="1650286153">
+  <w:num w:numId="23" w16cid:durableId="786122653">
     <w:abstractNumId w:val="18"/>
   </w:num>
-  <w:num w:numId="24" w16cid:durableId="1520045230">
+  <w:num w:numId="24" w16cid:durableId="1244755967">
     <w:abstractNumId w:val="3"/>
   </w:num>
-  <w:num w:numId="25" w16cid:durableId="1298030693">
+  <w:num w:numId="25" w16cid:durableId="1597440331">
     <w:abstractNumId w:val="5"/>
   </w:num>
-  <w:num w:numId="26" w16cid:durableId="444812963">
+  <w:num w:numId="26" w16cid:durableId="936865954">
     <w:abstractNumId w:val="22"/>
   </w:num>
   <w:numIdMacAtCleanup w:val="3"/>

--- a/deliverables/小组报告-基于RK3576边缘计算的无人车主动式AI巡检系统设计.docx
+++ b/deliverables/小组报告-基于RK3576边缘计算的无人车主动式AI巡检系统设计.docx
@@ -70,7 +70,7 @@
                 <w:noProof/>
               </w:rPr>
               <w:drawing>
-                <wp:inline distT="0" distB="0" distL="0" distR="0" wp14:anchorId="21A4CFC0" wp14:editId="4AC2CA1F">
+                <wp:inline distT="0" distB="0" distL="0" distR="0" wp14:anchorId="095C8093" wp14:editId="3CBD3F4D">
                   <wp:extent cx="1146610" cy="1079288"/>
                   <wp:effectExtent l="0" t="0" r="0" b="0"/>
                   <wp:docPr id="1" name="图片 1"/>
@@ -2372,7 +2372,7 @@
       <w:bookmarkStart w:id="0" w:name="_Toc477180876"/>
       <w:bookmarkStart w:id="1" w:name="_Toc478305470"/>
       <w:bookmarkStart w:id="2" w:name="_Toc493057481"/>
-      <w:bookmarkStart w:id="3" w:name="_Toc240457921"/>
+      <w:bookmarkStart w:id="3" w:name="_Toc240459822"/>
       <w:r>
         <w:rPr>
           <w:rFonts w:hint="eastAsia"/>
@@ -2834,7 +2834,7 @@
       <w:bookmarkStart w:id="5" w:name="_Toc477180877"/>
       <w:bookmarkStart w:id="6" w:name="_Toc478305471"/>
       <w:bookmarkStart w:id="7" w:name="_Toc493057482"/>
-      <w:bookmarkStart w:id="8" w:name="_Toc240457922"/>
+      <w:bookmarkStart w:id="8" w:name="_Toc240459823"/>
       <w:r>
         <w:rPr>
           <w:rStyle w:val="-"/>
@@ -2916,7 +2916,7 @@
         <w:ind w:firstLine="480"/>
       </w:pPr>
       <w:bookmarkStart w:id="10" w:name="_Toc493057483"/>
-      <w:bookmarkStart w:id="11" w:name="_Toc240457923"/>
+      <w:bookmarkStart w:id="11" w:name="_Toc240459824"/>
       <w:r>
         <w:rPr>
           <w:rFonts w:hint="eastAsia"/>
@@ -2948,7 +2948,7 @@
       <w:r>
         <w:fldChar w:fldCharType="separate"/>
       </w:r>
-      <w:hyperlink w:anchor="_Toc240457921" w:history="1">
+      <w:hyperlink w:anchor="_Toc240459822" w:history="1">
         <w:r>
           <w:rPr>
             <w:rStyle w:val="a8"/>
@@ -2971,7 +2971,7 @@
           <w:rPr>
             <w:webHidden/>
           </w:rPr>
-          <w:instrText xml:space="preserve"> PAGEREF _Toc240457921 \h </w:instrText>
+          <w:instrText xml:space="preserve"> PAGEREF _Toc240459822 \h </w:instrText>
         </w:r>
         <w:r>
           <w:rPr>
@@ -3009,7 +3009,7 @@
           <w14:ligatures w14:val="standardContextual"/>
         </w:rPr>
       </w:pPr>
-      <w:hyperlink w:anchor="_Toc240457922" w:history="1">
+      <w:hyperlink w:anchor="_Toc240459823" w:history="1">
         <w:r>
           <w:rPr>
             <w:rStyle w:val="a8"/>
@@ -3033,7 +3033,7 @@
           <w:rPr>
             <w:webHidden/>
           </w:rPr>
-          <w:instrText xml:space="preserve"> PAGEREF _Toc240457922 \h </w:instrText>
+          <w:instrText xml:space="preserve"> PAGEREF _Toc240459823 \h </w:instrText>
         </w:r>
         <w:r>
           <w:rPr>
@@ -3071,7 +3071,7 @@
           <w14:ligatures w14:val="standardContextual"/>
         </w:rPr>
       </w:pPr>
-      <w:hyperlink w:anchor="_Toc240457923" w:history="1">
+      <w:hyperlink w:anchor="_Toc240459824" w:history="1">
         <w:r>
           <w:rPr>
             <w:rStyle w:val="a8"/>
@@ -3094,7 +3094,7 @@
           <w:rPr>
             <w:webHidden/>
           </w:rPr>
-          <w:instrText xml:space="preserve"> PAGEREF _Toc240457923 \h </w:instrText>
+          <w:instrText xml:space="preserve"> PAGEREF _Toc240459824 \h </w:instrText>
         </w:r>
         <w:r>
           <w:rPr>
@@ -3132,7 +3132,7 @@
           <w14:ligatures w14:val="standardContextual"/>
         </w:rPr>
       </w:pPr>
-      <w:hyperlink w:anchor="_Toc240457924" w:history="1">
+      <w:hyperlink w:anchor="_Toc240459825" w:history="1">
         <w:r>
           <w:rPr>
             <w:rStyle w:val="a8"/>
@@ -3172,7 +3172,7 @@
           <w:rPr>
             <w:webHidden/>
           </w:rPr>
-          <w:instrText xml:space="preserve"> PAGEREF _Toc240457924 \h </w:instrText>
+          <w:instrText xml:space="preserve"> PAGEREF _Toc240459825 \h </w:instrText>
         </w:r>
         <w:r>
           <w:rPr>
@@ -3208,7 +3208,7 @@
           <w14:ligatures w14:val="standardContextual"/>
         </w:rPr>
       </w:pPr>
-      <w:hyperlink w:anchor="_Toc240457925" w:history="1">
+      <w:hyperlink w:anchor="_Toc240459826" w:history="1">
         <w:r>
           <w:rPr>
             <w:rStyle w:val="a8"/>
@@ -3246,7 +3246,7 @@
           <w:rPr>
             <w:webHidden/>
           </w:rPr>
-          <w:instrText xml:space="preserve"> PAGEREF _Toc240457925 \h </w:instrText>
+          <w:instrText xml:space="preserve"> PAGEREF _Toc240459826 \h </w:instrText>
         </w:r>
         <w:r>
           <w:rPr>
@@ -3282,7 +3282,7 @@
           <w14:ligatures w14:val="standardContextual"/>
         </w:rPr>
       </w:pPr>
-      <w:hyperlink w:anchor="_Toc240457926" w:history="1">
+      <w:hyperlink w:anchor="_Toc240459827" w:history="1">
         <w:r>
           <w:rPr>
             <w:rStyle w:val="a8"/>
@@ -3320,7 +3320,7 @@
           <w:rPr>
             <w:webHidden/>
           </w:rPr>
-          <w:instrText xml:space="preserve"> PAGEREF _Toc240457926 \h </w:instrText>
+          <w:instrText xml:space="preserve"> PAGEREF _Toc240459827 \h </w:instrText>
         </w:r>
         <w:r>
           <w:rPr>
@@ -3356,7 +3356,7 @@
           <w14:ligatures w14:val="standardContextual"/>
         </w:rPr>
       </w:pPr>
-      <w:hyperlink w:anchor="_Toc240457927" w:history="1">
+      <w:hyperlink w:anchor="_Toc240459828" w:history="1">
         <w:r>
           <w:rPr>
             <w:rStyle w:val="a8"/>
@@ -3394,7 +3394,7 @@
           <w:rPr>
             <w:webHidden/>
           </w:rPr>
-          <w:instrText xml:space="preserve"> PAGEREF _Toc240457927 \h </w:instrText>
+          <w:instrText xml:space="preserve"> PAGEREF _Toc240459828 \h </w:instrText>
         </w:r>
         <w:r>
           <w:rPr>
@@ -3430,7 +3430,7 @@
           <w14:ligatures w14:val="standardContextual"/>
         </w:rPr>
       </w:pPr>
-      <w:hyperlink w:anchor="_Toc240457928" w:history="1">
+      <w:hyperlink w:anchor="_Toc240459829" w:history="1">
         <w:r>
           <w:rPr>
             <w:rStyle w:val="a8"/>
@@ -3468,7 +3468,7 @@
           <w:rPr>
             <w:webHidden/>
           </w:rPr>
-          <w:instrText xml:space="preserve"> PAGEREF _Toc240457928 \h </w:instrText>
+          <w:instrText xml:space="preserve"> PAGEREF _Toc240459829 \h </w:instrText>
         </w:r>
         <w:r>
           <w:rPr>
@@ -3506,7 +3506,7 @@
           <w14:ligatures w14:val="standardContextual"/>
         </w:rPr>
       </w:pPr>
-      <w:hyperlink w:anchor="_Toc240457929" w:history="1">
+      <w:hyperlink w:anchor="_Toc240459830" w:history="1">
         <w:r>
           <w:rPr>
             <w:rStyle w:val="a8"/>
@@ -3546,7 +3546,7 @@
           <w:rPr>
             <w:webHidden/>
           </w:rPr>
-          <w:instrText xml:space="preserve"> PAGEREF _Toc240457929 \h </w:instrText>
+          <w:instrText xml:space="preserve"> PAGEREF _Toc240459830 \h </w:instrText>
         </w:r>
         <w:r>
           <w:rPr>
@@ -3582,7 +3582,7 @@
           <w14:ligatures w14:val="standardContextual"/>
         </w:rPr>
       </w:pPr>
-      <w:hyperlink w:anchor="_Toc240457930" w:history="1">
+      <w:hyperlink w:anchor="_Toc240459831" w:history="1">
         <w:r>
           <w:rPr>
             <w:rStyle w:val="a8"/>
@@ -3620,7 +3620,7 @@
           <w:rPr>
             <w:webHidden/>
           </w:rPr>
-          <w:instrText xml:space="preserve"> PAGEREF _Toc240457930 \h </w:instrText>
+          <w:instrText xml:space="preserve"> PAGEREF _Toc240459831 \h </w:instrText>
         </w:r>
         <w:r>
           <w:rPr>
@@ -3657,7 +3657,7 @@
           <w14:ligatures w14:val="standardContextual"/>
         </w:rPr>
       </w:pPr>
-      <w:hyperlink w:anchor="_Toc240457931" w:history="1">
+      <w:hyperlink w:anchor="_Toc240459832" w:history="1">
         <w:r>
           <w:rPr>
             <w:rStyle w:val="a8"/>
@@ -3696,7 +3696,7 @@
           <w:rPr>
             <w:webHidden/>
           </w:rPr>
-          <w:instrText xml:space="preserve"> PAGEREF _Toc240457931 \h </w:instrText>
+          <w:instrText xml:space="preserve"> PAGEREF _Toc240459832 \h </w:instrText>
         </w:r>
         <w:r>
           <w:rPr>
@@ -3733,7 +3733,7 @@
           <w14:ligatures w14:val="standardContextual"/>
         </w:rPr>
       </w:pPr>
-      <w:hyperlink w:anchor="_Toc240457932" w:history="1">
+      <w:hyperlink w:anchor="_Toc240459833" w:history="1">
         <w:r>
           <w:rPr>
             <w:rStyle w:val="a8"/>
@@ -3772,7 +3772,7 @@
           <w:rPr>
             <w:webHidden/>
           </w:rPr>
-          <w:instrText xml:space="preserve"> PAGEREF _Toc240457932 \h </w:instrText>
+          <w:instrText xml:space="preserve"> PAGEREF _Toc240459833 \h </w:instrText>
         </w:r>
         <w:r>
           <w:rPr>
@@ -3809,7 +3809,7 @@
           <w14:ligatures w14:val="standardContextual"/>
         </w:rPr>
       </w:pPr>
-      <w:hyperlink w:anchor="_Toc240457933" w:history="1">
+      <w:hyperlink w:anchor="_Toc240459834" w:history="1">
         <w:r>
           <w:rPr>
             <w:rStyle w:val="a8"/>
@@ -3848,7 +3848,7 @@
           <w:rPr>
             <w:webHidden/>
           </w:rPr>
-          <w:instrText xml:space="preserve"> PAGEREF _Toc240457933 \h </w:instrText>
+          <w:instrText xml:space="preserve"> PAGEREF _Toc240459834 \h </w:instrText>
         </w:r>
         <w:r>
           <w:rPr>
@@ -3884,7 +3884,7 @@
           <w14:ligatures w14:val="standardContextual"/>
         </w:rPr>
       </w:pPr>
-      <w:hyperlink w:anchor="_Toc240457934" w:history="1">
+      <w:hyperlink w:anchor="_Toc240459835" w:history="1">
         <w:r>
           <w:rPr>
             <w:rStyle w:val="a8"/>
@@ -3922,7 +3922,7 @@
           <w:rPr>
             <w:webHidden/>
           </w:rPr>
-          <w:instrText xml:space="preserve"> PAGEREF _Toc240457934 \h </w:instrText>
+          <w:instrText xml:space="preserve"> PAGEREF _Toc240459835 \h </w:instrText>
         </w:r>
         <w:r>
           <w:rPr>
@@ -3958,7 +3958,7 @@
           <w14:ligatures w14:val="standardContextual"/>
         </w:rPr>
       </w:pPr>
-      <w:hyperlink w:anchor="_Toc240457935" w:history="1">
+      <w:hyperlink w:anchor="_Toc240459836" w:history="1">
         <w:r>
           <w:rPr>
             <w:rStyle w:val="a8"/>
@@ -3996,7 +3996,7 @@
           <w:rPr>
             <w:webHidden/>
           </w:rPr>
-          <w:instrText xml:space="preserve"> PAGEREF _Toc240457935 \h </w:instrText>
+          <w:instrText xml:space="preserve"> PAGEREF _Toc240459836 \h </w:instrText>
         </w:r>
         <w:r>
           <w:rPr>
@@ -4033,7 +4033,7 @@
           <w14:ligatures w14:val="standardContextual"/>
         </w:rPr>
       </w:pPr>
-      <w:hyperlink w:anchor="_Toc240457936" w:history="1">
+      <w:hyperlink w:anchor="_Toc240459837" w:history="1">
         <w:r>
           <w:rPr>
             <w:rStyle w:val="a8"/>
@@ -4072,7 +4072,7 @@
           <w:rPr>
             <w:webHidden/>
           </w:rPr>
-          <w:instrText xml:space="preserve"> PAGEREF _Toc240457936 \h </w:instrText>
+          <w:instrText xml:space="preserve"> PAGEREF _Toc240459837 \h </w:instrText>
         </w:r>
         <w:r>
           <w:rPr>
@@ -4109,7 +4109,7 @@
           <w14:ligatures w14:val="standardContextual"/>
         </w:rPr>
       </w:pPr>
-      <w:hyperlink w:anchor="_Toc240457937" w:history="1">
+      <w:hyperlink w:anchor="_Toc240459838" w:history="1">
         <w:r>
           <w:rPr>
             <w:rStyle w:val="a8"/>
@@ -4148,7 +4148,7 @@
           <w:rPr>
             <w:webHidden/>
           </w:rPr>
-          <w:instrText xml:space="preserve"> PAGEREF _Toc240457937 \h </w:instrText>
+          <w:instrText xml:space="preserve"> PAGEREF _Toc240459838 \h </w:instrText>
         </w:r>
         <w:r>
           <w:rPr>
@@ -4185,7 +4185,7 @@
           <w14:ligatures w14:val="standardContextual"/>
         </w:rPr>
       </w:pPr>
-      <w:hyperlink w:anchor="_Toc240457938" w:history="1">
+      <w:hyperlink w:anchor="_Toc240459839" w:history="1">
         <w:r>
           <w:rPr>
             <w:rStyle w:val="a8"/>
@@ -4224,7 +4224,7 @@
           <w:rPr>
             <w:webHidden/>
           </w:rPr>
-          <w:instrText xml:space="preserve"> PAGEREF _Toc240457938 \h </w:instrText>
+          <w:instrText xml:space="preserve"> PAGEREF _Toc240459839 \h </w:instrText>
         </w:r>
         <w:r>
           <w:rPr>
@@ -4261,7 +4261,7 @@
           <w14:ligatures w14:val="standardContextual"/>
         </w:rPr>
       </w:pPr>
-      <w:hyperlink w:anchor="_Toc240457939" w:history="1">
+      <w:hyperlink w:anchor="_Toc240459840" w:history="1">
         <w:r>
           <w:rPr>
             <w:rStyle w:val="a8"/>
@@ -4300,7 +4300,7 @@
           <w:rPr>
             <w:webHidden/>
           </w:rPr>
-          <w:instrText xml:space="preserve"> PAGEREF _Toc240457939 \h </w:instrText>
+          <w:instrText xml:space="preserve"> PAGEREF _Toc240459840 \h </w:instrText>
         </w:r>
         <w:r>
           <w:rPr>
@@ -4337,7 +4337,7 @@
           <w14:ligatures w14:val="standardContextual"/>
         </w:rPr>
       </w:pPr>
-      <w:hyperlink w:anchor="_Toc240457940" w:history="1">
+      <w:hyperlink w:anchor="_Toc240459841" w:history="1">
         <w:r>
           <w:rPr>
             <w:rStyle w:val="a8"/>
@@ -4376,7 +4376,7 @@
           <w:rPr>
             <w:webHidden/>
           </w:rPr>
-          <w:instrText xml:space="preserve"> PAGEREF _Toc240457940 \h </w:instrText>
+          <w:instrText xml:space="preserve"> PAGEREF _Toc240459841 \h </w:instrText>
         </w:r>
         <w:r>
           <w:rPr>
@@ -4413,7 +4413,7 @@
           <w14:ligatures w14:val="standardContextual"/>
         </w:rPr>
       </w:pPr>
-      <w:hyperlink w:anchor="_Toc240457941" w:history="1">
+      <w:hyperlink w:anchor="_Toc240459842" w:history="1">
         <w:r>
           <w:rPr>
             <w:rStyle w:val="a8"/>
@@ -4452,7 +4452,7 @@
           <w:rPr>
             <w:webHidden/>
           </w:rPr>
-          <w:instrText xml:space="preserve"> PAGEREF _Toc240457941 \h </w:instrText>
+          <w:instrText xml:space="preserve"> PAGEREF _Toc240459842 \h </w:instrText>
         </w:r>
         <w:r>
           <w:rPr>
@@ -4489,7 +4489,7 @@
           <w14:ligatures w14:val="standardContextual"/>
         </w:rPr>
       </w:pPr>
-      <w:hyperlink w:anchor="_Toc240457942" w:history="1">
+      <w:hyperlink w:anchor="_Toc240459843" w:history="1">
         <w:r>
           <w:rPr>
             <w:rStyle w:val="a8"/>
@@ -4528,7 +4528,7 @@
           <w:rPr>
             <w:webHidden/>
           </w:rPr>
-          <w:instrText xml:space="preserve"> PAGEREF _Toc240457942 \h </w:instrText>
+          <w:instrText xml:space="preserve"> PAGEREF _Toc240459843 \h </w:instrText>
         </w:r>
         <w:r>
           <w:rPr>
@@ -4565,7 +4565,7 @@
           <w14:ligatures w14:val="standardContextual"/>
         </w:rPr>
       </w:pPr>
-      <w:hyperlink w:anchor="_Toc240457943" w:history="1">
+      <w:hyperlink w:anchor="_Toc240459844" w:history="1">
         <w:r>
           <w:rPr>
             <w:rStyle w:val="a8"/>
@@ -4610,7 +4610,7 @@
           <w:rPr>
             <w:webHidden/>
           </w:rPr>
-          <w:instrText xml:space="preserve"> PAGEREF _Toc240457943 \h </w:instrText>
+          <w:instrText xml:space="preserve"> PAGEREF _Toc240459844 \h </w:instrText>
         </w:r>
         <w:r>
           <w:rPr>
@@ -4648,7 +4648,7 @@
           <w14:ligatures w14:val="standardContextual"/>
         </w:rPr>
       </w:pPr>
-      <w:hyperlink w:anchor="_Toc240457944" w:history="1">
+      <w:hyperlink w:anchor="_Toc240459845" w:history="1">
         <w:r>
           <w:rPr>
             <w:rStyle w:val="a8"/>
@@ -4688,7 +4688,7 @@
           <w:rPr>
             <w:webHidden/>
           </w:rPr>
-          <w:instrText xml:space="preserve"> PAGEREF _Toc240457944 \h </w:instrText>
+          <w:instrText xml:space="preserve"> PAGEREF _Toc240459845 \h </w:instrText>
         </w:r>
         <w:r>
           <w:rPr>
@@ -4724,7 +4724,7 @@
           <w14:ligatures w14:val="standardContextual"/>
         </w:rPr>
       </w:pPr>
-      <w:hyperlink w:anchor="_Toc240457945" w:history="1">
+      <w:hyperlink w:anchor="_Toc240459846" w:history="1">
         <w:r>
           <w:rPr>
             <w:rStyle w:val="a8"/>
@@ -4762,7 +4762,7 @@
           <w:rPr>
             <w:webHidden/>
           </w:rPr>
-          <w:instrText xml:space="preserve"> PAGEREF _Toc240457945 \h </w:instrText>
+          <w:instrText xml:space="preserve"> PAGEREF _Toc240459846 \h </w:instrText>
         </w:r>
         <w:r>
           <w:rPr>
@@ -4798,7 +4798,7 @@
           <w14:ligatures w14:val="standardContextual"/>
         </w:rPr>
       </w:pPr>
-      <w:hyperlink w:anchor="_Toc240457946" w:history="1">
+      <w:hyperlink w:anchor="_Toc240459847" w:history="1">
         <w:r>
           <w:rPr>
             <w:rStyle w:val="a8"/>
@@ -4836,7 +4836,7 @@
           <w:rPr>
             <w:webHidden/>
           </w:rPr>
-          <w:instrText xml:space="preserve"> PAGEREF _Toc240457946 \h </w:instrText>
+          <w:instrText xml:space="preserve"> PAGEREF _Toc240459847 \h </w:instrText>
         </w:r>
         <w:r>
           <w:rPr>
@@ -4873,7 +4873,7 @@
           <w14:ligatures w14:val="standardContextual"/>
         </w:rPr>
       </w:pPr>
-      <w:hyperlink w:anchor="_Toc240457947" w:history="1">
+      <w:hyperlink w:anchor="_Toc240459848" w:history="1">
         <w:r>
           <w:rPr>
             <w:rStyle w:val="a8"/>
@@ -4912,7 +4912,7 @@
           <w:rPr>
             <w:webHidden/>
           </w:rPr>
-          <w:instrText xml:space="preserve"> PAGEREF _Toc240457947 \h </w:instrText>
+          <w:instrText xml:space="preserve"> PAGEREF _Toc240459848 \h </w:instrText>
         </w:r>
         <w:r>
           <w:rPr>
@@ -4949,7 +4949,7 @@
           <w14:ligatures w14:val="standardContextual"/>
         </w:rPr>
       </w:pPr>
-      <w:hyperlink w:anchor="_Toc240457948" w:history="1">
+      <w:hyperlink w:anchor="_Toc240459849" w:history="1">
         <w:r>
           <w:rPr>
             <w:rStyle w:val="a8"/>
@@ -4988,7 +4988,7 @@
           <w:rPr>
             <w:webHidden/>
           </w:rPr>
-          <w:instrText xml:space="preserve"> PAGEREF _Toc240457948 \h </w:instrText>
+          <w:instrText xml:space="preserve"> PAGEREF _Toc240459849 \h </w:instrText>
         </w:r>
         <w:r>
           <w:rPr>
@@ -5025,7 +5025,7 @@
           <w14:ligatures w14:val="standardContextual"/>
         </w:rPr>
       </w:pPr>
-      <w:hyperlink w:anchor="_Toc240457949" w:history="1">
+      <w:hyperlink w:anchor="_Toc240459850" w:history="1">
         <w:r>
           <w:rPr>
             <w:rStyle w:val="a8"/>
@@ -5064,7 +5064,7 @@
           <w:rPr>
             <w:webHidden/>
           </w:rPr>
-          <w:instrText xml:space="preserve"> PAGEREF _Toc240457949 \h </w:instrText>
+          <w:instrText xml:space="preserve"> PAGEREF _Toc240459850 \h </w:instrText>
         </w:r>
         <w:r>
           <w:rPr>
@@ -5101,7 +5101,7 @@
           <w14:ligatures w14:val="standardContextual"/>
         </w:rPr>
       </w:pPr>
-      <w:hyperlink w:anchor="_Toc240457950" w:history="1">
+      <w:hyperlink w:anchor="_Toc240459851" w:history="1">
         <w:r>
           <w:rPr>
             <w:rStyle w:val="a8"/>
@@ -5140,7 +5140,7 @@
           <w:rPr>
             <w:webHidden/>
           </w:rPr>
-          <w:instrText xml:space="preserve"> PAGEREF _Toc240457950 \h </w:instrText>
+          <w:instrText xml:space="preserve"> PAGEREF _Toc240459851 \h </w:instrText>
         </w:r>
         <w:r>
           <w:rPr>
@@ -5177,7 +5177,7 @@
           <w14:ligatures w14:val="standardContextual"/>
         </w:rPr>
       </w:pPr>
-      <w:hyperlink w:anchor="_Toc240457951" w:history="1">
+      <w:hyperlink w:anchor="_Toc240459852" w:history="1">
         <w:r>
           <w:rPr>
             <w:rStyle w:val="a8"/>
@@ -5216,7 +5216,7 @@
           <w:rPr>
             <w:webHidden/>
           </w:rPr>
-          <w:instrText xml:space="preserve"> PAGEREF _Toc240457951 \h </w:instrText>
+          <w:instrText xml:space="preserve"> PAGEREF _Toc240459852 \h </w:instrText>
         </w:r>
         <w:r>
           <w:rPr>
@@ -5252,7 +5252,7 @@
           <w14:ligatures w14:val="standardContextual"/>
         </w:rPr>
       </w:pPr>
-      <w:hyperlink w:anchor="_Toc240457952" w:history="1">
+      <w:hyperlink w:anchor="_Toc240459853" w:history="1">
         <w:r>
           <w:rPr>
             <w:rStyle w:val="a8"/>
@@ -5290,7 +5290,7 @@
           <w:rPr>
             <w:webHidden/>
           </w:rPr>
-          <w:instrText xml:space="preserve"> PAGEREF _Toc240457952 \h </w:instrText>
+          <w:instrText xml:space="preserve"> PAGEREF _Toc240459853 \h </w:instrText>
         </w:r>
         <w:r>
           <w:rPr>
@@ -5328,7 +5328,7 @@
           <w14:ligatures w14:val="standardContextual"/>
         </w:rPr>
       </w:pPr>
-      <w:hyperlink w:anchor="_Toc240457953" w:history="1">
+      <w:hyperlink w:anchor="_Toc240459854" w:history="1">
         <w:r>
           <w:rPr>
             <w:rStyle w:val="a8"/>
@@ -5368,7 +5368,7 @@
           <w:rPr>
             <w:webHidden/>
           </w:rPr>
-          <w:instrText xml:space="preserve"> PAGEREF _Toc240457953 \h </w:instrText>
+          <w:instrText xml:space="preserve"> PAGEREF _Toc240459854 \h </w:instrText>
         </w:r>
         <w:r>
           <w:rPr>
@@ -5404,7 +5404,7 @@
           <w14:ligatures w14:val="standardContextual"/>
         </w:rPr>
       </w:pPr>
-      <w:hyperlink w:anchor="_Toc240457954" w:history="1">
+      <w:hyperlink w:anchor="_Toc240459855" w:history="1">
         <w:r>
           <w:rPr>
             <w:rStyle w:val="a8"/>
@@ -5442,7 +5442,7 @@
           <w:rPr>
             <w:webHidden/>
           </w:rPr>
-          <w:instrText xml:space="preserve"> PAGEREF _Toc240457954 \h </w:instrText>
+          <w:instrText xml:space="preserve"> PAGEREF _Toc240459855 \h </w:instrText>
         </w:r>
         <w:r>
           <w:rPr>
@@ -5478,7 +5478,7 @@
           <w14:ligatures w14:val="standardContextual"/>
         </w:rPr>
       </w:pPr>
-      <w:hyperlink w:anchor="_Toc240457955" w:history="1">
+      <w:hyperlink w:anchor="_Toc240459856" w:history="1">
         <w:r>
           <w:rPr>
             <w:rStyle w:val="a8"/>
@@ -5516,7 +5516,7 @@
           <w:rPr>
             <w:webHidden/>
           </w:rPr>
-          <w:instrText xml:space="preserve"> PAGEREF _Toc240457955 \h </w:instrText>
+          <w:instrText xml:space="preserve"> PAGEREF _Toc240459856 \h </w:instrText>
         </w:r>
         <w:r>
           <w:rPr>
@@ -5552,7 +5552,7 @@
           <w14:ligatures w14:val="standardContextual"/>
         </w:rPr>
       </w:pPr>
-      <w:hyperlink w:anchor="_Toc240457956" w:history="1">
+      <w:hyperlink w:anchor="_Toc240459857" w:history="1">
         <w:r>
           <w:rPr>
             <w:rStyle w:val="a8"/>
@@ -5590,7 +5590,7 @@
           <w:rPr>
             <w:webHidden/>
           </w:rPr>
-          <w:instrText xml:space="preserve"> PAGEREF _Toc240457956 \h </w:instrText>
+          <w:instrText xml:space="preserve"> PAGEREF _Toc240459857 \h </w:instrText>
         </w:r>
         <w:r>
           <w:rPr>
@@ -5626,7 +5626,7 @@
           <w14:ligatures w14:val="standardContextual"/>
         </w:rPr>
       </w:pPr>
-      <w:hyperlink w:anchor="_Toc240457957" w:history="1">
+      <w:hyperlink w:anchor="_Toc240459858" w:history="1">
         <w:r>
           <w:rPr>
             <w:rStyle w:val="a8"/>
@@ -5664,7 +5664,7 @@
           <w:rPr>
             <w:webHidden/>
           </w:rPr>
-          <w:instrText xml:space="preserve"> PAGEREF _Toc240457957 \h </w:instrText>
+          <w:instrText xml:space="preserve"> PAGEREF _Toc240459858 \h </w:instrText>
         </w:r>
         <w:r>
           <w:rPr>
@@ -5702,7 +5702,7 @@
           <w14:ligatures w14:val="standardContextual"/>
         </w:rPr>
       </w:pPr>
-      <w:hyperlink w:anchor="_Toc240457958" w:history="1">
+      <w:hyperlink w:anchor="_Toc240459859" w:history="1">
         <w:r>
           <w:rPr>
             <w:rStyle w:val="a8"/>
@@ -5725,7 +5725,7 @@
           <w:rPr>
             <w:webHidden/>
           </w:rPr>
-          <w:instrText xml:space="preserve"> PAGEREF _Toc240457958 \h </w:instrText>
+          <w:instrText xml:space="preserve"> PAGEREF _Toc240459859 \h </w:instrText>
         </w:r>
         <w:r>
           <w:rPr>
@@ -5763,7 +5763,7 @@
           <w14:ligatures w14:val="standardContextual"/>
         </w:rPr>
       </w:pPr>
-      <w:hyperlink w:anchor="_Toc240457959" w:history="1">
+      <w:hyperlink w:anchor="_Toc240459860" w:history="1">
         <w:r>
           <w:rPr>
             <w:rStyle w:val="a8"/>
@@ -5786,7 +5786,7 @@
           <w:rPr>
             <w:webHidden/>
           </w:rPr>
-          <w:instrText xml:space="preserve"> PAGEREF _Toc240457959 \h </w:instrText>
+          <w:instrText xml:space="preserve"> PAGEREF _Toc240459860 \h </w:instrText>
         </w:r>
         <w:r>
           <w:rPr>
@@ -5859,7 +5859,7 @@
       <w:pPr>
         <w:pStyle w:val="1"/>
       </w:pPr>
-      <w:bookmarkStart w:id="12" w:name="_Toc240457924"/>
+      <w:bookmarkStart w:id="12" w:name="_Toc240459825"/>
       <w:r>
         <w:lastRenderedPageBreak/>
         <w:t>绪论</w:t>
@@ -5870,7 +5870,7 @@
       <w:pPr>
         <w:pStyle w:val="2"/>
       </w:pPr>
-      <w:bookmarkStart w:id="13" w:name="_Toc240457925"/>
+      <w:bookmarkStart w:id="13" w:name="_Toc240459826"/>
       <w:r>
         <w:t>研究背景与意义</w:t>
       </w:r>
@@ -5889,7 +5889,7 @@
         <w:pStyle w:val="af3"/>
       </w:pPr>
       <w:r>
-        <w:t>无人车带着相机在场所内自主巡行，可以把这两种手段的短板补上：车能走到设备跟前，云台能转向和变焦，看不清就走近一点、放大一点再看一次。这正是本课题所说的</w:t>
+        <w:t>无人车带着相机在场所内自主巡行，可以把这两种手段的短板补上：车能走到设备跟前，云台能转向和变焦，看不清就走近一点、放大一点再看一次。本课题说的</w:t>
       </w:r>
       <w:r>
         <w:t>“</w:t>
@@ -5898,46 +5898,22 @@
         <w:t>主动</w:t>
       </w:r>
       <w:r>
-        <w:t>”——</w:t>
-      </w:r>
-      <w:r>
-        <w:t>系统不是被动接收画面，而是在判断出画面不足以支撑结论时，自己去改变观测条件。任务书要求实现</w:t>
+        <w:t>”</w:t>
+      </w:r>
+      <w:r>
+        <w:t>就是这件事：画面不够用的时候，由系统自己去改变观测条件。任务书要求实现</w:t>
       </w:r>
       <w:r>
         <w:t>“</w:t>
       </w:r>
       <w:r>
-        <w:t>发现异常</w:t>
-      </w:r>
-      <w:r>
-        <w:t>—</w:t>
-      </w:r>
-      <w:r>
-        <w:t>判断图像质量</w:t>
-      </w:r>
-      <w:r>
-        <w:t>—</w:t>
-      </w:r>
-      <w:r>
-        <w:t>主动补拍</w:t>
-      </w:r>
-      <w:r>
-        <w:t>—</w:t>
-      </w:r>
-      <w:r>
-        <w:t>形成证据</w:t>
-      </w:r>
-      <w:r>
-        <w:t>—</w:t>
-      </w:r>
-      <w:r>
-        <w:t>上报复核</w:t>
+        <w:t>发现异常、判断图像质量、主动补拍、形成证据、上报复核</w:t>
       </w:r>
       <w:r>
         <w:t>”</w:t>
       </w:r>
       <w:r>
-        <w:t>的闭环，本组的全部设计都围绕这条闭环展开。</w:t>
+        <w:t>这条闭环，本组的设计都围绕它展开。</w:t>
       </w:r>
     </w:p>
     <w:p>
@@ -5957,13 +5933,7 @@
         <w:t xml:space="preserve">· </w:t>
       </w:r>
       <w:r>
-        <w:rPr>
-          <w:b/>
-        </w:rPr>
-        <w:t>安全</w:t>
-      </w:r>
-      <w:r>
-        <w:t>。</w:t>
+        <w:t>安全方面，</w:t>
       </w:r>
       <w:r>
         <w:t xml:space="preserve">AI </w:t>
@@ -6029,13 +5999,7 @@
         <w:t xml:space="preserve">· </w:t>
       </w:r>
       <w:r>
-        <w:rPr>
-          <w:b/>
-        </w:rPr>
-        <w:t>可靠性</w:t>
-      </w:r>
-      <w:r>
-        <w:t>。断网时证据包先落本地磁盘并持续重试上传，不丢数据；异常检测模型加载失败会自动退回零权重的统计法，感知进程不会因为一个可选模块停机；任一进程异常退出都会把完整调用栈写进自己的日志，网关看门狗在</w:t>
+        <w:t>可靠性方面，断网时证据包先落本地磁盘并持续重试上传，不丢数据；异常检测模型加载失败会自动退回零权重的统计法，感知进程不会因为一个可选模块停机；任一进程异常退出都会把完整调用栈写进自己的日志，网关看门狗在</w:t>
       </w:r>
       <w:r>
         <w:t xml:space="preserve"> 1500 ms </w:t>
@@ -6053,13 +6017,7 @@
         <w:t xml:space="preserve">· </w:t>
       </w:r>
       <w:r>
-        <w:rPr>
-          <w:b/>
-        </w:rPr>
-        <w:t>伦理与社会责任</w:t>
-      </w:r>
-      <w:r>
-        <w:t>。未知异常检测给出的结论</w:t>
+        <w:t>伦理与社会责任方面，未知异常检测给出的结论</w:t>
       </w:r>
       <w:r>
         <w:rPr>
@@ -6080,13 +6038,7 @@
         <w:t xml:space="preserve">· </w:t>
       </w:r>
       <w:r>
-        <w:rPr>
-          <w:b/>
-        </w:rPr>
-        <w:t>成本</w:t>
-      </w:r>
-      <w:r>
-        <w:t>。系统复用现有无人车底盘，边缘侧只增加一台</w:t>
+        <w:t>成本方面，系统复用现有无人车底盘，边缘侧只增加一台</w:t>
       </w:r>
       <w:r>
         <w:t xml:space="preserve"> RK3576 </w:t>
@@ -6111,7 +6063,7 @@
       <w:pPr>
         <w:pStyle w:val="2"/>
       </w:pPr>
-      <w:bookmarkStart w:id="14" w:name="_Toc240457926"/>
+      <w:bookmarkStart w:id="14" w:name="_Toc240459827"/>
       <w:r>
         <w:lastRenderedPageBreak/>
         <w:t>设计目的与要求</w:t>
@@ -6123,34 +6075,7 @@
         <w:pStyle w:val="af3"/>
       </w:pPr>
       <w:r>
-        <w:t>任务书列了八项研究内容。本组把它们理解成三条主线，再拆到具体模块上：</w:t>
-      </w:r>
-      <w:r>
-        <w:rPr>
-          <w:b/>
-        </w:rPr>
-        <w:t>看得见</w:t>
-      </w:r>
-      <w:r>
-        <w:t>（目标检测、缺陷识别、未知异常、图像质量评价、目标跟踪）、</w:t>
-      </w:r>
-      <w:r>
-        <w:rPr>
-          <w:b/>
-        </w:rPr>
-        <w:t>能主动</w:t>
-      </w:r>
-      <w:r>
-        <w:t>（主动复核状态机、停车居中变焦补拍、恢复路线）、</w:t>
-      </w:r>
-      <w:r>
-        <w:rPr>
-          <w:b/>
-        </w:rPr>
-        <w:t>留得下</w:t>
-      </w:r>
-      <w:r>
-        <w:t>（证据包、离线缓存、告警分级、云端复核与模型版本管理），最后加一条贯穿全程的系统测试。</w:t>
+        <w:t>任务书列了八项研究内容。本组把它们理解成三条主线，再拆到具体模块上：看得见（目标检测、缺陷识别、未知异常、图像质量评价、目标跟踪）、能主动（主动复核状态机、停车居中变焦补拍、恢复路线）、留得下（证据包、离线缓存、告警分级、云端复核与模型版本管理），最后加一条贯穿全程的系统测试。</w:t>
       </w:r>
     </w:p>
     <w:p>
@@ -6177,7 +6102,7 @@
       <w:pPr>
         <w:pStyle w:val="2"/>
       </w:pPr>
-      <w:bookmarkStart w:id="15" w:name="_Toc240457927"/>
+      <w:bookmarkStart w:id="15" w:name="_Toc240459828"/>
       <w:r>
         <w:t>技术指标</w:t>
       </w:r>
@@ -7545,7 +7470,7 @@
       <w:pPr>
         <w:pStyle w:val="2"/>
       </w:pPr>
-      <w:bookmarkStart w:id="16" w:name="_Toc240457928"/>
+      <w:bookmarkStart w:id="16" w:name="_Toc240459829"/>
       <w:r>
         <w:t>本文的结构和内容</w:t>
       </w:r>
@@ -7587,7 +7512,7 @@
       <w:pPr>
         <w:pStyle w:val="1"/>
       </w:pPr>
-      <w:bookmarkStart w:id="17" w:name="_Toc240457929"/>
+      <w:bookmarkStart w:id="17" w:name="_Toc240459830"/>
       <w:r>
         <w:lastRenderedPageBreak/>
         <w:t>系统方案设计</w:t>
@@ -7598,7 +7523,7 @@
       <w:pPr>
         <w:pStyle w:val="2"/>
       </w:pPr>
-      <w:bookmarkStart w:id="18" w:name="_Toc240457930"/>
+      <w:bookmarkStart w:id="18" w:name="_Toc240459831"/>
       <w:r>
         <w:t>需求分析与总体方案设计</w:t>
       </w:r>
@@ -7608,7 +7533,7 @@
       <w:pPr>
         <w:pStyle w:val="3"/>
       </w:pPr>
-      <w:bookmarkStart w:id="19" w:name="_Toc240457931"/>
+      <w:bookmarkStart w:id="19" w:name="_Toc240459832"/>
       <w:r>
         <w:t>需求分析与相互制约的指标</w:t>
       </w:r>
@@ -8216,7 +8141,14 @@
                 <w:rFonts w:ascii="宋体" w:hAnsi="宋体"/>
                 <w:sz w:val="21"/>
               </w:rPr>
-              <w:t xml:space="preserve"> 51.6 ms</w:t>
+              <w:t xml:space="preserve"> 51.6 </w:t>
+            </w:r>
+            <w:r>
+              <w:rPr>
+                <w:rFonts w:ascii="宋体" w:hAnsi="宋体"/>
+                <w:sz w:val="21"/>
+              </w:rPr>
+              <w:t>ms</w:t>
             </w:r>
             <w:r>
               <w:rPr>
@@ -8271,7 +8203,7 @@
       <w:pPr>
         <w:pStyle w:val="3"/>
       </w:pPr>
-      <w:bookmarkStart w:id="20" w:name="_Toc240457932"/>
+      <w:bookmarkStart w:id="20" w:name="_Toc240459833"/>
       <w:r>
         <w:lastRenderedPageBreak/>
         <w:t>关键模块的方案比选</w:t>
@@ -8301,7 +8233,7 @@
         <w:t>”</w:t>
       </w:r>
       <w:r>
-        <w:t>。本组对下面六处做了比选，每一处都不是只看文献，而是把候选方案都实现出来、在同一批数据上测了再选。</w:t>
+        <w:t>。本组对下面六处做了比选。六处都不是查完文献就定的：两套方案都实现出来，在同一批数据上测过再选。</w:t>
       </w:r>
     </w:p>
     <w:p>
@@ -8856,7 +8788,14 @@
                 <w:rFonts w:ascii="宋体" w:hAnsi="宋体"/>
                 <w:sz w:val="21"/>
               </w:rPr>
-              <w:t xml:space="preserve"> yolo11m </w:t>
+              <w:t xml:space="preserve"> </w:t>
+            </w:r>
+            <w:r>
+              <w:rPr>
+                <w:rFonts w:ascii="宋体" w:hAnsi="宋体"/>
+                <w:sz w:val="21"/>
+              </w:rPr>
+              <w:t xml:space="preserve">yolo11m </w:t>
             </w:r>
             <w:r>
               <w:rPr>
@@ -9804,7 +9743,7 @@
       <w:pPr>
         <w:pStyle w:val="3"/>
       </w:pPr>
-      <w:bookmarkStart w:id="21" w:name="_Toc240457933"/>
+      <w:bookmarkStart w:id="21" w:name="_Toc240459834"/>
       <w:r>
         <w:t>总体方案与系统框图</w:t>
       </w:r>
@@ -9854,7 +9793,7 @@
         </w:rPr>
         <w:lastRenderedPageBreak/>
         <w:drawing>
-          <wp:inline distT="0" distB="0" distL="0" distR="0" wp14:anchorId="2DD0EB24" wp14:editId="42D9A2CA">
+          <wp:inline distT="0" distB="0" distL="0" distR="0" wp14:anchorId="433233C8" wp14:editId="77F94C14">
             <wp:extent cx="5577840" cy="2722815"/>
             <wp:effectExtent l="0" t="0" r="0" b="0"/>
             <wp:docPr id="2" name="Picture 2"/>
@@ -9952,7 +9891,7 @@
       <w:pPr>
         <w:pStyle w:val="2"/>
       </w:pPr>
-      <w:bookmarkStart w:id="22" w:name="_Toc240457934"/>
+      <w:bookmarkStart w:id="22" w:name="_Toc240459835"/>
       <w:r>
         <w:t>硬件与接口设计</w:t>
       </w:r>
@@ -9961,28 +9900,15 @@
     <w:p>
       <w:pPr>
         <w:pStyle w:val="af3"/>
-        <w:ind w:firstLine="482"/>
-      </w:pPr>
-      <w:r>
-        <w:rPr>
-          <w:b/>
-        </w:rPr>
-        <w:t>需要说明的是，实训期间</w:t>
-      </w:r>
-      <w:r>
-        <w:rPr>
-          <w:b/>
-        </w:rPr>
+      </w:pPr>
+      <w:r>
+        <w:t>实训期间</w:t>
+      </w:r>
+      <w:r>
         <w:t xml:space="preserve"> RK3576 </w:t>
       </w:r>
       <w:r>
-        <w:rPr>
-          <w:b/>
-        </w:rPr>
-        <w:t>开发板与整车未到位。</w:t>
-      </w:r>
-      <w:r>
-        <w:t>本组的做法是：把硬件接口按真机口径定义清楚，驱动层做成抽象接口加两套实现（真机驱动与虚拟配电室驱动），系统代码只认接口，配置里</w:t>
+        <w:t>开发板与整车都没有到位。本组的做法是：把硬件接口按真机口径定义清楚，驱动层做成抽象接口加两套实现（真机驱动与虚拟配电室驱动），系统代码只认接口，配置里</w:t>
       </w:r>
       <w:r>
         <w:t xml:space="preserve"> `driver_mode` </w:t>
@@ -10654,7 +10580,7 @@
       <w:pPr>
         <w:pStyle w:val="2"/>
       </w:pPr>
-      <w:bookmarkStart w:id="23" w:name="_Toc240457935"/>
+      <w:bookmarkStart w:id="23" w:name="_Toc240459836"/>
       <w:r>
         <w:t>软件设计</w:t>
       </w:r>
@@ -10664,7 +10590,7 @@
       <w:pPr>
         <w:pStyle w:val="3"/>
       </w:pPr>
-      <w:bookmarkStart w:id="24" w:name="_Toc240457936"/>
+      <w:bookmarkStart w:id="24" w:name="_Toc240459837"/>
       <w:r>
         <w:t>进程划分与接口约束</w:t>
       </w:r>
@@ -10736,7 +10662,7 @@
       <w:pPr>
         <w:pStyle w:val="3"/>
       </w:pPr>
-      <w:bookmarkStart w:id="25" w:name="_Toc240457937"/>
+      <w:bookmarkStart w:id="25" w:name="_Toc240459838"/>
       <w:r>
         <w:t>感知流水线：四路模型与规则仲裁</w:t>
       </w:r>
@@ -10840,7 +10766,7 @@
         </w:rPr>
         <w:lastRenderedPageBreak/>
         <w:drawing>
-          <wp:inline distT="0" distB="0" distL="0" distR="0" wp14:anchorId="3246E9A3" wp14:editId="657DEC47">
+          <wp:inline distT="0" distB="0" distL="0" distR="0" wp14:anchorId="31E8A5F6" wp14:editId="45338A3C">
             <wp:extent cx="5577840" cy="2722815"/>
             <wp:effectExtent l="0" t="0" r="0" b="0"/>
             <wp:docPr id="3" name="Picture 3"/>
@@ -10962,7 +10888,7 @@
       <w:pPr>
         <w:pStyle w:val="3"/>
       </w:pPr>
-      <w:bookmarkStart w:id="26" w:name="_Toc240457938"/>
+      <w:bookmarkStart w:id="26" w:name="_Toc240459839"/>
       <w:r>
         <w:t>主动复核状态机</w:t>
       </w:r>
@@ -10994,7 +10920,7 @@
         </w:rPr>
         <w:lastRenderedPageBreak/>
         <w:drawing>
-          <wp:inline distT="0" distB="0" distL="0" distR="0" wp14:anchorId="2ADE465F" wp14:editId="2C3E778A">
+          <wp:inline distT="0" distB="0" distL="0" distR="0" wp14:anchorId="654AFEA7" wp14:editId="09184B3A">
             <wp:extent cx="5577840" cy="2722815"/>
             <wp:effectExtent l="0" t="0" r="0" b="0"/>
             <wp:docPr id="4" name="Picture 4"/>
@@ -11049,38 +10975,23 @@
         <w:pStyle w:val="af3"/>
       </w:pPr>
       <w:r>
-        <w:t>两条工程上的约束写进了状态机：一是</w:t>
-      </w:r>
-      <w:r>
-        <w:rPr>
-          <w:b/>
-        </w:rPr>
-        <w:t>复核预算</w:t>
-      </w:r>
-      <w:r>
-        <w:t>，按巡航路线长度、车速与单次复核耗时（</w:t>
-      </w:r>
-      <w:r>
-        <w:t>9.2 s</w:t>
-      </w:r>
-      <w:r>
-        <w:t>）算出一轮最多能停几次，用完就只记录不停车；二是</w:t>
-      </w:r>
-      <w:r>
-        <w:rPr>
-          <w:b/>
-        </w:rPr>
-        <w:t>抑制规则</w:t>
-      </w:r>
-      <w:r>
-        <w:t>，同一目标在同一路点只复核一次，避免在同一处反复停车。</w:t>
+        <w:t>两条工程上的约束写进了状态机：一是复核预算，按巡航路线长度、车速与单次复核耗时（</w:t>
+      </w:r>
+      <w:r>
+        <w:t xml:space="preserve">9.2 </w:t>
+      </w:r>
+      <w:r>
+        <w:t>s</w:t>
+      </w:r>
+      <w:r>
+        <w:t>）算出一轮最多能停几次，用完就只记录不停车；二是抑制规则，同一目标在同一路点只复核一次，避免在同一处反复停车。</w:t>
       </w:r>
     </w:p>
     <w:p>
       <w:pPr>
         <w:pStyle w:val="3"/>
       </w:pPr>
-      <w:bookmarkStart w:id="27" w:name="_Toc240457939"/>
+      <w:bookmarkStart w:id="27" w:name="_Toc240459840"/>
       <w:r>
         <w:t>云台伺服与变焦增益调度</w:t>
       </w:r>
@@ -11165,7 +11076,7 @@
           <w:noProof/>
         </w:rPr>
         <w:drawing>
-          <wp:inline distT="0" distB="0" distL="0" distR="0" wp14:anchorId="737CB87B" wp14:editId="12BE2E3D">
+          <wp:inline distT="0" distB="0" distL="0" distR="0" wp14:anchorId="040A9B88" wp14:editId="25FD715F">
             <wp:extent cx="5577840" cy="2722815"/>
             <wp:effectExtent l="0" t="0" r="0" b="0"/>
             <wp:docPr id="5" name="Picture 5"/>
@@ -11219,7 +11130,7 @@
       <w:pPr>
         <w:pStyle w:val="3"/>
       </w:pPr>
-      <w:bookmarkStart w:id="28" w:name="_Toc240457940"/>
+      <w:bookmarkStart w:id="28" w:name="_Toc240459841"/>
       <w:r>
         <w:lastRenderedPageBreak/>
         <w:t>三层安全防线</w:t>
@@ -11255,25 +11166,13 @@
         <w:t xml:space="preserve">· </w:t>
       </w:r>
       <w:r>
-        <w:rPr>
-          <w:b/>
-        </w:rPr>
         <w:t>协议层限制</w:t>
       </w:r>
       <w:r>
-        <w:rPr>
-          <w:b/>
-        </w:rPr>
         <w:t xml:space="preserve"> AI </w:t>
       </w:r>
       <w:r>
-        <w:rPr>
-          <w:b/>
-        </w:rPr>
-        <w:t>能表达什么</w:t>
-      </w:r>
-      <w:r>
-        <w:t>：接口只定义</w:t>
+        <w:t>能表达什么：接口只定义</w:t>
       </w:r>
       <w:r>
         <w:t xml:space="preserve"> 7 </w:t>
@@ -11297,13 +11196,7 @@
         <w:t xml:space="preserve">· </w:t>
       </w:r>
       <w:r>
-        <w:rPr>
-          <w:b/>
-        </w:rPr>
-        <w:t>网关层限制指令能否被接受</w:t>
-      </w:r>
-      <w:r>
-        <w:t>：白名单、</w:t>
+        <w:t>网关层限制指令能否被接受：白名单、</w:t>
       </w:r>
       <w:r>
         <w:t>Schema</w:t>
@@ -11333,13 +11226,7 @@
         <w:t xml:space="preserve">· </w:t>
       </w:r>
       <w:r>
-        <w:rPr>
-          <w:b/>
-        </w:rPr>
-        <w:t>优先级层限制指令是否执行</w:t>
-      </w:r>
-      <w:r>
-        <w:t>：底盘安全层独立运行，急停、避障、限速优先于巡检任务，可以否决任何上层指令；上位机保活超时时，底盘自行减速停车，这个动作是底盘内部的，不依赖上位机链路是否通畅。</w:t>
+        <w:t>优先级层限制指令是否执行：底盘安全层独立运行，急停、避障、限速优先于巡检任务，可以否决任何上层指令；上位机保活超时时，底盘自行减速停车，这个动作是底盘内部的，不依赖上位机链路是否通畅。</w:t>
       </w:r>
     </w:p>
     <w:p>
@@ -11353,7 +11240,7 @@
           <w:noProof/>
         </w:rPr>
         <w:drawing>
-          <wp:inline distT="0" distB="0" distL="0" distR="0" wp14:anchorId="25008ED6" wp14:editId="217475D2">
+          <wp:inline distT="0" distB="0" distL="0" distR="0" wp14:anchorId="06F30F80" wp14:editId="35A647A4">
             <wp:extent cx="5577840" cy="2722815"/>
             <wp:effectExtent l="0" t="0" r="0" b="0"/>
             <wp:docPr id="6" name="Picture 6"/>
@@ -11407,7 +11294,7 @@
       <w:pPr>
         <w:pStyle w:val="3"/>
       </w:pPr>
-      <w:bookmarkStart w:id="29" w:name="_Toc240457941"/>
+      <w:bookmarkStart w:id="29" w:name="_Toc240459842"/>
       <w:r>
         <w:t>证据包、离线缓存与云端复核</w:t>
       </w:r>
@@ -11469,7 +11356,7 @@
         </w:rPr>
         <w:lastRenderedPageBreak/>
         <w:drawing>
-          <wp:inline distT="0" distB="0" distL="0" distR="0" wp14:anchorId="0BD8B71C" wp14:editId="13F55B08">
+          <wp:inline distT="0" distB="0" distL="0" distR="0" wp14:anchorId="47172383" wp14:editId="5DBA36A0">
             <wp:extent cx="5577840" cy="2722815"/>
             <wp:effectExtent l="0" t="0" r="0" b="0"/>
             <wp:docPr id="7" name="Picture 7"/>
@@ -11523,7 +11410,7 @@
       <w:pPr>
         <w:pStyle w:val="3"/>
       </w:pPr>
-      <w:bookmarkStart w:id="30" w:name="_Toc240457942"/>
+      <w:bookmarkStart w:id="30" w:name="_Toc240459843"/>
       <w:r>
         <w:t>虚拟配电室：验证与展示平台</w:t>
       </w:r>
@@ -11599,7 +11486,7 @@
           <w:noProof/>
         </w:rPr>
         <w:drawing>
-          <wp:inline distT="0" distB="0" distL="0" distR="0" wp14:anchorId="46B1FBAD" wp14:editId="3510F769">
+          <wp:inline distT="0" distB="0" distL="0" distR="0" wp14:anchorId="4BCE7064" wp14:editId="49BA851E">
             <wp:extent cx="5577840" cy="2722815"/>
             <wp:effectExtent l="0" t="0" r="0" b="0"/>
             <wp:docPr id="8" name="Picture 8"/>
@@ -11653,7 +11540,7 @@
       <w:pPr>
         <w:pStyle w:val="3"/>
       </w:pPr>
-      <w:bookmarkStart w:id="31" w:name="_Toc240457943"/>
+      <w:bookmarkStart w:id="31" w:name="_Toc240459844"/>
       <w:r>
         <w:lastRenderedPageBreak/>
         <w:t xml:space="preserve">RK3576 </w:t>
@@ -11731,10 +11618,7 @@
         <w:t>重写，与</w:t>
       </w:r>
       <w:r>
-        <w:t xml:space="preserve"> </w:t>
-      </w:r>
-      <w:r>
-        <w:t xml:space="preserve">PC </w:t>
+        <w:t xml:space="preserve"> PC </w:t>
       </w:r>
       <w:r>
         <w:t>端同一份代码。现场配置上，部署包里有安装脚本与四个</w:t>
@@ -11757,7 +11641,7 @@
           <w:noProof/>
         </w:rPr>
         <w:drawing>
-          <wp:inline distT="0" distB="0" distL="0" distR="0" wp14:anchorId="66F04FA2" wp14:editId="2C2BE78C">
+          <wp:inline distT="0" distB="0" distL="0" distR="0" wp14:anchorId="1391B31B" wp14:editId="5790D92A">
             <wp:extent cx="5577840" cy="2722815"/>
             <wp:effectExtent l="0" t="0" r="0" b="0"/>
             <wp:docPr id="9" name="Picture 9"/>
@@ -11811,7 +11695,7 @@
       <w:pPr>
         <w:pStyle w:val="1"/>
       </w:pPr>
-      <w:bookmarkStart w:id="32" w:name="_Toc240457944"/>
+      <w:bookmarkStart w:id="32" w:name="_Toc240459845"/>
       <w:r>
         <w:lastRenderedPageBreak/>
         <w:t>实验与分析</w:t>
@@ -11822,7 +11706,7 @@
       <w:pPr>
         <w:pStyle w:val="2"/>
       </w:pPr>
-      <w:bookmarkStart w:id="33" w:name="_Toc240457945"/>
+      <w:bookmarkStart w:id="33" w:name="_Toc240459846"/>
       <w:r>
         <w:t>实验设计</w:t>
       </w:r>
@@ -11831,16 +11715,9 @@
     <w:p>
       <w:pPr>
         <w:pStyle w:val="af3"/>
-        <w:ind w:firstLine="482"/>
-      </w:pPr>
-      <w:r>
-        <w:rPr>
-          <w:b/>
-        </w:rPr>
-        <w:t>实验目的</w:t>
-      </w:r>
-      <w:r>
-        <w:t>：验证第</w:t>
+      </w:pPr>
+      <w:r>
+        <w:t>实验目的：验证第</w:t>
       </w:r>
       <w:r>
         <w:t xml:space="preserve"> 1 </w:t>
@@ -11858,19 +11735,15 @@
     <w:p>
       <w:pPr>
         <w:pStyle w:val="af3"/>
-        <w:ind w:firstLine="482"/>
-      </w:pPr>
-      <w:r>
-        <w:rPr>
-          <w:b/>
-        </w:rPr>
-        <w:t>实验条件</w:t>
-      </w:r>
-      <w:r>
-        <w:t>：开发机为</w:t>
-      </w:r>
-      <w:r>
-        <w:t xml:space="preserve"> Windows 11 + RTX 3060 Laptop</w:t>
+      </w:pPr>
+      <w:r>
+        <w:t>实验条件：开发机为</w:t>
+      </w:r>
+      <w:r>
+        <w:t xml:space="preserve"> Windows 11 + RTX 3060 </w:t>
+      </w:r>
+      <w:r>
+        <w:t>Laptop</w:t>
       </w:r>
       <w:r>
         <w:t>（</w:t>
@@ -11909,16 +11782,9 @@
     <w:p>
       <w:pPr>
         <w:pStyle w:val="af3"/>
-        <w:ind w:firstLine="482"/>
-      </w:pPr>
-      <w:r>
-        <w:rPr>
-          <w:b/>
-        </w:rPr>
-        <w:t>测试方法与评价指标</w:t>
-      </w:r>
-      <w:r>
-        <w:t>：读数精度按方案书口径做五点标定、每点重复</w:t>
+      </w:pPr>
+      <w:r>
+        <w:t>测试方法与评价指标：读数精度按方案书口径做五点标定、每点重复</w:t>
       </w:r>
       <w:r>
         <w:t xml:space="preserve"> 10 </w:t>
@@ -11949,7 +11815,7 @@
       <w:pPr>
         <w:pStyle w:val="2"/>
       </w:pPr>
-      <w:bookmarkStart w:id="34" w:name="_Toc240457946"/>
+      <w:bookmarkStart w:id="34" w:name="_Toc240459847"/>
       <w:r>
         <w:t>实验结果</w:t>
       </w:r>
@@ -11959,7 +11825,7 @@
       <w:pPr>
         <w:pStyle w:val="3"/>
       </w:pPr>
-      <w:bookmarkStart w:id="35" w:name="_Toc240457947"/>
+      <w:bookmarkStart w:id="35" w:name="_Toc240459848"/>
       <w:r>
         <w:t>识别效果</w:t>
       </w:r>
@@ -12056,7 +11922,7 @@
           <w:noProof/>
         </w:rPr>
         <w:drawing>
-          <wp:inline distT="0" distB="0" distL="0" distR="0" wp14:anchorId="2B5EBCB4" wp14:editId="6C7A0CDF">
+          <wp:inline distT="0" distB="0" distL="0" distR="0" wp14:anchorId="6AE80F99" wp14:editId="63AB5DA3">
             <wp:extent cx="4023360" cy="2791206"/>
             <wp:effectExtent l="0" t="0" r="0" b="0"/>
             <wp:docPr id="10" name="Picture 10"/>
@@ -12100,7 +11966,10 @@
         <w:t>图</w:t>
       </w:r>
       <w:r>
-        <w:t xml:space="preserve"> 3-1</w:t>
+        <w:t xml:space="preserve"> </w:t>
+      </w:r>
+      <w:r>
+        <w:t>3-1</w:t>
       </w:r>
       <w:r>
         <w:t xml:space="preserve">　巡航级检测器在真实验证集上的检测样例</w:t>
@@ -13105,7 +12974,7 @@
       <w:pPr>
         <w:pStyle w:val="3"/>
       </w:pPr>
-      <w:bookmarkStart w:id="36" w:name="_Toc240457948"/>
+      <w:bookmarkStart w:id="36" w:name="_Toc240459849"/>
       <w:r>
         <w:t>读数精度与标定</w:t>
       </w:r>
@@ -13134,10 +13003,7 @@
         <w:t>、重复性</w:t>
       </w:r>
       <w:r>
-        <w:t xml:space="preserve"> 0.309 % </w:t>
-      </w:r>
-      <w:r>
-        <w:t>FS</w:t>
+        <w:t xml:space="preserve"> 0.309 % FS</w:t>
       </w:r>
       <w:r>
         <w:t>，三项都在限值内。复核态像素密度实测</w:t>
@@ -13172,7 +13038,7 @@
           <w:noProof/>
         </w:rPr>
         <w:drawing>
-          <wp:inline distT="0" distB="0" distL="0" distR="0" wp14:anchorId="214CABCB" wp14:editId="15674A10">
+          <wp:inline distT="0" distB="0" distL="0" distR="0" wp14:anchorId="40341633" wp14:editId="29447028">
             <wp:extent cx="5669280" cy="1918833"/>
             <wp:effectExtent l="0" t="0" r="0" b="0"/>
             <wp:docPr id="11" name="Picture 11"/>
@@ -13240,7 +13106,7 @@
         </w:rPr>
         <w:lastRenderedPageBreak/>
         <w:drawing>
-          <wp:inline distT="0" distB="0" distL="0" distR="0" wp14:anchorId="36910DF2" wp14:editId="75D0D759">
+          <wp:inline distT="0" distB="0" distL="0" distR="0" wp14:anchorId="418F68E7" wp14:editId="35B82C80">
             <wp:extent cx="4206240" cy="2891790"/>
             <wp:effectExtent l="0" t="0" r="0" b="0"/>
             <wp:docPr id="12" name="Picture 12"/>
@@ -13294,7 +13160,7 @@
       <w:pPr>
         <w:pStyle w:val="3"/>
       </w:pPr>
-      <w:bookmarkStart w:id="37" w:name="_Toc240457949"/>
+      <w:bookmarkStart w:id="37" w:name="_Toc240459850"/>
       <w:r>
         <w:t>云台控制</w:t>
       </w:r>
@@ -13783,7 +13649,7 @@
           <w:noProof/>
         </w:rPr>
         <w:drawing>
-          <wp:inline distT="0" distB="0" distL="0" distR="0" wp14:anchorId="67E27AC0" wp14:editId="768BF6AE">
+          <wp:inline distT="0" distB="0" distL="0" distR="0" wp14:anchorId="75900862" wp14:editId="319E884B">
             <wp:extent cx="5486400" cy="2209289"/>
             <wp:effectExtent l="0" t="0" r="0" b="0"/>
             <wp:docPr id="13" name="Picture 13"/>
@@ -13874,11 +13740,11 @@
         <w:t xml:space="preserve"> 2.1.2 </w:t>
       </w:r>
       <w:r>
-        <w:t>节那条取舍唯一的实测证据。需</w:t>
+        <w:t>节那条取舍唯一的实测证据。这</w:t>
       </w:r>
       <w:r>
         <w:lastRenderedPageBreak/>
-        <w:t>要说明的是，这个数对机器负载敏感：空载同种子三次为</w:t>
+        <w:t>个数对机器负载敏感：空载同种子三次为</w:t>
       </w:r>
       <w:r>
         <w:t xml:space="preserve"> 42.3 / 42.3 / 42.7 %</w:t>
@@ -13887,7 +13753,10 @@
         <w:t>，而后台同时跑测试时为</w:t>
       </w:r>
       <w:r>
-        <w:t xml:space="preserve"> 47.6 %</w:t>
+        <w:t xml:space="preserve"> 47.6 </w:t>
+      </w:r>
+      <w:r>
+        <w:t>%</w:t>
       </w:r>
       <w:r>
         <w:t>，对外统一报空载可复现的</w:t>
@@ -13903,7 +13772,7 @@
       <w:pPr>
         <w:pStyle w:val="3"/>
       </w:pPr>
-      <w:bookmarkStart w:id="38" w:name="_Toc240457950"/>
+      <w:bookmarkStart w:id="38" w:name="_Toc240459851"/>
       <w:r>
         <w:t>端到端运行与网络中断降级</w:t>
       </w:r>
@@ -15053,14 +14922,7 @@
                 <w:rFonts w:ascii="宋体" w:hAnsi="宋体"/>
                 <w:sz w:val="21"/>
               </w:rPr>
-              <w:t xml:space="preserve">1.16 </w:t>
-            </w:r>
-            <w:r>
-              <w:rPr>
-                <w:rFonts w:ascii="宋体" w:hAnsi="宋体"/>
-                <w:sz w:val="21"/>
-              </w:rPr>
-              <w:t>MB</w:t>
+              <w:t>1.16 MB</w:t>
             </w:r>
             <w:r>
               <w:rPr>
@@ -15125,7 +14987,7 @@
       <w:pPr>
         <w:pStyle w:val="3"/>
       </w:pPr>
-      <w:bookmarkStart w:id="39" w:name="_Toc240457951"/>
+      <w:bookmarkStart w:id="39" w:name="_Toc240459852"/>
       <w:r>
         <w:t>模型量化与部署验证</w:t>
       </w:r>
@@ -16114,7 +15976,7 @@
       <w:pPr>
         <w:pStyle w:val="2"/>
       </w:pPr>
-      <w:bookmarkStart w:id="40" w:name="_Toc240457952"/>
+      <w:bookmarkStart w:id="40" w:name="_Toc240459853"/>
       <w:r>
         <w:t>结果分析</w:t>
       </w:r>
@@ -16123,14 +15985,7 @@
     <w:p>
       <w:pPr>
         <w:pStyle w:val="af3"/>
-        <w:ind w:firstLine="482"/>
-      </w:pPr>
-      <w:r>
-        <w:rPr>
-          <w:b/>
-        </w:rPr>
-        <w:t>达成的部分。</w:t>
-      </w:r>
+      </w:pPr>
       <w:r>
         <w:t xml:space="preserve">13 </w:t>
       </w:r>
@@ -16141,7 +15996,7 @@
         <w:t xml:space="preserve"> 11 </w:t>
       </w:r>
       <w:r>
-        <w:t>项达成：读数三项、像素密度、云台三项、漏检率、读数产出率、连续运行与断网降级。其中云台与读数两组是本系统</w:t>
+        <w:t>项达成：读数三项、像素密度、云台三项、漏检率、读数产出率、连续运行与断网降级。其中云台与读数两组直接支撑</w:t>
       </w:r>
       <w:r>
         <w:t>“</w:t>
@@ -16153,13 +16008,7 @@
         <w:t>”</w:t>
       </w:r>
       <w:r>
-        <w:t>这一设计的直接证据</w:t>
-      </w:r>
-      <w:r>
-        <w:t>——</w:t>
-      </w:r>
-      <w:r>
-        <w:t>把像素密度从</w:t>
+        <w:t>这个设计：把像素密度从</w:t>
       </w:r>
       <w:r>
         <w:t xml:space="preserve"> 50 px </w:t>
@@ -16183,16 +16032,9 @@
     <w:p>
       <w:pPr>
         <w:pStyle w:val="af3"/>
-        <w:ind w:firstLine="482"/>
-      </w:pPr>
-      <w:r>
-        <w:rPr>
-          <w:b/>
-        </w:rPr>
-        <w:t>未稳定达成的部分：复核成功率。</w:t>
-      </w:r>
-      <w:r>
-        <w:t>真权重跑的一轮是</w:t>
+      </w:pPr>
+      <w:r>
+        <w:t>没有稳定达成的是复核成功率。真权重跑的一轮是</w:t>
       </w:r>
       <w:r>
         <w:t xml:space="preserve"> 7/7</w:t>
@@ -16246,16 +16088,7 @@
         <w:t>”</w:t>
       </w:r>
       <w:r>
-        <w:t>，来自桩注入的指令丢包与对焦失败，属于设计内的降级行为，不是误判。要把这一项提上去，方向是失败后重试一次而不是直接判证据不足，以及在变焦前多留一点余量避免目标出框。另外要如实说明：</w:t>
-      </w:r>
-      <w:r>
-        <w:rPr>
-          <w:b/>
-        </w:rPr>
-        <w:t>这个指标按单轮报是不稳的</w:t>
-      </w:r>
-      <w:r>
-        <w:t>，三轮跨了</w:t>
+        <w:t>，来自桩注入的指令丢包与对焦失败，属于设计内的降级行为，不是误判。要把这一项提上去，方向是失败后重试一次而不是直接判证据不足，以及在变焦前多留一点余量避免目标出框。另外要如实说明：这个指标按单轮报是不稳的，三轮跨了</w:t>
       </w:r>
       <w:r>
         <w:t xml:space="preserve"> 66.7 %–85.7 %</w:t>
@@ -16267,22 +16100,12 @@
     <w:p>
       <w:pPr>
         <w:pStyle w:val="af3"/>
-        <w:ind w:firstLine="482"/>
-      </w:pPr>
-      <w:r>
-        <w:rPr>
-          <w:b/>
-        </w:rPr>
+      </w:pPr>
+      <w:r>
         <w:t xml:space="preserve">30 </w:t>
       </w:r>
       <w:r>
-        <w:rPr>
-          <w:b/>
-        </w:rPr>
-        <w:t>分钟长稳：稳定性达成，巡航帧率没达成。</w:t>
-      </w:r>
-      <w:r>
-        <w:t>连续</w:t>
+        <w:t>分钟长稳的结果要分两半说。稳定性达成：连续</w:t>
       </w:r>
       <w:r>
         <w:t xml:space="preserve"> 30 </w:t>
@@ -16330,67 +16153,31 @@
         <w:t xml:space="preserve">40 </w:t>
       </w:r>
       <w:r>
-        <w:t>帧）：</w:t>
-      </w:r>
-      <w:r>
-        <w:rPr>
-          <w:b/>
-        </w:rPr>
-        <w:t>虚拟配电室渲染</w:t>
-      </w:r>
-      <w:r>
-        <w:rPr>
-          <w:b/>
-        </w:rPr>
+        <w:t>帧）：虚拟配电室渲染</w:t>
+      </w:r>
+      <w:r>
         <w:t xml:space="preserve"> 61.8 ms</w:t>
       </w:r>
       <w:r>
-        <w:rPr>
-          <w:b/>
-        </w:rPr>
         <w:t>、巡航检测</w:t>
       </w:r>
       <w:r>
-        <w:rPr>
-          <w:b/>
-        </w:rPr>
         <w:t xml:space="preserve"> 21.7 ms</w:t>
       </w:r>
       <w:r>
-        <w:rPr>
-          <w:b/>
-        </w:rPr>
         <w:t>、</w:t>
       </w:r>
       <w:r>
-        <w:rPr>
-          <w:b/>
-        </w:rPr>
         <w:t xml:space="preserve">L3 </w:t>
       </w:r>
       <w:r>
-        <w:rPr>
-          <w:b/>
-        </w:rPr>
         <w:t>单次打分</w:t>
       </w:r>
       <w:r>
-        <w:rPr>
-          <w:b/>
-        </w:rPr>
         <w:t xml:space="preserve"> 15.8 ms</w:t>
       </w:r>
       <w:r>
-        <w:t>，渲染占了七成。</w:t>
-      </w:r>
-      <w:r>
-        <w:rPr>
-          <w:b/>
-        </w:rPr>
-        <w:t>真机上这一段是相机取流，不需要渲染</w:t>
-      </w:r>
-      <w:r>
-        <w:t>，所以这条不能外推到板上，板上的节拍要按</w:t>
+        <w:t>，渲染占了七成。真机上这一段是相机取流，不需要渲染，所以这条不能外推到板上，板上的节拍要按</w:t>
       </w:r>
       <w:r>
         <w:t xml:space="preserve"> NPU </w:t>
@@ -16408,40 +16195,21 @@
     <w:p>
       <w:pPr>
         <w:pStyle w:val="af3"/>
-        <w:ind w:firstLine="482"/>
-      </w:pPr>
-      <w:r>
-        <w:rPr>
-          <w:b/>
-        </w:rPr>
-        <w:t>读数误差的来源要说清楚，不能笼统报成</w:t>
-      </w:r>
-      <w:r>
-        <w:rPr>
-          <w:b/>
-        </w:rPr>
+      </w:pPr>
+      <w:r>
+        <w:t>读数误差的来源也要说清楚，不能笼统报成</w:t>
+      </w:r>
+      <w:r>
         <w:t>“</w:t>
       </w:r>
       <w:r>
-        <w:rPr>
-          <w:b/>
-        </w:rPr>
         <w:t>算法精度</w:t>
       </w:r>
       <w:r>
-        <w:rPr>
-          <w:b/>
-        </w:rPr>
         <w:t>”</w:t>
       </w:r>
       <w:r>
-        <w:rPr>
-          <w:b/>
-        </w:rPr>
-        <w:t>。</w:t>
-      </w:r>
-      <w:r>
-        <w:t>排查发现，同一个角度重复读</w:t>
+        <w:t>。排查发现，同一个角度重复读</w:t>
       </w:r>
       <w:r>
         <w:t xml:space="preserve"> 5 </w:t>
@@ -16489,16 +16257,7 @@
         <w:t xml:space="preserve"> 0.455 % FS </w:t>
       </w:r>
       <w:r>
-        <w:t>里有相当一部分来自</w:t>
-      </w:r>
-      <w:r>
-        <w:rPr>
-          <w:b/>
-        </w:rPr>
-        <w:t>虚拟表计被栅格化的采样效应</w:t>
-      </w:r>
-      <w:r>
-        <w:t>，属于仿真环境的固有误差，不能外推到真机；本组没有为了让数字好看去调任何算法参数。另有</w:t>
+        <w:t>里有相当一部分来自虚拟表计被栅格化的采样效应，属于仿真环境的固有误差，不能外推到真机；本组没有为了让数字好看去调任何算法参数。另有</w:t>
       </w:r>
       <w:r>
         <w:t xml:space="preserve"> 6 </w:t>
@@ -16594,17 +16353,10 @@
     <w:p>
       <w:pPr>
         <w:pStyle w:val="af3"/>
-        <w:ind w:firstLine="482"/>
-      </w:pPr>
-      <w:r>
-        <w:rPr>
-          <w:b/>
-        </w:rPr>
+      </w:pPr>
+      <w:r>
         <w:lastRenderedPageBreak/>
-        <w:t>待硬件到位后实测的几项。</w:t>
-      </w:r>
-      <w:r>
-        <w:t>板上</w:t>
+        <w:t>有四项要等硬件到位才能测：板上</w:t>
       </w:r>
       <w:r>
         <w:t xml:space="preserve"> NPU </w:t>
@@ -16616,13 +16368,7 @@
         <w:t xml:space="preserve"> 3 </w:t>
       </w:r>
       <w:r>
-        <w:t>倍光学变焦、现场光照下的检测与读数效果</w:t>
-      </w:r>
-      <w:r>
-        <w:t>——</w:t>
-      </w:r>
-      <w:r>
-        <w:t>这几项的测试方法与判据都已经写进</w:t>
+        <w:t>倍光学变焦、现场光照下的检测与读数效果，这四项的测试方法与判据都已经写进</w:t>
       </w:r>
       <w:r>
         <w:t xml:space="preserve"> ICD </w:t>
@@ -16647,7 +16393,7 @@
       <w:pPr>
         <w:pStyle w:val="1"/>
       </w:pPr>
-      <w:bookmarkStart w:id="41" w:name="_Toc240457953"/>
+      <w:bookmarkStart w:id="41" w:name="_Toc240459854"/>
       <w:r>
         <w:lastRenderedPageBreak/>
         <w:t>成员分工与总结</w:t>
@@ -16658,7 +16404,7 @@
       <w:pPr>
         <w:pStyle w:val="2"/>
       </w:pPr>
-      <w:bookmarkStart w:id="42" w:name="_Toc240457954"/>
+      <w:bookmarkStart w:id="42" w:name="_Toc240459855"/>
       <w:r>
         <w:t>团队协作与分工</w:t>
       </w:r>
@@ -16713,13 +16459,7 @@
         <w:t xml:space="preserve">· </w:t>
       </w:r>
       <w:r>
-        <w:rPr>
-          <w:b/>
-        </w:rPr>
-        <w:t>接口先冻结再写代码</w:t>
-      </w:r>
-      <w:r>
-        <w:t>。</w:t>
+        <w:t>接口先冻结再写代码。</w:t>
       </w:r>
       <w:r>
         <w:t xml:space="preserve">ICD </w:t>
@@ -16767,13 +16507,7 @@
         <w:t xml:space="preserve">· </w:t>
       </w:r>
       <w:r>
-        <w:rPr>
-          <w:b/>
-        </w:rPr>
-        <w:t>交付物按人分目录，验收有统一口径</w:t>
-      </w:r>
-      <w:r>
-        <w:t>。每条指标都要给出</w:t>
+        <w:t>交付物按人分目录，验收有统一口径。每条指标都要给出</w:t>
       </w:r>
       <w:r>
         <w:t>“</w:t>
@@ -16797,13 +16531,7 @@
         <w:t xml:space="preserve">· </w:t>
       </w:r>
       <w:r>
-        <w:rPr>
-          <w:b/>
-        </w:rPr>
-        <w:t>交叉检查</w:t>
-      </w:r>
-      <w:r>
-        <w:t>。组长对三条识别通路的结论逐条复跑，其中两条一开始复现不出来：一条是检测通路声称的读数产出，实际提交的代码里取先验的那条通路是空的；另一条是分割的</w:t>
+        <w:t>交叉检查。组长对三条识别通路的结论逐条复跑，其中两条一开始复现不出来：一条是检测通路声称的读数产出，实际提交的代码里取先验的那条通路是空的；另一条是分割的</w:t>
       </w:r>
       <w:r>
         <w:t xml:space="preserve"> IoU</w:t>
@@ -16827,20 +16555,14 @@
         <w:t xml:space="preserve"> 0.812</w:t>
       </w:r>
       <w:r>
-        <w:t>。这件事说明交叉检查不是走形式：</w:t>
-      </w:r>
-      <w:r>
-        <w:rPr>
-          <w:b/>
-        </w:rPr>
-        <w:t>自己报的数，别人跑一遍才算数。</w:t>
+        <w:t>。所以组内定了一条：自己报的数，要能让别人用一条命令跑出来。</w:t>
       </w:r>
     </w:p>
     <w:p>
       <w:pPr>
         <w:pStyle w:val="2"/>
       </w:pPr>
-      <w:bookmarkStart w:id="43" w:name="_Toc240457955"/>
+      <w:bookmarkStart w:id="43" w:name="_Toc240459856"/>
       <w:r>
         <w:t>项目完成情况</w:t>
       </w:r>
@@ -16908,7 +16630,7 @@
       <w:pPr>
         <w:pStyle w:val="2"/>
       </w:pPr>
-      <w:bookmarkStart w:id="44" w:name="_Toc240457956"/>
+      <w:bookmarkStart w:id="44" w:name="_Toc240459857"/>
       <w:r>
         <w:t>存在的不足与后续改进</w:t>
       </w:r>
@@ -16932,10 +16654,7 @@
         <w:t>，未稳定超过</w:t>
       </w:r>
       <w:r>
-        <w:t xml:space="preserve"> 85 </w:t>
-      </w:r>
-      <w:r>
-        <w:t>%</w:t>
+        <w:t xml:space="preserve"> 85 %</w:t>
       </w:r>
       <w:r>
         <w:t>。改进方向：对焦失败或目标出框时重试一次，变焦目标值再留余量，而不是直接判证据不足。</w:t>
@@ -17011,15 +16730,9 @@
         <w:t xml:space="preserve">· </w:t>
       </w:r>
       <w:r>
-        <w:rPr>
-          <w:b/>
-        </w:rPr>
         <w:t>巡航帧率在真权重下只有</w:t>
       </w:r>
       <w:r>
-        <w:rPr>
-          <w:b/>
-        </w:rPr>
         <w:t xml:space="preserve"> 8.3 fps</w:t>
       </w:r>
       <w:r>
@@ -17048,7 +16761,7 @@
       <w:pPr>
         <w:pStyle w:val="2"/>
       </w:pPr>
-      <w:bookmarkStart w:id="45" w:name="_Toc240457957"/>
+      <w:bookmarkStart w:id="45" w:name="_Toc240459858"/>
       <w:r>
         <w:t>心得体会与建议</w:t>
       </w:r>
@@ -17059,16 +16772,7 @@
         <w:pStyle w:val="af3"/>
       </w:pPr>
       <w:r>
-        <w:t>这次实训最大的收获不是把几个模型跑通，而是学会</w:t>
-      </w:r>
-      <w:r>
-        <w:rPr>
-          <w:b/>
-        </w:rPr>
-        <w:t>先定接口和判据，再写代码</w:t>
-      </w:r>
-      <w:r>
-        <w:t>。项目中期有过一次典型的教训：异常检测模块的配置里加了一个</w:t>
+        <w:t>这次实训收获最大的一条是：先定接口和判据，再写代码。项目中期有过一次典型的教训：异常检测模块的配置里加了一个</w:t>
       </w:r>
       <w:r>
         <w:t>“</w:t>
@@ -17161,7 +16865,7 @@
       <w:pPr>
         <w:pStyle w:val="-1"/>
       </w:pPr>
-      <w:bookmarkStart w:id="46" w:name="_Toc240457958"/>
+      <w:bookmarkStart w:id="46" w:name="_Toc240459859"/>
       <w:r>
         <w:t>参考文献</w:t>
       </w:r>
@@ -17345,7 +17049,7 @@
       <w:pPr>
         <w:pStyle w:val="ad"/>
       </w:pPr>
-      <w:bookmarkStart w:id="47" w:name="_Toc240457959"/>
+      <w:bookmarkStart w:id="47" w:name="_Toc240459860"/>
       <w:r>
         <w:t>附录</w:t>
       </w:r>
@@ -17504,20 +17208,26 @@
           <w:sz w:val="18"/>
         </w:rPr>
         <w:br/>
-        <w:t xml:space="preserve">  uploader/      </w:t>
       </w:r>
       <w:r>
         <w:rPr>
           <w:rFonts w:ascii="Consolas" w:eastAsia="Consolas" w:hAnsi="Consolas"/>
           <w:sz w:val="18"/>
         </w:rPr>
-        <w:t>证据包组装、断点续传、离线缓存</w:t>
+        <w:t xml:space="preserve">  uploader/      </w:t>
       </w:r>
       <w:r>
         <w:rPr>
           <w:rFonts w:ascii="Consolas" w:eastAsia="Consolas" w:hAnsi="Consolas"/>
           <w:sz w:val="18"/>
         </w:rPr>
+        <w:t>证据包组装、断点续传、离线缓存</w:t>
+      </w:r>
+      <w:r>
+        <w:rPr>
+          <w:rFonts w:ascii="Consolas" w:eastAsia="Consolas" w:hAnsi="Consolas"/>
+          <w:sz w:val="18"/>
+        </w:rPr>
         <w:br/>
         <w:t xml:space="preserve">  drivers/       </w:t>
       </w:r>
@@ -17672,14 +17382,7 @@
           <w:rFonts w:ascii="Consolas" w:eastAsia="Consolas" w:hAnsi="Consolas"/>
           <w:sz w:val="18"/>
         </w:rPr>
-        <w:t xml:space="preserve"> RK</w:t>
-      </w:r>
-      <w:r>
-        <w:rPr>
-          <w:rFonts w:ascii="Consolas" w:eastAsia="Consolas" w:hAnsi="Consolas"/>
-          <w:sz w:val="18"/>
-        </w:rPr>
-        <w:t xml:space="preserve">NN </w:t>
+        <w:t xml:space="preserve"> RKNN </w:t>
       </w:r>
       <w:r>
         <w:rPr>
@@ -20622,52 +20325,52 @@
       </w:pPr>
     </w:lvl>
   </w:abstractNum>
-  <w:num w:numId="1" w16cid:durableId="1803501750">
+  <w:num w:numId="1" w16cid:durableId="124741457">
     <w:abstractNumId w:val="7"/>
   </w:num>
-  <w:num w:numId="2" w16cid:durableId="1273636428">
+  <w:num w:numId="2" w16cid:durableId="807750425">
     <w:abstractNumId w:val="15"/>
   </w:num>
-  <w:num w:numId="3" w16cid:durableId="126702531">
+  <w:num w:numId="3" w16cid:durableId="518079375">
     <w:abstractNumId w:val="2"/>
   </w:num>
-  <w:num w:numId="4" w16cid:durableId="210655273">
+  <w:num w:numId="4" w16cid:durableId="724067366">
     <w:abstractNumId w:val="0"/>
   </w:num>
-  <w:num w:numId="5" w16cid:durableId="6761538">
+  <w:num w:numId="5" w16cid:durableId="220481526">
     <w:abstractNumId w:val="1"/>
   </w:num>
-  <w:num w:numId="6" w16cid:durableId="312367926">
+  <w:num w:numId="6" w16cid:durableId="788209805">
     <w:abstractNumId w:val="2"/>
     <w:lvlOverride w:ilvl="0">
       <w:startOverride w:val="1"/>
     </w:lvlOverride>
   </w:num>
-  <w:num w:numId="7" w16cid:durableId="47187892">
+  <w:num w:numId="7" w16cid:durableId="93210298">
     <w:abstractNumId w:val="2"/>
     <w:lvlOverride w:ilvl="0">
       <w:startOverride w:val="1"/>
     </w:lvlOverride>
   </w:num>
-  <w:num w:numId="8" w16cid:durableId="1745762399">
+  <w:num w:numId="8" w16cid:durableId="980814037">
     <w:abstractNumId w:val="9"/>
   </w:num>
-  <w:num w:numId="9" w16cid:durableId="211114209">
+  <w:num w:numId="9" w16cid:durableId="2127192220">
     <w:abstractNumId w:val="17"/>
   </w:num>
-  <w:num w:numId="10" w16cid:durableId="1252663735">
+  <w:num w:numId="10" w16cid:durableId="559748776">
     <w:abstractNumId w:val="6"/>
   </w:num>
-  <w:num w:numId="11" w16cid:durableId="271207973">
+  <w:num w:numId="11" w16cid:durableId="1976763410">
     <w:abstractNumId w:val="8"/>
   </w:num>
-  <w:num w:numId="12" w16cid:durableId="556168328">
+  <w:num w:numId="12" w16cid:durableId="714426511">
     <w:abstractNumId w:val="11"/>
   </w:num>
-  <w:num w:numId="13" w16cid:durableId="1794902475">
+  <w:num w:numId="13" w16cid:durableId="437065798">
     <w:abstractNumId w:val="14"/>
   </w:num>
-  <w:num w:numId="14" w16cid:durableId="356590041">
+  <w:num w:numId="14" w16cid:durableId="1496725925">
     <w:abstractNumId w:val="7"/>
     <w:lvlOverride w:ilvl="0">
       <w:startOverride w:val="1"/>
@@ -20697,40 +20400,40 @@
       <w:startOverride w:val="1"/>
     </w:lvlOverride>
   </w:num>
-  <w:num w:numId="15" w16cid:durableId="699621634">
+  <w:num w:numId="15" w16cid:durableId="40255188">
     <w:abstractNumId w:val="4"/>
   </w:num>
-  <w:num w:numId="16" w16cid:durableId="1595357262">
+  <w:num w:numId="16" w16cid:durableId="1901163501">
     <w:abstractNumId w:val="16"/>
   </w:num>
-  <w:num w:numId="17" w16cid:durableId="1172381280">
+  <w:num w:numId="17" w16cid:durableId="733624808">
     <w:abstractNumId w:val="13"/>
   </w:num>
-  <w:num w:numId="18" w16cid:durableId="1593928723">
+  <w:num w:numId="18" w16cid:durableId="44378503">
     <w:abstractNumId w:val="12"/>
   </w:num>
-  <w:num w:numId="19" w16cid:durableId="1580358678">
+  <w:num w:numId="19" w16cid:durableId="368145771">
     <w:abstractNumId w:val="20"/>
   </w:num>
-  <w:num w:numId="20" w16cid:durableId="1236361919">
+  <w:num w:numId="20" w16cid:durableId="1384211352">
     <w:abstractNumId w:val="10"/>
   </w:num>
-  <w:num w:numId="21" w16cid:durableId="1787775980">
+  <w:num w:numId="21" w16cid:durableId="1539393105">
     <w:abstractNumId w:val="19"/>
   </w:num>
-  <w:num w:numId="22" w16cid:durableId="575361862">
+  <w:num w:numId="22" w16cid:durableId="79983535">
     <w:abstractNumId w:val="21"/>
   </w:num>
-  <w:num w:numId="23" w16cid:durableId="786122653">
+  <w:num w:numId="23" w16cid:durableId="1375614086">
     <w:abstractNumId w:val="18"/>
   </w:num>
-  <w:num w:numId="24" w16cid:durableId="1244755967">
+  <w:num w:numId="24" w16cid:durableId="1102803413">
     <w:abstractNumId w:val="3"/>
   </w:num>
-  <w:num w:numId="25" w16cid:durableId="1597440331">
+  <w:num w:numId="25" w16cid:durableId="309527916">
     <w:abstractNumId w:val="5"/>
   </w:num>
-  <w:num w:numId="26" w16cid:durableId="936865954">
+  <w:num w:numId="26" w16cid:durableId="1639067344">
     <w:abstractNumId w:val="22"/>
   </w:num>
   <w:numIdMacAtCleanup w:val="3"/>
